--- a/PRDs/CBM-Entity-Inventory.docx
+++ b/PRDs/CBM-Entity-Inventory.docx
@@ -309,7 +309,7 @@
                 <w:sz w:val="20"/>
                 <w:szCs w:val="20"/>
               </w:rPr>
-              <w:t xml:space="preserve">1.0</w:t>
+              <w:t xml:space="preserve">1.1</w:t>
             </w:r>
           </w:p>
         </w:tc>
@@ -439,7 +439,7 @@
                 <w:sz w:val="20"/>
                 <w:szCs w:val="20"/>
               </w:rPr>
-              <w:t xml:space="preserve">04-01-26 17:00</w:t>
+              <w:t xml:space="preserve">04-04-26 21:45</w:t>
             </w:r>
           </w:p>
         </w:tc>
@@ -594,7 +594,7 @@
           <w:sz w:val="22"/>
           <w:szCs w:val="22"/>
         </w:rPr>
-        <w:t xml:space="preserve">9 (2 native, 7 custom)</w:t>
+        <w:t xml:space="preserve">12 (2 native, 7 custom, 3 TBD)</w:t>
       </w:r>
     </w:p>
     <w:p>
@@ -623,7 +623,7 @@
           <w:sz w:val="22"/>
           <w:szCs w:val="22"/>
         </w:rPr>
-        <w:t xml:space="preserve">21</w:t>
+        <w:t xml:space="preserve">24</w:t>
       </w:r>
     </w:p>
     <w:p>
@@ -652,7 +652,7 @@
           <w:sz w:val="22"/>
           <w:szCs w:val="22"/>
         </w:rPr>
-        <w:t xml:space="preserve">Master PRD; Mentoring Domain PRD v1.0 (MN-INTAKE v2.1, MN-MATCH v2.1, MN-ENGAGE v2.3, MN-INACTIVE v1.2, MN-CLOSE v1.1). Mentor Recruitment, Client Recruiting, and Fundraising domains are represented at summary level from the Master PRD only.</w:t>
+        <w:t xml:space="preserve">Master PRD v2.1 (includes Cross-Domain Services); Mentoring Domain PRD v1.0 (MN-INTAKE v2.1, MN-MATCH v2.1, MN-ENGAGE v2.3, MN-INACTIVE v1.2, MN-CLOSE v1.1). Mentor Recruitment, Client Recruiting, and Fundraising domains are represented at summary level from the Master PRD only. Cross-Domain Service entities (Note, Survey, Survey Response) are at inventory level only — full requirements deferred to service process definition and Entity PRDs.</w:t>
       </w:r>
     </w:p>
     <w:p>
@@ -5400,6 +5400,670 @@
           </w:p>
         </w:tc>
       </w:tr>
+      <w:tr>
+        <w:tc>
+          <w:tcPr>
+            <w:tcW w:type="dxa" w:w="1700"/>
+            <w:tcBorders>
+              <w:top w:val="single" w:color="AAAAAA" w:sz="1"/>
+              <w:left w:val="single" w:color="AAAAAA" w:sz="1"/>
+              <w:bottom w:val="single" w:color="AAAAAA" w:sz="1"/>
+              <w:right w:val="single" w:color="AAAAAA" w:sz="1"/>
+            </w:tcBorders>
+            <w:tcMar>
+              <w:top w:type="dxa" w:w="60"/>
+              <w:left w:type="dxa" w:w="100"/>
+              <w:bottom w:type="dxa" w:w="60"/>
+              <w:right w:type="dxa" w:w="100"/>
+            </w:tcMar>
+          </w:tcPr>
+          <w:p>
+            <w:r>
+              <w:rPr>
+                <w:rFonts w:ascii="Arial" w:cs="Arial" w:eastAsia="Arial" w:hAnsi="Arial"/>
+                <w:b w:val="false"/>
+                <w:bCs w:val="false"/>
+                <w:i w:val="false"/>
+                <w:iCs w:val="false"/>
+                <w:sz w:val="16"/>
+                <w:szCs w:val="16"/>
+              </w:rPr>
+              <w:t xml:space="preserve">Note</w:t>
+            </w:r>
+          </w:p>
+        </w:tc>
+        <w:tc>
+          <w:tcPr>
+            <w:tcW w:type="dxa" w:w="1200"/>
+            <w:tcBorders>
+              <w:top w:val="single" w:color="AAAAAA" w:sz="1"/>
+              <w:left w:val="single" w:color="AAAAAA" w:sz="1"/>
+              <w:bottom w:val="single" w:color="AAAAAA" w:sz="1"/>
+              <w:right w:val="single" w:color="AAAAAA" w:sz="1"/>
+            </w:tcBorders>
+            <w:tcMar>
+              <w:top w:type="dxa" w:w="60"/>
+              <w:left w:type="dxa" w:w="100"/>
+              <w:bottom w:type="dxa" w:w="60"/>
+              <w:right w:type="dxa" w:w="100"/>
+            </w:tcMar>
+          </w:tcPr>
+          <w:p>
+            <w:r>
+              <w:rPr>
+                <w:rFonts w:ascii="Arial" w:cs="Arial" w:eastAsia="Arial" w:hAnsi="Arial"/>
+                <w:b w:val="false"/>
+                <w:bCs w:val="false"/>
+                <w:i w:val="false"/>
+                <w:iCs w:val="false"/>
+                <w:sz w:val="16"/>
+                <w:szCs w:val="16"/>
+              </w:rPr>
+              <w:t xml:space="preserve">Note</w:t>
+            </w:r>
+          </w:p>
+        </w:tc>
+        <w:tc>
+          <w:tcPr>
+            <w:tcW w:type="dxa" w:w="900"/>
+            <w:tcBorders>
+              <w:top w:val="single" w:color="AAAAAA" w:sz="1"/>
+              <w:left w:val="single" w:color="AAAAAA" w:sz="1"/>
+              <w:bottom w:val="single" w:color="AAAAAA" w:sz="1"/>
+              <w:right w:val="single" w:color="AAAAAA" w:sz="1"/>
+            </w:tcBorders>
+            <w:tcMar>
+              <w:top w:type="dxa" w:w="60"/>
+              <w:left w:type="dxa" w:w="100"/>
+              <w:bottom w:type="dxa" w:w="60"/>
+              <w:right w:type="dxa" w:w="100"/>
+            </w:tcMar>
+          </w:tcPr>
+          <w:p>
+            <w:r>
+              <w:rPr>
+                <w:rFonts w:ascii="Arial" w:cs="Arial" w:eastAsia="Arial" w:hAnsi="Arial"/>
+                <w:b w:val="false"/>
+                <w:bCs w:val="false"/>
+                <w:i w:val="false"/>
+                <w:iCs w:val="false"/>
+                <w:sz w:val="16"/>
+                <w:szCs w:val="16"/>
+              </w:rPr>
+              <w:t xml:space="preserve">TBD</w:t>
+            </w:r>
+          </w:p>
+        </w:tc>
+        <w:tc>
+          <w:tcPr>
+            <w:tcW w:type="dxa" w:w="900"/>
+            <w:tcBorders>
+              <w:top w:val="single" w:color="AAAAAA" w:sz="1"/>
+              <w:left w:val="single" w:color="AAAAAA" w:sz="1"/>
+              <w:bottom w:val="single" w:color="AAAAAA" w:sz="1"/>
+              <w:right w:val="single" w:color="AAAAAA" w:sz="1"/>
+            </w:tcBorders>
+            <w:tcMar>
+              <w:top w:type="dxa" w:w="60"/>
+              <w:left w:type="dxa" w:w="100"/>
+              <w:bottom w:type="dxa" w:w="60"/>
+              <w:right w:type="dxa" w:w="100"/>
+            </w:tcMar>
+          </w:tcPr>
+          <w:p>
+            <w:r>
+              <w:rPr>
+                <w:rFonts w:ascii="Arial" w:cs="Arial" w:eastAsia="Arial" w:hAnsi="Arial"/>
+                <w:b w:val="false"/>
+                <w:bCs w:val="false"/>
+                <w:i w:val="false"/>
+                <w:iCs w:val="false"/>
+                <w:sz w:val="16"/>
+                <w:szCs w:val="16"/>
+              </w:rPr>
+              <w:t xml:space="preserve">TBD</w:t>
+            </w:r>
+          </w:p>
+        </w:tc>
+        <w:tc>
+          <w:tcPr>
+            <w:tcW w:type="dxa" w:w="1200"/>
+            <w:tcBorders>
+              <w:top w:val="single" w:color="AAAAAA" w:sz="1"/>
+              <w:left w:val="single" w:color="AAAAAA" w:sz="1"/>
+              <w:bottom w:val="single" w:color="AAAAAA" w:sz="1"/>
+              <w:right w:val="single" w:color="AAAAAA" w:sz="1"/>
+            </w:tcBorders>
+            <w:tcMar>
+              <w:top w:type="dxa" w:w="60"/>
+              <w:left w:type="dxa" w:w="100"/>
+              <w:bottom w:type="dxa" w:w="60"/>
+              <w:right w:type="dxa" w:w="100"/>
+            </w:tcMar>
+          </w:tcPr>
+          <w:p>
+            <w:r>
+              <w:rPr>
+                <w:rFonts w:ascii="Arial" w:cs="Arial" w:eastAsia="Arial" w:hAnsi="Arial"/>
+                <w:b w:val="false"/>
+                <w:bCs w:val="false"/>
+                <w:i w:val="false"/>
+                <w:iCs w:val="false"/>
+                <w:sz w:val="16"/>
+                <w:szCs w:val="16"/>
+              </w:rPr>
+              <w:t xml:space="preserve">—</w:t>
+            </w:r>
+          </w:p>
+        </w:tc>
+        <w:tc>
+          <w:tcPr>
+            <w:tcW w:type="dxa" w:w="1300"/>
+            <w:tcBorders>
+              <w:top w:val="single" w:color="AAAAAA" w:sz="1"/>
+              <w:left w:val="single" w:color="AAAAAA" w:sz="1"/>
+              <w:bottom w:val="single" w:color="AAAAAA" w:sz="1"/>
+              <w:right w:val="single" w:color="AAAAAA" w:sz="1"/>
+            </w:tcBorders>
+            <w:tcMar>
+              <w:top w:type="dxa" w:w="60"/>
+              <w:left w:type="dxa" w:w="100"/>
+              <w:bottom w:type="dxa" w:w="60"/>
+              <w:right w:type="dxa" w:w="100"/>
+            </w:tcMar>
+          </w:tcPr>
+          <w:p>
+            <w:r>
+              <w:rPr>
+                <w:rFonts w:ascii="Arial" w:cs="Arial" w:eastAsia="Arial" w:hAnsi="Arial"/>
+                <w:b w:val="false"/>
+                <w:bCs w:val="false"/>
+                <w:i w:val="false"/>
+                <w:iCs w:val="false"/>
+                <w:sz w:val="16"/>
+                <w:szCs w:val="16"/>
+              </w:rPr>
+              <w:t xml:space="preserve">—</w:t>
+            </w:r>
+          </w:p>
+        </w:tc>
+        <w:tc>
+          <w:tcPr>
+            <w:tcW w:type="dxa" w:w="2160"/>
+            <w:tcBorders>
+              <w:top w:val="single" w:color="AAAAAA" w:sz="1"/>
+              <w:left w:val="single" w:color="AAAAAA" w:sz="1"/>
+              <w:bottom w:val="single" w:color="AAAAAA" w:sz="1"/>
+              <w:right w:val="single" w:color="AAAAAA" w:sz="1"/>
+            </w:tcBorders>
+            <w:tcMar>
+              <w:top w:type="dxa" w:w="60"/>
+              <w:left w:type="dxa" w:w="100"/>
+              <w:bottom w:type="dxa" w:w="60"/>
+              <w:right w:type="dxa" w:w="100"/>
+            </w:tcMar>
+          </w:tcPr>
+          <w:p>
+            <w:r>
+              <w:rPr>
+                <w:rFonts w:ascii="Arial" w:cs="Arial" w:eastAsia="Arial" w:hAnsi="Arial"/>
+                <w:b w:val="false"/>
+                <w:bCs w:val="false"/>
+                <w:i w:val="false"/>
+                <w:iCs w:val="false"/>
+                <w:sz w:val="16"/>
+                <w:szCs w:val="16"/>
+              </w:rPr>
+              <w:t xml:space="preserve">All (Notes Svc)</w:t>
+            </w:r>
+          </w:p>
+        </w:tc>
+      </w:tr>
+      <w:tr>
+        <w:tc>
+          <w:tcPr>
+            <w:tcW w:type="dxa" w:w="1700"/>
+            <w:tcBorders>
+              <w:top w:val="single" w:color="AAAAAA" w:sz="1"/>
+              <w:left w:val="single" w:color="AAAAAA" w:sz="1"/>
+              <w:bottom w:val="single" w:color="AAAAAA" w:sz="1"/>
+              <w:right w:val="single" w:color="AAAAAA" w:sz="1"/>
+            </w:tcBorders>
+            <w:shd w:fill="F2F7FB" w:val="clear"/>
+            <w:tcMar>
+              <w:top w:type="dxa" w:w="60"/>
+              <w:left w:type="dxa" w:w="100"/>
+              <w:bottom w:type="dxa" w:w="60"/>
+              <w:right w:type="dxa" w:w="100"/>
+            </w:tcMar>
+          </w:tcPr>
+          <w:p>
+            <w:r>
+              <w:rPr>
+                <w:rFonts w:ascii="Arial" w:cs="Arial" w:eastAsia="Arial" w:hAnsi="Arial"/>
+                <w:b w:val="false"/>
+                <w:bCs w:val="false"/>
+                <w:i w:val="false"/>
+                <w:iCs w:val="false"/>
+                <w:sz w:val="16"/>
+                <w:szCs w:val="16"/>
+              </w:rPr>
+              <w:t xml:space="preserve">Survey</w:t>
+            </w:r>
+          </w:p>
+        </w:tc>
+        <w:tc>
+          <w:tcPr>
+            <w:tcW w:type="dxa" w:w="1200"/>
+            <w:tcBorders>
+              <w:top w:val="single" w:color="AAAAAA" w:sz="1"/>
+              <w:left w:val="single" w:color="AAAAAA" w:sz="1"/>
+              <w:bottom w:val="single" w:color="AAAAAA" w:sz="1"/>
+              <w:right w:val="single" w:color="AAAAAA" w:sz="1"/>
+            </w:tcBorders>
+            <w:shd w:fill="F2F7FB" w:val="clear"/>
+            <w:tcMar>
+              <w:top w:type="dxa" w:w="60"/>
+              <w:left w:type="dxa" w:w="100"/>
+              <w:bottom w:type="dxa" w:w="60"/>
+              <w:right w:type="dxa" w:w="100"/>
+            </w:tcMar>
+          </w:tcPr>
+          <w:p>
+            <w:r>
+              <w:rPr>
+                <w:rFonts w:ascii="Arial" w:cs="Arial" w:eastAsia="Arial" w:hAnsi="Arial"/>
+                <w:b w:val="false"/>
+                <w:bCs w:val="false"/>
+                <w:i w:val="false"/>
+                <w:iCs w:val="false"/>
+                <w:sz w:val="16"/>
+                <w:szCs w:val="16"/>
+              </w:rPr>
+              <w:t xml:space="preserve">Survey</w:t>
+            </w:r>
+          </w:p>
+        </w:tc>
+        <w:tc>
+          <w:tcPr>
+            <w:tcW w:type="dxa" w:w="900"/>
+            <w:tcBorders>
+              <w:top w:val="single" w:color="AAAAAA" w:sz="1"/>
+              <w:left w:val="single" w:color="AAAAAA" w:sz="1"/>
+              <w:bottom w:val="single" w:color="AAAAAA" w:sz="1"/>
+              <w:right w:val="single" w:color="AAAAAA" w:sz="1"/>
+            </w:tcBorders>
+            <w:shd w:fill="F2F7FB" w:val="clear"/>
+            <w:tcMar>
+              <w:top w:type="dxa" w:w="60"/>
+              <w:left w:type="dxa" w:w="100"/>
+              <w:bottom w:type="dxa" w:w="60"/>
+              <w:right w:type="dxa" w:w="100"/>
+            </w:tcMar>
+          </w:tcPr>
+          <w:p>
+            <w:r>
+              <w:rPr>
+                <w:rFonts w:ascii="Arial" w:cs="Arial" w:eastAsia="Arial" w:hAnsi="Arial"/>
+                <w:b w:val="false"/>
+                <w:bCs w:val="false"/>
+                <w:i w:val="false"/>
+                <w:iCs w:val="false"/>
+                <w:sz w:val="16"/>
+                <w:szCs w:val="16"/>
+              </w:rPr>
+              <w:t xml:space="preserve">TBD</w:t>
+            </w:r>
+          </w:p>
+        </w:tc>
+        <w:tc>
+          <w:tcPr>
+            <w:tcW w:type="dxa" w:w="900"/>
+            <w:tcBorders>
+              <w:top w:val="single" w:color="AAAAAA" w:sz="1"/>
+              <w:left w:val="single" w:color="AAAAAA" w:sz="1"/>
+              <w:bottom w:val="single" w:color="AAAAAA" w:sz="1"/>
+              <w:right w:val="single" w:color="AAAAAA" w:sz="1"/>
+            </w:tcBorders>
+            <w:shd w:fill="F2F7FB" w:val="clear"/>
+            <w:tcMar>
+              <w:top w:type="dxa" w:w="60"/>
+              <w:left w:type="dxa" w:w="100"/>
+              <w:bottom w:type="dxa" w:w="60"/>
+              <w:right w:type="dxa" w:w="100"/>
+            </w:tcMar>
+          </w:tcPr>
+          <w:p>
+            <w:r>
+              <w:rPr>
+                <w:rFonts w:ascii="Arial" w:cs="Arial" w:eastAsia="Arial" w:hAnsi="Arial"/>
+                <w:b w:val="false"/>
+                <w:bCs w:val="false"/>
+                <w:i w:val="false"/>
+                <w:iCs w:val="false"/>
+                <w:sz w:val="16"/>
+                <w:szCs w:val="16"/>
+              </w:rPr>
+              <w:t xml:space="preserve">TBD</w:t>
+            </w:r>
+          </w:p>
+        </w:tc>
+        <w:tc>
+          <w:tcPr>
+            <w:tcW w:type="dxa" w:w="1200"/>
+            <w:tcBorders>
+              <w:top w:val="single" w:color="AAAAAA" w:sz="1"/>
+              <w:left w:val="single" w:color="AAAAAA" w:sz="1"/>
+              <w:bottom w:val="single" w:color="AAAAAA" w:sz="1"/>
+              <w:right w:val="single" w:color="AAAAAA" w:sz="1"/>
+            </w:tcBorders>
+            <w:shd w:fill="F2F7FB" w:val="clear"/>
+            <w:tcMar>
+              <w:top w:type="dxa" w:w="60"/>
+              <w:left w:type="dxa" w:w="100"/>
+              <w:bottom w:type="dxa" w:w="60"/>
+              <w:right w:type="dxa" w:w="100"/>
+            </w:tcMar>
+          </w:tcPr>
+          <w:p>
+            <w:r>
+              <w:rPr>
+                <w:rFonts w:ascii="Arial" w:cs="Arial" w:eastAsia="Arial" w:hAnsi="Arial"/>
+                <w:b w:val="false"/>
+                <w:bCs w:val="false"/>
+                <w:i w:val="false"/>
+                <w:iCs w:val="false"/>
+                <w:sz w:val="16"/>
+                <w:szCs w:val="16"/>
+              </w:rPr>
+              <w:t xml:space="preserve">—</w:t>
+            </w:r>
+          </w:p>
+        </w:tc>
+        <w:tc>
+          <w:tcPr>
+            <w:tcW w:type="dxa" w:w="1300"/>
+            <w:tcBorders>
+              <w:top w:val="single" w:color="AAAAAA" w:sz="1"/>
+              <w:left w:val="single" w:color="AAAAAA" w:sz="1"/>
+              <w:bottom w:val="single" w:color="AAAAAA" w:sz="1"/>
+              <w:right w:val="single" w:color="AAAAAA" w:sz="1"/>
+            </w:tcBorders>
+            <w:shd w:fill="F2F7FB" w:val="clear"/>
+            <w:tcMar>
+              <w:top w:type="dxa" w:w="60"/>
+              <w:left w:type="dxa" w:w="100"/>
+              <w:bottom w:type="dxa" w:w="60"/>
+              <w:right w:type="dxa" w:w="100"/>
+            </w:tcMar>
+          </w:tcPr>
+          <w:p>
+            <w:r>
+              <w:rPr>
+                <w:rFonts w:ascii="Arial" w:cs="Arial" w:eastAsia="Arial" w:hAnsi="Arial"/>
+                <w:b w:val="false"/>
+                <w:bCs w:val="false"/>
+                <w:i w:val="false"/>
+                <w:iCs w:val="false"/>
+                <w:sz w:val="16"/>
+                <w:szCs w:val="16"/>
+              </w:rPr>
+              <w:t xml:space="preserve">—</w:t>
+            </w:r>
+          </w:p>
+        </w:tc>
+        <w:tc>
+          <w:tcPr>
+            <w:tcW w:type="dxa" w:w="2160"/>
+            <w:tcBorders>
+              <w:top w:val="single" w:color="AAAAAA" w:sz="1"/>
+              <w:left w:val="single" w:color="AAAAAA" w:sz="1"/>
+              <w:bottom w:val="single" w:color="AAAAAA" w:sz="1"/>
+              <w:right w:val="single" w:color="AAAAAA" w:sz="1"/>
+            </w:tcBorders>
+            <w:shd w:fill="F2F7FB" w:val="clear"/>
+            <w:tcMar>
+              <w:top w:type="dxa" w:w="60"/>
+              <w:left w:type="dxa" w:w="100"/>
+              <w:bottom w:type="dxa" w:w="60"/>
+              <w:right w:type="dxa" w:w="100"/>
+            </w:tcMar>
+          </w:tcPr>
+          <w:p>
+            <w:r>
+              <w:rPr>
+                <w:rFonts w:ascii="Arial" w:cs="Arial" w:eastAsia="Arial" w:hAnsi="Arial"/>
+                <w:b w:val="false"/>
+                <w:bCs w:val="false"/>
+                <w:i w:val="false"/>
+                <w:iCs w:val="false"/>
+                <w:sz w:val="16"/>
+                <w:szCs w:val="16"/>
+              </w:rPr>
+              <w:t xml:space="preserve">MN, CR (Survey Svc)</w:t>
+            </w:r>
+          </w:p>
+        </w:tc>
+      </w:tr>
+      <w:tr>
+        <w:tc>
+          <w:tcPr>
+            <w:tcW w:type="dxa" w:w="1700"/>
+            <w:tcBorders>
+              <w:top w:val="single" w:color="AAAAAA" w:sz="1"/>
+              <w:left w:val="single" w:color="AAAAAA" w:sz="1"/>
+              <w:bottom w:val="single" w:color="AAAAAA" w:sz="1"/>
+              <w:right w:val="single" w:color="AAAAAA" w:sz="1"/>
+            </w:tcBorders>
+            <w:tcMar>
+              <w:top w:type="dxa" w:w="60"/>
+              <w:left w:type="dxa" w:w="100"/>
+              <w:bottom w:type="dxa" w:w="60"/>
+              <w:right w:type="dxa" w:w="100"/>
+            </w:tcMar>
+          </w:tcPr>
+          <w:p>
+            <w:r>
+              <w:rPr>
+                <w:rFonts w:ascii="Arial" w:cs="Arial" w:eastAsia="Arial" w:hAnsi="Arial"/>
+                <w:b w:val="false"/>
+                <w:bCs w:val="false"/>
+                <w:i w:val="false"/>
+                <w:iCs w:val="false"/>
+                <w:sz w:val="16"/>
+                <w:szCs w:val="16"/>
+              </w:rPr>
+              <w:t xml:space="preserve">Survey Response</w:t>
+            </w:r>
+          </w:p>
+        </w:tc>
+        <w:tc>
+          <w:tcPr>
+            <w:tcW w:type="dxa" w:w="1200"/>
+            <w:tcBorders>
+              <w:top w:val="single" w:color="AAAAAA" w:sz="1"/>
+              <w:left w:val="single" w:color="AAAAAA" w:sz="1"/>
+              <w:bottom w:val="single" w:color="AAAAAA" w:sz="1"/>
+              <w:right w:val="single" w:color="AAAAAA" w:sz="1"/>
+            </w:tcBorders>
+            <w:tcMar>
+              <w:top w:type="dxa" w:w="60"/>
+              <w:left w:type="dxa" w:w="100"/>
+              <w:bottom w:type="dxa" w:w="60"/>
+              <w:right w:type="dxa" w:w="100"/>
+            </w:tcMar>
+          </w:tcPr>
+          <w:p>
+            <w:r>
+              <w:rPr>
+                <w:rFonts w:ascii="Arial" w:cs="Arial" w:eastAsia="Arial" w:hAnsi="Arial"/>
+                <w:b w:val="false"/>
+                <w:bCs w:val="false"/>
+                <w:i w:val="false"/>
+                <w:iCs w:val="false"/>
+                <w:sz w:val="16"/>
+                <w:szCs w:val="16"/>
+              </w:rPr>
+              <w:t xml:space="preserve">Survey Response</w:t>
+            </w:r>
+          </w:p>
+        </w:tc>
+        <w:tc>
+          <w:tcPr>
+            <w:tcW w:type="dxa" w:w="900"/>
+            <w:tcBorders>
+              <w:top w:val="single" w:color="AAAAAA" w:sz="1"/>
+              <w:left w:val="single" w:color="AAAAAA" w:sz="1"/>
+              <w:bottom w:val="single" w:color="AAAAAA" w:sz="1"/>
+              <w:right w:val="single" w:color="AAAAAA" w:sz="1"/>
+            </w:tcBorders>
+            <w:tcMar>
+              <w:top w:type="dxa" w:w="60"/>
+              <w:left w:type="dxa" w:w="100"/>
+              <w:bottom w:type="dxa" w:w="60"/>
+              <w:right w:type="dxa" w:w="100"/>
+            </w:tcMar>
+          </w:tcPr>
+          <w:p>
+            <w:r>
+              <w:rPr>
+                <w:rFonts w:ascii="Arial" w:cs="Arial" w:eastAsia="Arial" w:hAnsi="Arial"/>
+                <w:b w:val="false"/>
+                <w:bCs w:val="false"/>
+                <w:i w:val="false"/>
+                <w:iCs w:val="false"/>
+                <w:sz w:val="16"/>
+                <w:szCs w:val="16"/>
+              </w:rPr>
+              <w:t xml:space="preserve">TBD</w:t>
+            </w:r>
+          </w:p>
+        </w:tc>
+        <w:tc>
+          <w:tcPr>
+            <w:tcW w:type="dxa" w:w="900"/>
+            <w:tcBorders>
+              <w:top w:val="single" w:color="AAAAAA" w:sz="1"/>
+              <w:left w:val="single" w:color="AAAAAA" w:sz="1"/>
+              <w:bottom w:val="single" w:color="AAAAAA" w:sz="1"/>
+              <w:right w:val="single" w:color="AAAAAA" w:sz="1"/>
+            </w:tcBorders>
+            <w:tcMar>
+              <w:top w:type="dxa" w:w="60"/>
+              <w:left w:type="dxa" w:w="100"/>
+              <w:bottom w:type="dxa" w:w="60"/>
+              <w:right w:type="dxa" w:w="100"/>
+            </w:tcMar>
+          </w:tcPr>
+          <w:p>
+            <w:r>
+              <w:rPr>
+                <w:rFonts w:ascii="Arial" w:cs="Arial" w:eastAsia="Arial" w:hAnsi="Arial"/>
+                <w:b w:val="false"/>
+                <w:bCs w:val="false"/>
+                <w:i w:val="false"/>
+                <w:iCs w:val="false"/>
+                <w:sz w:val="16"/>
+                <w:szCs w:val="16"/>
+              </w:rPr>
+              <w:t xml:space="preserve">TBD</w:t>
+            </w:r>
+          </w:p>
+        </w:tc>
+        <w:tc>
+          <w:tcPr>
+            <w:tcW w:type="dxa" w:w="1200"/>
+            <w:tcBorders>
+              <w:top w:val="single" w:color="AAAAAA" w:sz="1"/>
+              <w:left w:val="single" w:color="AAAAAA" w:sz="1"/>
+              <w:bottom w:val="single" w:color="AAAAAA" w:sz="1"/>
+              <w:right w:val="single" w:color="AAAAAA" w:sz="1"/>
+            </w:tcBorders>
+            <w:tcMar>
+              <w:top w:type="dxa" w:w="60"/>
+              <w:left w:type="dxa" w:w="100"/>
+              <w:bottom w:type="dxa" w:w="60"/>
+              <w:right w:type="dxa" w:w="100"/>
+            </w:tcMar>
+          </w:tcPr>
+          <w:p>
+            <w:r>
+              <w:rPr>
+                <w:rFonts w:ascii="Arial" w:cs="Arial" w:eastAsia="Arial" w:hAnsi="Arial"/>
+                <w:b w:val="false"/>
+                <w:bCs w:val="false"/>
+                <w:i w:val="false"/>
+                <w:iCs w:val="false"/>
+                <w:sz w:val="16"/>
+                <w:szCs w:val="16"/>
+              </w:rPr>
+              <w:t xml:space="preserve">—</w:t>
+            </w:r>
+          </w:p>
+        </w:tc>
+        <w:tc>
+          <w:tcPr>
+            <w:tcW w:type="dxa" w:w="1300"/>
+            <w:tcBorders>
+              <w:top w:val="single" w:color="AAAAAA" w:sz="1"/>
+              <w:left w:val="single" w:color="AAAAAA" w:sz="1"/>
+              <w:bottom w:val="single" w:color="AAAAAA" w:sz="1"/>
+              <w:right w:val="single" w:color="AAAAAA" w:sz="1"/>
+            </w:tcBorders>
+            <w:tcMar>
+              <w:top w:type="dxa" w:w="60"/>
+              <w:left w:type="dxa" w:w="100"/>
+              <w:bottom w:type="dxa" w:w="60"/>
+              <w:right w:type="dxa" w:w="100"/>
+            </w:tcMar>
+          </w:tcPr>
+          <w:p>
+            <w:r>
+              <w:rPr>
+                <w:rFonts w:ascii="Arial" w:cs="Arial" w:eastAsia="Arial" w:hAnsi="Arial"/>
+                <w:b w:val="false"/>
+                <w:bCs w:val="false"/>
+                <w:i w:val="false"/>
+                <w:iCs w:val="false"/>
+                <w:sz w:val="16"/>
+                <w:szCs w:val="16"/>
+              </w:rPr>
+              <w:t xml:space="preserve">—</w:t>
+            </w:r>
+          </w:p>
+        </w:tc>
+        <w:tc>
+          <w:tcPr>
+            <w:tcW w:type="dxa" w:w="2160"/>
+            <w:tcBorders>
+              <w:top w:val="single" w:color="AAAAAA" w:sz="1"/>
+              <w:left w:val="single" w:color="AAAAAA" w:sz="1"/>
+              <w:bottom w:val="single" w:color="AAAAAA" w:sz="1"/>
+              <w:right w:val="single" w:color="AAAAAA" w:sz="1"/>
+            </w:tcBorders>
+            <w:tcMar>
+              <w:top w:type="dxa" w:w="60"/>
+              <w:left w:type="dxa" w:w="100"/>
+              <w:bottom w:type="dxa" w:w="60"/>
+              <w:right w:type="dxa" w:w="100"/>
+            </w:tcMar>
+          </w:tcPr>
+          <w:p>
+            <w:r>
+              <w:rPr>
+                <w:rFonts w:ascii="Arial" w:cs="Arial" w:eastAsia="Arial" w:hAnsi="Arial"/>
+                <w:b w:val="false"/>
+                <w:bCs w:val="false"/>
+                <w:i w:val="false"/>
+                <w:iCs w:val="false"/>
+                <w:sz w:val="16"/>
+                <w:szCs w:val="16"/>
+              </w:rPr>
+              <w:t xml:space="preserve">MN, CR (Survey Svc)</w:t>
+            </w:r>
+          </w:p>
+        </w:tc>
+      </w:tr>
     </w:tbl>
     <w:p>
       <w:r>
@@ -11524,6 +12188,627 @@
           </w:p>
         </w:tc>
       </w:tr>
+      <w:tr>
+        <w:tc>
+          <w:tcPr>
+            <w:tcW w:type="dxa" w:w="2400"/>
+            <w:tcBorders>
+              <w:top w:val="single" w:color="AAAAAA" w:sz="1"/>
+              <w:left w:val="single" w:color="AAAAAA" w:sz="1"/>
+              <w:bottom w:val="single" w:color="AAAAAA" w:sz="1"/>
+              <w:right w:val="single" w:color="AAAAAA" w:sz="1"/>
+            </w:tcBorders>
+            <w:shd w:fill="F2F7FB" w:val="clear"/>
+            <w:tcMar>
+              <w:top w:type="dxa" w:w="60"/>
+              <w:left w:type="dxa" w:w="100"/>
+              <w:bottom w:type="dxa" w:w="60"/>
+              <w:right w:type="dxa" w:w="100"/>
+            </w:tcMar>
+          </w:tcPr>
+          <w:p>
+            <w:r>
+              <w:rPr>
+                <w:rFonts w:ascii="Arial" w:cs="Arial" w:eastAsia="Arial" w:hAnsi="Arial"/>
+                <w:b/>
+                <w:bCs/>
+                <w:i w:val="false"/>
+                <w:iCs w:val="false"/>
+                <w:sz w:val="20"/>
+                <w:szCs w:val="20"/>
+              </w:rPr>
+              <w:t xml:space="preserve">Note †</w:t>
+            </w:r>
+          </w:p>
+        </w:tc>
+        <w:tc>
+          <w:tcPr>
+            <w:tcW w:type="dxa" w:w="1240"/>
+            <w:tcBorders>
+              <w:top w:val="single" w:color="AAAAAA" w:sz="1"/>
+              <w:left w:val="single" w:color="AAAAAA" w:sz="1"/>
+              <w:bottom w:val="single" w:color="AAAAAA" w:sz="1"/>
+              <w:right w:val="single" w:color="AAAAAA" w:sz="1"/>
+            </w:tcBorders>
+            <w:shd w:fill="F2F7FB" w:val="clear"/>
+            <w:tcMar>
+              <w:top w:type="dxa" w:w="60"/>
+              <w:left w:type="dxa" w:w="100"/>
+              <w:bottom w:type="dxa" w:w="60"/>
+              <w:right w:type="dxa" w:w="100"/>
+            </w:tcMar>
+          </w:tcPr>
+          <w:p>
+            <w:pPr>
+              <w:jc w:val="center"/>
+            </w:pPr>
+            <w:r>
+              <w:rPr>
+                <w:rFonts w:ascii="Arial" w:cs="Arial" w:eastAsia="Arial" w:hAnsi="Arial"/>
+                <w:b w:val="false"/>
+                <w:bCs w:val="false"/>
+                <w:i w:val="false"/>
+                <w:iCs w:val="false"/>
+                <w:sz w:val="20"/>
+                <w:szCs w:val="20"/>
+              </w:rPr>
+              <w:t xml:space="preserve">✓</w:t>
+            </w:r>
+          </w:p>
+        </w:tc>
+        <w:tc>
+          <w:tcPr>
+            <w:tcW w:type="dxa" w:w="1240"/>
+            <w:tcBorders>
+              <w:top w:val="single" w:color="AAAAAA" w:sz="1"/>
+              <w:left w:val="single" w:color="AAAAAA" w:sz="1"/>
+              <w:bottom w:val="single" w:color="AAAAAA" w:sz="1"/>
+              <w:right w:val="single" w:color="AAAAAA" w:sz="1"/>
+            </w:tcBorders>
+            <w:shd w:fill="F2F7FB" w:val="clear"/>
+            <w:tcMar>
+              <w:top w:type="dxa" w:w="60"/>
+              <w:left w:type="dxa" w:w="100"/>
+              <w:bottom w:type="dxa" w:w="60"/>
+              <w:right w:type="dxa" w:w="100"/>
+            </w:tcMar>
+          </w:tcPr>
+          <w:p>
+            <w:pPr>
+              <w:jc w:val="center"/>
+            </w:pPr>
+            <w:r>
+              <w:rPr>
+                <w:rFonts w:ascii="Arial" w:cs="Arial" w:eastAsia="Arial" w:hAnsi="Arial"/>
+                <w:b w:val="false"/>
+                <w:bCs w:val="false"/>
+                <w:i w:val="false"/>
+                <w:iCs w:val="false"/>
+                <w:sz w:val="20"/>
+                <w:szCs w:val="20"/>
+              </w:rPr>
+              <w:t xml:space="preserve">✓</w:t>
+            </w:r>
+          </w:p>
+        </w:tc>
+        <w:tc>
+          <w:tcPr>
+            <w:tcW w:type="dxa" w:w="1240"/>
+            <w:tcBorders>
+              <w:top w:val="single" w:color="AAAAAA" w:sz="1"/>
+              <w:left w:val="single" w:color="AAAAAA" w:sz="1"/>
+              <w:bottom w:val="single" w:color="AAAAAA" w:sz="1"/>
+              <w:right w:val="single" w:color="AAAAAA" w:sz="1"/>
+            </w:tcBorders>
+            <w:shd w:fill="F2F7FB" w:val="clear"/>
+            <w:tcMar>
+              <w:top w:type="dxa" w:w="60"/>
+              <w:left w:type="dxa" w:w="100"/>
+              <w:bottom w:type="dxa" w:w="60"/>
+              <w:right w:type="dxa" w:w="100"/>
+            </w:tcMar>
+          </w:tcPr>
+          <w:p>
+            <w:pPr>
+              <w:jc w:val="center"/>
+            </w:pPr>
+            <w:r>
+              <w:rPr>
+                <w:rFonts w:ascii="Arial" w:cs="Arial" w:eastAsia="Arial" w:hAnsi="Arial"/>
+                <w:b w:val="false"/>
+                <w:bCs w:val="false"/>
+                <w:i w:val="false"/>
+                <w:iCs w:val="false"/>
+                <w:sz w:val="20"/>
+                <w:szCs w:val="20"/>
+              </w:rPr>
+              <w:t xml:space="preserve">✓</w:t>
+            </w:r>
+          </w:p>
+        </w:tc>
+        <w:tc>
+          <w:tcPr>
+            <w:tcW w:type="dxa" w:w="1240"/>
+            <w:tcBorders>
+              <w:top w:val="single" w:color="AAAAAA" w:sz="1"/>
+              <w:left w:val="single" w:color="AAAAAA" w:sz="1"/>
+              <w:bottom w:val="single" w:color="AAAAAA" w:sz="1"/>
+              <w:right w:val="single" w:color="AAAAAA" w:sz="1"/>
+            </w:tcBorders>
+            <w:shd w:fill="F2F7FB" w:val="clear"/>
+            <w:tcMar>
+              <w:top w:type="dxa" w:w="60"/>
+              <w:left w:type="dxa" w:w="100"/>
+              <w:bottom w:type="dxa" w:w="60"/>
+              <w:right w:type="dxa" w:w="100"/>
+            </w:tcMar>
+          </w:tcPr>
+          <w:p>
+            <w:pPr>
+              <w:jc w:val="center"/>
+            </w:pPr>
+            <w:r>
+              <w:rPr>
+                <w:rFonts w:ascii="Arial" w:cs="Arial" w:eastAsia="Arial" w:hAnsi="Arial"/>
+                <w:b w:val="false"/>
+                <w:bCs w:val="false"/>
+                <w:i w:val="false"/>
+                <w:iCs w:val="false"/>
+                <w:sz w:val="20"/>
+                <w:szCs w:val="20"/>
+              </w:rPr>
+              <w:t xml:space="preserve">✓</w:t>
+            </w:r>
+          </w:p>
+        </w:tc>
+        <w:tc>
+          <w:tcPr>
+            <w:tcW w:type="dxa" w:w="2000"/>
+            <w:tcBorders>
+              <w:top w:val="single" w:color="AAAAAA" w:sz="1"/>
+              <w:left w:val="single" w:color="AAAAAA" w:sz="1"/>
+              <w:bottom w:val="single" w:color="AAAAAA" w:sz="1"/>
+              <w:right w:val="single" w:color="AAAAAA" w:sz="1"/>
+            </w:tcBorders>
+            <w:shd w:fill="F2F7FB" w:val="clear"/>
+            <w:tcMar>
+              <w:top w:type="dxa" w:w="60"/>
+              <w:left w:type="dxa" w:w="100"/>
+              <w:bottom w:type="dxa" w:w="60"/>
+              <w:right w:type="dxa" w:w="100"/>
+            </w:tcMar>
+          </w:tcPr>
+          <w:p>
+            <w:pPr>
+              <w:jc w:val="center"/>
+            </w:pPr>
+            <w:r>
+              <w:rPr>
+                <w:rFonts w:ascii="Arial" w:cs="Arial" w:eastAsia="Arial" w:hAnsi="Arial"/>
+                <w:b w:val="false"/>
+                <w:bCs w:val="false"/>
+                <w:i w:val="false"/>
+                <w:iCs w:val="false"/>
+                <w:sz w:val="20"/>
+                <w:szCs w:val="20"/>
+              </w:rPr>
+              <w:t xml:space="preserve">4 (all)</w:t>
+            </w:r>
+          </w:p>
+        </w:tc>
+      </w:tr>
+      <w:tr>
+        <w:tc>
+          <w:tcPr>
+            <w:tcW w:type="dxa" w:w="2400"/>
+            <w:tcBorders>
+              <w:top w:val="single" w:color="AAAAAA" w:sz="1"/>
+              <w:left w:val="single" w:color="AAAAAA" w:sz="1"/>
+              <w:bottom w:val="single" w:color="AAAAAA" w:sz="1"/>
+              <w:right w:val="single" w:color="AAAAAA" w:sz="1"/>
+            </w:tcBorders>
+            <w:tcMar>
+              <w:top w:type="dxa" w:w="60"/>
+              <w:left w:type="dxa" w:w="100"/>
+              <w:bottom w:type="dxa" w:w="60"/>
+              <w:right w:type="dxa" w:w="100"/>
+            </w:tcMar>
+          </w:tcPr>
+          <w:p>
+            <w:r>
+              <w:rPr>
+                <w:rFonts w:ascii="Arial" w:cs="Arial" w:eastAsia="Arial" w:hAnsi="Arial"/>
+                <w:b/>
+                <w:bCs/>
+                <w:i w:val="false"/>
+                <w:iCs w:val="false"/>
+                <w:sz w:val="20"/>
+                <w:szCs w:val="20"/>
+              </w:rPr>
+              <w:t xml:space="preserve">Survey †</w:t>
+            </w:r>
+          </w:p>
+        </w:tc>
+        <w:tc>
+          <w:tcPr>
+            <w:tcW w:type="dxa" w:w="1240"/>
+            <w:tcBorders>
+              <w:top w:val="single" w:color="AAAAAA" w:sz="1"/>
+              <w:left w:val="single" w:color="AAAAAA" w:sz="1"/>
+              <w:bottom w:val="single" w:color="AAAAAA" w:sz="1"/>
+              <w:right w:val="single" w:color="AAAAAA" w:sz="1"/>
+            </w:tcBorders>
+            <w:tcMar>
+              <w:top w:type="dxa" w:w="60"/>
+              <w:left w:type="dxa" w:w="100"/>
+              <w:bottom w:type="dxa" w:w="60"/>
+              <w:right w:type="dxa" w:w="100"/>
+            </w:tcMar>
+          </w:tcPr>
+          <w:p>
+            <w:pPr>
+              <w:jc w:val="center"/>
+            </w:pPr>
+            <w:r>
+              <w:rPr>
+                <w:rFonts w:ascii="Arial" w:cs="Arial" w:eastAsia="Arial" w:hAnsi="Arial"/>
+                <w:b w:val="false"/>
+                <w:bCs w:val="false"/>
+                <w:i w:val="false"/>
+                <w:iCs w:val="false"/>
+                <w:sz w:val="20"/>
+                <w:szCs w:val="20"/>
+              </w:rPr>
+              <w:t xml:space="preserve">✓</w:t>
+            </w:r>
+          </w:p>
+        </w:tc>
+        <w:tc>
+          <w:tcPr>
+            <w:tcW w:type="dxa" w:w="1240"/>
+            <w:tcBorders>
+              <w:top w:val="single" w:color="AAAAAA" w:sz="1"/>
+              <w:left w:val="single" w:color="AAAAAA" w:sz="1"/>
+              <w:bottom w:val="single" w:color="AAAAAA" w:sz="1"/>
+              <w:right w:val="single" w:color="AAAAAA" w:sz="1"/>
+            </w:tcBorders>
+            <w:tcMar>
+              <w:top w:type="dxa" w:w="60"/>
+              <w:left w:type="dxa" w:w="100"/>
+              <w:bottom w:type="dxa" w:w="60"/>
+              <w:right w:type="dxa" w:w="100"/>
+            </w:tcMar>
+          </w:tcPr>
+          <w:p>
+            <w:pPr>
+              <w:jc w:val="center"/>
+            </w:pPr>
+            <w:r>
+              <w:rPr>
+                <w:rFonts w:ascii="Arial" w:cs="Arial" w:eastAsia="Arial" w:hAnsi="Arial"/>
+                <w:b w:val="false"/>
+                <w:bCs w:val="false"/>
+                <w:i w:val="false"/>
+                <w:iCs w:val="false"/>
+                <w:sz w:val="20"/>
+                <w:szCs w:val="20"/>
+              </w:rPr>
+              <w:t xml:space="preserve"/>
+            </w:r>
+          </w:p>
+        </w:tc>
+        <w:tc>
+          <w:tcPr>
+            <w:tcW w:type="dxa" w:w="1240"/>
+            <w:tcBorders>
+              <w:top w:val="single" w:color="AAAAAA" w:sz="1"/>
+              <w:left w:val="single" w:color="AAAAAA" w:sz="1"/>
+              <w:bottom w:val="single" w:color="AAAAAA" w:sz="1"/>
+              <w:right w:val="single" w:color="AAAAAA" w:sz="1"/>
+            </w:tcBorders>
+            <w:tcMar>
+              <w:top w:type="dxa" w:w="60"/>
+              <w:left w:type="dxa" w:w="100"/>
+              <w:bottom w:type="dxa" w:w="60"/>
+              <w:right w:type="dxa" w:w="100"/>
+            </w:tcMar>
+          </w:tcPr>
+          <w:p>
+            <w:pPr>
+              <w:jc w:val="center"/>
+            </w:pPr>
+            <w:r>
+              <w:rPr>
+                <w:rFonts w:ascii="Arial" w:cs="Arial" w:eastAsia="Arial" w:hAnsi="Arial"/>
+                <w:b w:val="false"/>
+                <w:bCs w:val="false"/>
+                <w:i w:val="false"/>
+                <w:iCs w:val="false"/>
+                <w:sz w:val="20"/>
+                <w:szCs w:val="20"/>
+              </w:rPr>
+              <w:t xml:space="preserve">✓</w:t>
+            </w:r>
+          </w:p>
+        </w:tc>
+        <w:tc>
+          <w:tcPr>
+            <w:tcW w:type="dxa" w:w="1240"/>
+            <w:tcBorders>
+              <w:top w:val="single" w:color="AAAAAA" w:sz="1"/>
+              <w:left w:val="single" w:color="AAAAAA" w:sz="1"/>
+              <w:bottom w:val="single" w:color="AAAAAA" w:sz="1"/>
+              <w:right w:val="single" w:color="AAAAAA" w:sz="1"/>
+            </w:tcBorders>
+            <w:tcMar>
+              <w:top w:type="dxa" w:w="60"/>
+              <w:left w:type="dxa" w:w="100"/>
+              <w:bottom w:type="dxa" w:w="60"/>
+              <w:right w:type="dxa" w:w="100"/>
+            </w:tcMar>
+          </w:tcPr>
+          <w:p>
+            <w:pPr>
+              <w:jc w:val="center"/>
+            </w:pPr>
+            <w:r>
+              <w:rPr>
+                <w:rFonts w:ascii="Arial" w:cs="Arial" w:eastAsia="Arial" w:hAnsi="Arial"/>
+                <w:b w:val="false"/>
+                <w:bCs w:val="false"/>
+                <w:i w:val="false"/>
+                <w:iCs w:val="false"/>
+                <w:sz w:val="20"/>
+                <w:szCs w:val="20"/>
+              </w:rPr>
+              <w:t xml:space="preserve"/>
+            </w:r>
+          </w:p>
+        </w:tc>
+        <w:tc>
+          <w:tcPr>
+            <w:tcW w:type="dxa" w:w="2000"/>
+            <w:tcBorders>
+              <w:top w:val="single" w:color="AAAAAA" w:sz="1"/>
+              <w:left w:val="single" w:color="AAAAAA" w:sz="1"/>
+              <w:bottom w:val="single" w:color="AAAAAA" w:sz="1"/>
+              <w:right w:val="single" w:color="AAAAAA" w:sz="1"/>
+            </w:tcBorders>
+            <w:tcMar>
+              <w:top w:type="dxa" w:w="60"/>
+              <w:left w:type="dxa" w:w="100"/>
+              <w:bottom w:type="dxa" w:w="60"/>
+              <w:right w:type="dxa" w:w="100"/>
+            </w:tcMar>
+          </w:tcPr>
+          <w:p>
+            <w:pPr>
+              <w:jc w:val="center"/>
+            </w:pPr>
+            <w:r>
+              <w:rPr>
+                <w:rFonts w:ascii="Arial" w:cs="Arial" w:eastAsia="Arial" w:hAnsi="Arial"/>
+                <w:b w:val="false"/>
+                <w:bCs w:val="false"/>
+                <w:i w:val="false"/>
+                <w:iCs w:val="false"/>
+                <w:sz w:val="20"/>
+                <w:szCs w:val="20"/>
+              </w:rPr>
+              <w:t xml:space="preserve">2</w:t>
+            </w:r>
+          </w:p>
+        </w:tc>
+      </w:tr>
+      <w:tr>
+        <w:tc>
+          <w:tcPr>
+            <w:tcW w:type="dxa" w:w="2400"/>
+            <w:tcBorders>
+              <w:top w:val="single" w:color="AAAAAA" w:sz="1"/>
+              <w:left w:val="single" w:color="AAAAAA" w:sz="1"/>
+              <w:bottom w:val="single" w:color="AAAAAA" w:sz="1"/>
+              <w:right w:val="single" w:color="AAAAAA" w:sz="1"/>
+            </w:tcBorders>
+            <w:shd w:fill="F2F7FB" w:val="clear"/>
+            <w:tcMar>
+              <w:top w:type="dxa" w:w="60"/>
+              <w:left w:type="dxa" w:w="100"/>
+              <w:bottom w:type="dxa" w:w="60"/>
+              <w:right w:type="dxa" w:w="100"/>
+            </w:tcMar>
+          </w:tcPr>
+          <w:p>
+            <w:r>
+              <w:rPr>
+                <w:rFonts w:ascii="Arial" w:cs="Arial" w:eastAsia="Arial" w:hAnsi="Arial"/>
+                <w:b/>
+                <w:bCs/>
+                <w:i w:val="false"/>
+                <w:iCs w:val="false"/>
+                <w:sz w:val="20"/>
+                <w:szCs w:val="20"/>
+              </w:rPr>
+              <w:t xml:space="preserve">Survey Response †</w:t>
+            </w:r>
+          </w:p>
+        </w:tc>
+        <w:tc>
+          <w:tcPr>
+            <w:tcW w:type="dxa" w:w="1240"/>
+            <w:tcBorders>
+              <w:top w:val="single" w:color="AAAAAA" w:sz="1"/>
+              <w:left w:val="single" w:color="AAAAAA" w:sz="1"/>
+              <w:bottom w:val="single" w:color="AAAAAA" w:sz="1"/>
+              <w:right w:val="single" w:color="AAAAAA" w:sz="1"/>
+            </w:tcBorders>
+            <w:shd w:fill="F2F7FB" w:val="clear"/>
+            <w:tcMar>
+              <w:top w:type="dxa" w:w="60"/>
+              <w:left w:type="dxa" w:w="100"/>
+              <w:bottom w:type="dxa" w:w="60"/>
+              <w:right w:type="dxa" w:w="100"/>
+            </w:tcMar>
+          </w:tcPr>
+          <w:p>
+            <w:pPr>
+              <w:jc w:val="center"/>
+            </w:pPr>
+            <w:r>
+              <w:rPr>
+                <w:rFonts w:ascii="Arial" w:cs="Arial" w:eastAsia="Arial" w:hAnsi="Arial"/>
+                <w:b w:val="false"/>
+                <w:bCs w:val="false"/>
+                <w:i w:val="false"/>
+                <w:iCs w:val="false"/>
+                <w:sz w:val="20"/>
+                <w:szCs w:val="20"/>
+              </w:rPr>
+              <w:t xml:space="preserve">✓</w:t>
+            </w:r>
+          </w:p>
+        </w:tc>
+        <w:tc>
+          <w:tcPr>
+            <w:tcW w:type="dxa" w:w="1240"/>
+            <w:tcBorders>
+              <w:top w:val="single" w:color="AAAAAA" w:sz="1"/>
+              <w:left w:val="single" w:color="AAAAAA" w:sz="1"/>
+              <w:bottom w:val="single" w:color="AAAAAA" w:sz="1"/>
+              <w:right w:val="single" w:color="AAAAAA" w:sz="1"/>
+            </w:tcBorders>
+            <w:shd w:fill="F2F7FB" w:val="clear"/>
+            <w:tcMar>
+              <w:top w:type="dxa" w:w="60"/>
+              <w:left w:type="dxa" w:w="100"/>
+              <w:bottom w:type="dxa" w:w="60"/>
+              <w:right w:type="dxa" w:w="100"/>
+            </w:tcMar>
+          </w:tcPr>
+          <w:p>
+            <w:pPr>
+              <w:jc w:val="center"/>
+            </w:pPr>
+            <w:r>
+              <w:rPr>
+                <w:rFonts w:ascii="Arial" w:cs="Arial" w:eastAsia="Arial" w:hAnsi="Arial"/>
+                <w:b w:val="false"/>
+                <w:bCs w:val="false"/>
+                <w:i w:val="false"/>
+                <w:iCs w:val="false"/>
+                <w:sz w:val="20"/>
+                <w:szCs w:val="20"/>
+              </w:rPr>
+              <w:t xml:space="preserve"/>
+            </w:r>
+          </w:p>
+        </w:tc>
+        <w:tc>
+          <w:tcPr>
+            <w:tcW w:type="dxa" w:w="1240"/>
+            <w:tcBorders>
+              <w:top w:val="single" w:color="AAAAAA" w:sz="1"/>
+              <w:left w:val="single" w:color="AAAAAA" w:sz="1"/>
+              <w:bottom w:val="single" w:color="AAAAAA" w:sz="1"/>
+              <w:right w:val="single" w:color="AAAAAA" w:sz="1"/>
+            </w:tcBorders>
+            <w:shd w:fill="F2F7FB" w:val="clear"/>
+            <w:tcMar>
+              <w:top w:type="dxa" w:w="60"/>
+              <w:left w:type="dxa" w:w="100"/>
+              <w:bottom w:type="dxa" w:w="60"/>
+              <w:right w:type="dxa" w:w="100"/>
+            </w:tcMar>
+          </w:tcPr>
+          <w:p>
+            <w:pPr>
+              <w:jc w:val="center"/>
+            </w:pPr>
+            <w:r>
+              <w:rPr>
+                <w:rFonts w:ascii="Arial" w:cs="Arial" w:eastAsia="Arial" w:hAnsi="Arial"/>
+                <w:b w:val="false"/>
+                <w:bCs w:val="false"/>
+                <w:i w:val="false"/>
+                <w:iCs w:val="false"/>
+                <w:sz w:val="20"/>
+                <w:szCs w:val="20"/>
+              </w:rPr>
+              <w:t xml:space="preserve">✓</w:t>
+            </w:r>
+          </w:p>
+        </w:tc>
+        <w:tc>
+          <w:tcPr>
+            <w:tcW w:type="dxa" w:w="1240"/>
+            <w:tcBorders>
+              <w:top w:val="single" w:color="AAAAAA" w:sz="1"/>
+              <w:left w:val="single" w:color="AAAAAA" w:sz="1"/>
+              <w:bottom w:val="single" w:color="AAAAAA" w:sz="1"/>
+              <w:right w:val="single" w:color="AAAAAA" w:sz="1"/>
+            </w:tcBorders>
+            <w:shd w:fill="F2F7FB" w:val="clear"/>
+            <w:tcMar>
+              <w:top w:type="dxa" w:w="60"/>
+              <w:left w:type="dxa" w:w="100"/>
+              <w:bottom w:type="dxa" w:w="60"/>
+              <w:right w:type="dxa" w:w="100"/>
+            </w:tcMar>
+          </w:tcPr>
+          <w:p>
+            <w:pPr>
+              <w:jc w:val="center"/>
+            </w:pPr>
+            <w:r>
+              <w:rPr>
+                <w:rFonts w:ascii="Arial" w:cs="Arial" w:eastAsia="Arial" w:hAnsi="Arial"/>
+                <w:b w:val="false"/>
+                <w:bCs w:val="false"/>
+                <w:i w:val="false"/>
+                <w:iCs w:val="false"/>
+                <w:sz w:val="20"/>
+                <w:szCs w:val="20"/>
+              </w:rPr>
+              <w:t xml:space="preserve"/>
+            </w:r>
+          </w:p>
+        </w:tc>
+        <w:tc>
+          <w:tcPr>
+            <w:tcW w:type="dxa" w:w="2000"/>
+            <w:tcBorders>
+              <w:top w:val="single" w:color="AAAAAA" w:sz="1"/>
+              <w:left w:val="single" w:color="AAAAAA" w:sz="1"/>
+              <w:bottom w:val="single" w:color="AAAAAA" w:sz="1"/>
+              <w:right w:val="single" w:color="AAAAAA" w:sz="1"/>
+            </w:tcBorders>
+            <w:shd w:fill="F2F7FB" w:val="clear"/>
+            <w:tcMar>
+              <w:top w:type="dxa" w:w="60"/>
+              <w:left w:type="dxa" w:w="100"/>
+              <w:bottom w:type="dxa" w:w="60"/>
+              <w:right w:type="dxa" w:w="100"/>
+            </w:tcMar>
+          </w:tcPr>
+          <w:p>
+            <w:pPr>
+              <w:jc w:val="center"/>
+            </w:pPr>
+            <w:r>
+              <w:rPr>
+                <w:rFonts w:ascii="Arial" w:cs="Arial" w:eastAsia="Arial" w:hAnsi="Arial"/>
+                <w:b w:val="false"/>
+                <w:bCs w:val="false"/>
+                <w:i w:val="false"/>
+                <w:iCs w:val="false"/>
+                <w:sz w:val="20"/>
+                <w:szCs w:val="20"/>
+              </w:rPr>
+              <w:t xml:space="preserve">2</w:t>
+            </w:r>
+          </w:p>
+        </w:tc>
+      </w:tr>
     </w:tbl>
     <w:p>
       <w:pPr>
@@ -11569,6 +12854,35 @@
           <w:szCs w:val="22"/>
         </w:rPr>
         <w:t xml:space="preserve">MR, CR, and FU domains have summary-level data from the Master PRD only. Process documents for these domains have not yet been produced. The cross-domain matrix will be updated as those domains are defined.</w:t>
+      </w:r>
+    </w:p>
+    <w:p>
+      <w:pPr>
+        <w:spacing w:after="120"/>
+      </w:pPr>
+      <w:r>
+        <w:rPr>
+          <w:rFonts w:ascii="Arial" w:cs="Arial" w:eastAsia="Arial" w:hAnsi="Arial"/>
+          <w:b/>
+          <w:bCs/>
+          <w:i w:val="false"/>
+          <w:iCs w:val="false"/>
+          <w:sz w:val="22"/>
+          <w:szCs w:val="22"/>
+        </w:rPr>
+        <w:t xml:space="preserve">† </w:t>
+      </w:r>
+      <w:r>
+        <w:rPr>
+          <w:rFonts w:ascii="Arial" w:cs="Arial" w:eastAsia="Arial" w:hAnsi="Arial"/>
+          <w:b w:val="false"/>
+          <w:bCs w:val="false"/>
+          <w:i w:val="false"/>
+          <w:iCs w:val="false"/>
+          <w:sz w:val="22"/>
+          <w:szCs w:val="22"/>
+        </w:rPr>
+        <w:t xml:space="preserve">Cross-Domain Service entities. Domain participation reflects the services that consume them as defined in the Master PRD. Native/Custom and Entity Type are TBD pending Entity PRD completion.</w:t>
       </w:r>
     </w:p>
     <w:p>
@@ -12703,6 +14017,40 @@
           <w:szCs w:val="22"/>
         </w:rPr>
         <w:t xml:space="preserve"> — Partnership Agreement, Event, Event Registration, Contribution, and Fundraising Campaign. These entities belong to the CR and FU domains where process documents have not yet been produced. Entity PRDs should document what is known from the Master PRD and flag incomplete domains.</w:t>
+      </w:r>
+    </w:p>
+    <w:p>
+      <w:pPr>
+        <w:pStyle w:val="ListParagraph"/>
+        <w:numPr>
+          <w:ilvl w:val="0"/>
+          <w:numId w:val="4"/>
+        </w:numPr>
+        <w:spacing w:after="120"/>
+      </w:pPr>
+      <w:r>
+        <w:rPr>
+          <w:rFonts w:ascii="Arial" w:cs="Arial" w:eastAsia="Arial" w:hAnsi="Arial"/>
+          <w:b/>
+          <w:bCs/>
+          <w:i w:val="false"/>
+          <w:iCs w:val="false"/>
+          <w:sz w:val="22"/>
+          <w:szCs w:val="22"/>
+        </w:rPr>
+        <w:t xml:space="preserve">6. Cross-Domain Service entities</w:t>
+      </w:r>
+      <w:r>
+        <w:rPr>
+          <w:rFonts w:ascii="Arial" w:cs="Arial" w:eastAsia="Arial" w:hAnsi="Arial"/>
+          <w:b w:val="false"/>
+          <w:bCs w:val="false"/>
+          <w:i w:val="false"/>
+          <w:iCs w:val="false"/>
+          <w:sz w:val="22"/>
+          <w:szCs w:val="22"/>
+        </w:rPr>
+        <w:t xml:space="preserve"> — Note (Notes Service), Survey, and Survey Response (Survey Service). These entities are owned by Cross-Domain Services identified in Master PRD v2.1. Native/Custom and Entity Type are TBD. Entity PRDs should be produced after service process definition establishes full requirements.</w:t>
       </w:r>
     </w:p>
     <w:p>

--- a/PRDs/CBM-Entity-Inventory.docx
+++ b/PRDs/CBM-Entity-Inventory.docx
@@ -309,7 +309,7 @@
                 <w:sz w:val="20"/>
                 <w:szCs w:val="20"/>
               </w:rPr>
-              <w:t xml:space="preserve">1.1</w:t>
+              <w:t xml:space="preserve">1.2</w:t>
             </w:r>
           </w:p>
         </w:tc>
@@ -439,7 +439,7 @@
                 <w:sz w:val="20"/>
                 <w:szCs w:val="20"/>
               </w:rPr>
-              <w:t xml:space="preserve">04-04-26 21:45</w:t>
+              <w:t xml:space="preserve">04-05-26 22:15</w:t>
             </w:r>
           </w:p>
         </w:tc>
@@ -594,7 +594,7 @@
           <w:sz w:val="22"/>
           <w:szCs w:val="22"/>
         </w:rPr>
-        <w:t xml:space="preserve">12 (2 native, 7 custom, 3 TBD)</w:t>
+        <w:t xml:space="preserve">13 (2 native, 8 custom, 3 TBD)</w:t>
       </w:r>
     </w:p>
     <w:p>
@@ -623,7 +623,7 @@
           <w:sz w:val="22"/>
           <w:szCs w:val="22"/>
         </w:rPr>
-        <w:t xml:space="preserve">24</w:t>
+        <w:t xml:space="preserve">25</w:t>
       </w:r>
     </w:p>
     <w:p>
@@ -652,7 +652,7 @@
           <w:sz w:val="22"/>
           <w:szCs w:val="22"/>
         </w:rPr>
-        <w:t xml:space="preserve">Master PRD v2.1 (includes Cross-Domain Services); Mentoring Domain PRD v1.0 (MN-INTAKE v2.1, MN-MATCH v2.1, MN-ENGAGE v2.3, MN-INACTIVE v1.2, MN-CLOSE v1.1). Mentor Recruitment, Client Recruiting, and Fundraising domains are represented at summary level from the Master PRD only. Cross-Domain Service entities (Note, Survey, Survey Response) are at inventory level only — full requirements deferred to service process definition and Entity PRDs.</w:t>
+        <w:t xml:space="preserve">Master PRD v2.1 (includes Cross-Domain Services); Mentoring Domain PRD v1.0 (MN-INTAKE v2.1, MN-MATCH v2.1, MN-ENGAGE v2.3, MN-INACTIVE v1.2, MN-CLOSE v1.1). Mentor Recruitment Domain PRD v1.0 (MR-RECRUIT v1.0, MR-APPLY v1.0, MR-ONBOARD v1.0, MR-MANAGE v1.0, MR-DEPART v1.0). Client Recruiting and Fundraising domains are represented at summary level from the Master PRD only. Cross-Domain Service entities (Note, Survey, Survey Response) are at inventory level only — full requirements deferred to service process definition and Entity PRDs.</w:t>
       </w:r>
     </w:p>
     <w:p>
@@ -3616,6 +3616,225 @@
                 <w:szCs w:val="16"/>
               </w:rPr>
               <w:t xml:space="preserve">MN</w:t>
+            </w:r>
+          </w:p>
+        </w:tc>
+      </w:tr>
+      <w:tr>
+        <w:tc>
+          <w:tcPr>
+            <w:tcW w:type="dxa" w:w="1700"/>
+            <w:tcBorders>
+              <w:top w:val="single" w:color="AAAAAA" w:sz="1"/>
+              <w:left w:val="single" w:color="AAAAAA" w:sz="1"/>
+              <w:bottom w:val="single" w:color="AAAAAA" w:sz="1"/>
+              <w:right w:val="single" w:color="AAAAAA" w:sz="1"/>
+            </w:tcBorders>
+            <w:tcMar>
+              <w:top w:type="dxa" w:w="60"/>
+              <w:left w:type="dxa" w:w="100"/>
+              <w:bottom w:type="dxa" w:w="60"/>
+              <w:right w:type="dxa" w:w="100"/>
+            </w:tcMar>
+          </w:tcPr>
+          <w:p>
+            <w:r>
+              <w:rPr>
+                <w:rFonts w:ascii="Arial" w:cs="Arial" w:eastAsia="Arial" w:hAnsi="Arial"/>
+                <w:b w:val="false"/>
+                <w:bCs w:val="false"/>
+                <w:i w:val="false"/>
+                <w:iCs w:val="false"/>
+                <w:sz w:val="16"/>
+                <w:szCs w:val="16"/>
+              </w:rPr>
+              <w:t xml:space="preserve">Dues</w:t>
+            </w:r>
+          </w:p>
+        </w:tc>
+        <w:tc>
+          <w:tcPr>
+            <w:tcW w:type="dxa" w:w="1200"/>
+            <w:tcBorders>
+              <w:top w:val="single" w:color="AAAAAA" w:sz="1"/>
+              <w:left w:val="single" w:color="AAAAAA" w:sz="1"/>
+              <w:bottom w:val="single" w:color="AAAAAA" w:sz="1"/>
+              <w:right w:val="single" w:color="AAAAAA" w:sz="1"/>
+            </w:tcBorders>
+            <w:tcMar>
+              <w:top w:type="dxa" w:w="60"/>
+              <w:left w:type="dxa" w:w="100"/>
+              <w:bottom w:type="dxa" w:w="60"/>
+              <w:right w:type="dxa" w:w="100"/>
+            </w:tcMar>
+          </w:tcPr>
+          <w:p>
+            <w:r>
+              <w:rPr>
+                <w:rFonts w:ascii="Arial" w:cs="Arial" w:eastAsia="Arial" w:hAnsi="Arial"/>
+                <w:b w:val="false"/>
+                <w:bCs w:val="false"/>
+                <w:i w:val="false"/>
+                <w:iCs w:val="false"/>
+                <w:sz w:val="16"/>
+                <w:szCs w:val="16"/>
+              </w:rPr>
+              <w:t xml:space="preserve">Dues</w:t>
+            </w:r>
+          </w:p>
+        </w:tc>
+        <w:tc>
+          <w:tcPr>
+            <w:tcW w:type="dxa" w:w="900"/>
+            <w:tcBorders>
+              <w:top w:val="single" w:color="AAAAAA" w:sz="1"/>
+              <w:left w:val="single" w:color="AAAAAA" w:sz="1"/>
+              <w:bottom w:val="single" w:color="AAAAAA" w:sz="1"/>
+              <w:right w:val="single" w:color="AAAAAA" w:sz="1"/>
+            </w:tcBorders>
+            <w:tcMar>
+              <w:top w:type="dxa" w:w="60"/>
+              <w:left w:type="dxa" w:w="100"/>
+              <w:bottom w:type="dxa" w:w="60"/>
+              <w:right w:type="dxa" w:w="100"/>
+            </w:tcMar>
+          </w:tcPr>
+          <w:p>
+            <w:r>
+              <w:rPr>
+                <w:rFonts w:ascii="Arial" w:cs="Arial" w:eastAsia="Arial" w:hAnsi="Arial"/>
+                <w:b w:val="false"/>
+                <w:bCs w:val="false"/>
+                <w:i w:val="false"/>
+                <w:iCs w:val="false"/>
+                <w:sz w:val="16"/>
+                <w:szCs w:val="16"/>
+              </w:rPr>
+              <w:t xml:space="preserve">Custom</w:t>
+            </w:r>
+          </w:p>
+        </w:tc>
+        <w:tc>
+          <w:tcPr>
+            <w:tcW w:type="dxa" w:w="900"/>
+            <w:tcBorders>
+              <w:top w:val="single" w:color="AAAAAA" w:sz="1"/>
+              <w:left w:val="single" w:color="AAAAAA" w:sz="1"/>
+              <w:bottom w:val="single" w:color="AAAAAA" w:sz="1"/>
+              <w:right w:val="single" w:color="AAAAAA" w:sz="1"/>
+            </w:tcBorders>
+            <w:tcMar>
+              <w:top w:type="dxa" w:w="60"/>
+              <w:left w:type="dxa" w:w="100"/>
+              <w:bottom w:type="dxa" w:w="60"/>
+              <w:right w:type="dxa" w:w="100"/>
+            </w:tcMar>
+          </w:tcPr>
+          <w:p>
+            <w:r>
+              <w:rPr>
+                <w:rFonts w:ascii="Arial" w:cs="Arial" w:eastAsia="Arial" w:hAnsi="Arial"/>
+                <w:b w:val="false"/>
+                <w:bCs w:val="false"/>
+                <w:i w:val="false"/>
+                <w:iCs w:val="false"/>
+                <w:sz w:val="16"/>
+                <w:szCs w:val="16"/>
+              </w:rPr>
+              <w:t xml:space="preserve">Base</w:t>
+            </w:r>
+          </w:p>
+        </w:tc>
+        <w:tc>
+          <w:tcPr>
+            <w:tcW w:type="dxa" w:w="1200"/>
+            <w:tcBorders>
+              <w:top w:val="single" w:color="AAAAAA" w:sz="1"/>
+              <w:left w:val="single" w:color="AAAAAA" w:sz="1"/>
+              <w:bottom w:val="single" w:color="AAAAAA" w:sz="1"/>
+              <w:right w:val="single" w:color="AAAAAA" w:sz="1"/>
+            </w:tcBorders>
+            <w:tcMar>
+              <w:top w:type="dxa" w:w="60"/>
+              <w:left w:type="dxa" w:w="100"/>
+              <w:bottom w:type="dxa" w:w="60"/>
+              <w:right w:type="dxa" w:w="100"/>
+            </w:tcMar>
+          </w:tcPr>
+          <w:p>
+            <w:r>
+              <w:rPr>
+                <w:rFonts w:ascii="Arial" w:cs="Arial" w:eastAsia="Arial" w:hAnsi="Arial"/>
+                <w:b w:val="false"/>
+                <w:bCs w:val="false"/>
+                <w:i w:val="false"/>
+                <w:iCs w:val="false"/>
+                <w:sz w:val="16"/>
+                <w:szCs w:val="16"/>
+              </w:rPr>
+              <w:t xml:space="preserve">—</w:t>
+            </w:r>
+          </w:p>
+        </w:tc>
+        <w:tc>
+          <w:tcPr>
+            <w:tcW w:type="dxa" w:w="1300"/>
+            <w:tcBorders>
+              <w:top w:val="single" w:color="AAAAAA" w:sz="1"/>
+              <w:left w:val="single" w:color="AAAAAA" w:sz="1"/>
+              <w:bottom w:val="single" w:color="AAAAAA" w:sz="1"/>
+              <w:right w:val="single" w:color="AAAAAA" w:sz="1"/>
+            </w:tcBorders>
+            <w:tcMar>
+              <w:top w:type="dxa" w:w="60"/>
+              <w:left w:type="dxa" w:w="100"/>
+              <w:bottom w:type="dxa" w:w="60"/>
+              <w:right w:type="dxa" w:w="100"/>
+            </w:tcMar>
+          </w:tcPr>
+          <w:p>
+            <w:r>
+              <w:rPr>
+                <w:rFonts w:ascii="Arial" w:cs="Arial" w:eastAsia="Arial" w:hAnsi="Arial"/>
+                <w:b w:val="false"/>
+                <w:bCs w:val="false"/>
+                <w:i w:val="false"/>
+                <w:iCs w:val="false"/>
+                <w:sz w:val="16"/>
+                <w:szCs w:val="16"/>
+              </w:rPr>
+              <w:t xml:space="preserve">—</w:t>
+            </w:r>
+          </w:p>
+        </w:tc>
+        <w:tc>
+          <w:tcPr>
+            <w:tcW w:type="dxa" w:w="2160"/>
+            <w:tcBorders>
+              <w:top w:val="single" w:color="AAAAAA" w:sz="1"/>
+              <w:left w:val="single" w:color="AAAAAA" w:sz="1"/>
+              <w:bottom w:val="single" w:color="AAAAAA" w:sz="1"/>
+              <w:right w:val="single" w:color="AAAAAA" w:sz="1"/>
+            </w:tcBorders>
+            <w:tcMar>
+              <w:top w:type="dxa" w:w="60"/>
+              <w:left w:type="dxa" w:w="100"/>
+              <w:bottom w:type="dxa" w:w="60"/>
+              <w:right w:type="dxa" w:w="100"/>
+            </w:tcMar>
+          </w:tcPr>
+          <w:p>
+            <w:r>
+              <w:rPr>
+                <w:rFonts w:ascii="Arial" w:cs="Arial" w:eastAsia="Arial" w:hAnsi="Arial"/>
+                <w:b w:val="false"/>
+                <w:bCs w:val="false"/>
+                <w:i w:val="false"/>
+                <w:iCs w:val="false"/>
+                <w:sz w:val="16"/>
+                <w:szCs w:val="16"/>
+              </w:rPr>
+              <w:t xml:space="preserve">MR</w:t>
             </w:r>
           </w:p>
         </w:tc>
@@ -7972,7 +8191,429 @@
           <w:sz w:val="28"/>
           <w:szCs w:val="28"/>
         </w:rPr>
-        <w:t xml:space="preserve">4.3 Partnership Agreement</w:t>
+        <w:t xml:space="preserve">4.3 Dues</w:t>
+      </w:r>
+    </w:p>
+    <w:tbl>
+      <w:tblPr>
+        <w:tblW w:type="dxa" w:w="9360"/>
+        <w:tblBorders>
+          <w:top w:val="single" w:color="auto" w:sz="4"/>
+          <w:left w:val="single" w:color="auto" w:sz="4"/>
+          <w:bottom w:val="single" w:color="auto" w:sz="4"/>
+          <w:right w:val="single" w:color="auto" w:sz="4"/>
+          <w:insideH w:val="single" w:color="auto" w:sz="4"/>
+          <w:insideV w:val="single" w:color="auto" w:sz="4"/>
+        </w:tblBorders>
+      </w:tblPr>
+      <w:tblGrid>
+        <w:gridCol w:w="2400"/>
+        <w:gridCol w:w="6960"/>
+      </w:tblGrid>
+      <w:tr>
+        <w:tc>
+          <w:tcPr>
+            <w:tcW w:type="dxa" w:w="2400"/>
+            <w:tcBorders>
+              <w:top w:val="single" w:color="AAAAAA" w:sz="1"/>
+              <w:left w:val="single" w:color="AAAAAA" w:sz="1"/>
+              <w:bottom w:val="single" w:color="AAAAAA" w:sz="1"/>
+              <w:right w:val="single" w:color="AAAAAA" w:sz="1"/>
+            </w:tcBorders>
+            <w:shd w:fill="F2F7FB" w:val="clear"/>
+            <w:tcMar>
+              <w:top w:type="dxa" w:w="60"/>
+              <w:left w:type="dxa" w:w="100"/>
+              <w:bottom w:type="dxa" w:w="60"/>
+              <w:right w:type="dxa" w:w="100"/>
+            </w:tcMar>
+          </w:tcPr>
+          <w:p>
+            <w:r>
+              <w:rPr>
+                <w:rFonts w:ascii="Arial" w:cs="Arial" w:eastAsia="Arial" w:hAnsi="Arial"/>
+                <w:b/>
+                <w:bCs/>
+                <w:i w:val="false"/>
+                <w:iCs w:val="false"/>
+                <w:sz w:val="20"/>
+                <w:szCs w:val="20"/>
+              </w:rPr>
+              <w:t xml:space="preserve">Entity Type</w:t>
+            </w:r>
+          </w:p>
+        </w:tc>
+        <w:tc>
+          <w:tcPr>
+            <w:tcW w:type="dxa" w:w="6960"/>
+            <w:tcBorders>
+              <w:top w:val="single" w:color="AAAAAA" w:sz="1"/>
+              <w:left w:val="single" w:color="AAAAAA" w:sz="1"/>
+              <w:bottom w:val="single" w:color="AAAAAA" w:sz="1"/>
+              <w:right w:val="single" w:color="AAAAAA" w:sz="1"/>
+            </w:tcBorders>
+            <w:tcMar>
+              <w:top w:type="dxa" w:w="60"/>
+              <w:left w:type="dxa" w:w="100"/>
+              <w:bottom w:type="dxa" w:w="60"/>
+              <w:right w:type="dxa" w:w="100"/>
+            </w:tcMar>
+          </w:tcPr>
+          <w:p>
+            <w:r>
+              <w:rPr>
+                <w:rFonts w:ascii="Arial" w:cs="Arial" w:eastAsia="Arial" w:hAnsi="Arial"/>
+                <w:b w:val="false"/>
+                <w:bCs w:val="false"/>
+                <w:i w:val="false"/>
+                <w:iCs w:val="false"/>
+                <w:sz w:val="20"/>
+                <w:szCs w:val="20"/>
+              </w:rPr>
+              <w:t xml:space="preserve">Base</w:t>
+            </w:r>
+          </w:p>
+        </w:tc>
+      </w:tr>
+      <w:tr>
+        <w:tc>
+          <w:tcPr>
+            <w:tcW w:type="dxa" w:w="2400"/>
+            <w:tcBorders>
+              <w:top w:val="single" w:color="AAAAAA" w:sz="1"/>
+              <w:left w:val="single" w:color="AAAAAA" w:sz="1"/>
+              <w:bottom w:val="single" w:color="AAAAAA" w:sz="1"/>
+              <w:right w:val="single" w:color="AAAAAA" w:sz="1"/>
+            </w:tcBorders>
+            <w:tcMar>
+              <w:top w:type="dxa" w:w="60"/>
+              <w:left w:type="dxa" w:w="100"/>
+              <w:bottom w:type="dxa" w:w="60"/>
+              <w:right w:type="dxa" w:w="100"/>
+            </w:tcMar>
+          </w:tcPr>
+          <w:p>
+            <w:r>
+              <w:rPr>
+                <w:rFonts w:ascii="Arial" w:cs="Arial" w:eastAsia="Arial" w:hAnsi="Arial"/>
+                <w:b/>
+                <w:bCs/>
+                <w:i w:val="false"/>
+                <w:iCs w:val="false"/>
+                <w:sz w:val="20"/>
+                <w:szCs w:val="20"/>
+              </w:rPr>
+              <w:t xml:space="preserve">Display Label (Singular)</w:t>
+            </w:r>
+          </w:p>
+        </w:tc>
+        <w:tc>
+          <w:tcPr>
+            <w:tcW w:type="dxa" w:w="6960"/>
+            <w:tcBorders>
+              <w:top w:val="single" w:color="AAAAAA" w:sz="1"/>
+              <w:left w:val="single" w:color="AAAAAA" w:sz="1"/>
+              <w:bottom w:val="single" w:color="AAAAAA" w:sz="1"/>
+              <w:right w:val="single" w:color="AAAAAA" w:sz="1"/>
+            </w:tcBorders>
+            <w:tcMar>
+              <w:top w:type="dxa" w:w="60"/>
+              <w:left w:type="dxa" w:w="100"/>
+              <w:bottom w:type="dxa" w:w="60"/>
+              <w:right w:type="dxa" w:w="100"/>
+            </w:tcMar>
+          </w:tcPr>
+          <w:p>
+            <w:r>
+              <w:rPr>
+                <w:rFonts w:ascii="Arial" w:cs="Arial" w:eastAsia="Arial" w:hAnsi="Arial"/>
+                <w:b w:val="false"/>
+                <w:bCs w:val="false"/>
+                <w:i w:val="false"/>
+                <w:iCs w:val="false"/>
+                <w:sz w:val="20"/>
+                <w:szCs w:val="20"/>
+              </w:rPr>
+              <w:t xml:space="preserve">Dues</w:t>
+            </w:r>
+          </w:p>
+        </w:tc>
+      </w:tr>
+      <w:tr>
+        <w:tc>
+          <w:tcPr>
+            <w:tcW w:type="dxa" w:w="2400"/>
+            <w:tcBorders>
+              <w:top w:val="single" w:color="AAAAAA" w:sz="1"/>
+              <w:left w:val="single" w:color="AAAAAA" w:sz="1"/>
+              <w:bottom w:val="single" w:color="AAAAAA" w:sz="1"/>
+              <w:right w:val="single" w:color="AAAAAA" w:sz="1"/>
+            </w:tcBorders>
+            <w:shd w:fill="F2F7FB" w:val="clear"/>
+            <w:tcMar>
+              <w:top w:type="dxa" w:w="60"/>
+              <w:left w:type="dxa" w:w="100"/>
+              <w:bottom w:type="dxa" w:w="60"/>
+              <w:right w:type="dxa" w:w="100"/>
+            </w:tcMar>
+          </w:tcPr>
+          <w:p>
+            <w:r>
+              <w:rPr>
+                <w:rFonts w:ascii="Arial" w:cs="Arial" w:eastAsia="Arial" w:hAnsi="Arial"/>
+                <w:b/>
+                <w:bCs/>
+                <w:i w:val="false"/>
+                <w:iCs w:val="false"/>
+                <w:sz w:val="20"/>
+                <w:szCs w:val="20"/>
+              </w:rPr>
+              <w:t xml:space="preserve">Display Label (Plural)</w:t>
+            </w:r>
+          </w:p>
+        </w:tc>
+        <w:tc>
+          <w:tcPr>
+            <w:tcW w:type="dxa" w:w="6960"/>
+            <w:tcBorders>
+              <w:top w:val="single" w:color="AAAAAA" w:sz="1"/>
+              <w:left w:val="single" w:color="AAAAAA" w:sz="1"/>
+              <w:bottom w:val="single" w:color="AAAAAA" w:sz="1"/>
+              <w:right w:val="single" w:color="AAAAAA" w:sz="1"/>
+            </w:tcBorders>
+            <w:tcMar>
+              <w:top w:type="dxa" w:w="60"/>
+              <w:left w:type="dxa" w:w="100"/>
+              <w:bottom w:type="dxa" w:w="60"/>
+              <w:right w:type="dxa" w:w="100"/>
+            </w:tcMar>
+          </w:tcPr>
+          <w:p>
+            <w:r>
+              <w:rPr>
+                <w:rFonts w:ascii="Arial" w:cs="Arial" w:eastAsia="Arial" w:hAnsi="Arial"/>
+                <w:b w:val="false"/>
+                <w:bCs w:val="false"/>
+                <w:i w:val="false"/>
+                <w:iCs w:val="false"/>
+                <w:sz w:val="20"/>
+                <w:szCs w:val="20"/>
+              </w:rPr>
+              <w:t xml:space="preserve">Dues</w:t>
+            </w:r>
+          </w:p>
+        </w:tc>
+      </w:tr>
+      <w:tr>
+        <w:tc>
+          <w:tcPr>
+            <w:tcW w:type="dxa" w:w="2400"/>
+            <w:tcBorders>
+              <w:top w:val="single" w:color="AAAAAA" w:sz="1"/>
+              <w:left w:val="single" w:color="AAAAAA" w:sz="1"/>
+              <w:bottom w:val="single" w:color="AAAAAA" w:sz="1"/>
+              <w:right w:val="single" w:color="AAAAAA" w:sz="1"/>
+            </w:tcBorders>
+            <w:tcMar>
+              <w:top w:type="dxa" w:w="60"/>
+              <w:left w:type="dxa" w:w="100"/>
+              <w:bottom w:type="dxa" w:w="60"/>
+              <w:right w:type="dxa" w:w="100"/>
+            </w:tcMar>
+          </w:tcPr>
+          <w:p>
+            <w:r>
+              <w:rPr>
+                <w:rFonts w:ascii="Arial" w:cs="Arial" w:eastAsia="Arial" w:hAnsi="Arial"/>
+                <w:b/>
+                <w:bCs/>
+                <w:i w:val="false"/>
+                <w:iCs w:val="false"/>
+                <w:sz w:val="20"/>
+                <w:szCs w:val="20"/>
+              </w:rPr>
+              <w:t xml:space="preserve">Owning Domain</w:t>
+            </w:r>
+          </w:p>
+        </w:tc>
+        <w:tc>
+          <w:tcPr>
+            <w:tcW w:type="dxa" w:w="6960"/>
+            <w:tcBorders>
+              <w:top w:val="single" w:color="AAAAAA" w:sz="1"/>
+              <w:left w:val="single" w:color="AAAAAA" w:sz="1"/>
+              <w:bottom w:val="single" w:color="AAAAAA" w:sz="1"/>
+              <w:right w:val="single" w:color="AAAAAA" w:sz="1"/>
+            </w:tcBorders>
+            <w:tcMar>
+              <w:top w:type="dxa" w:w="60"/>
+              <w:left w:type="dxa" w:w="100"/>
+              <w:bottom w:type="dxa" w:w="60"/>
+              <w:right w:type="dxa" w:w="100"/>
+            </w:tcMar>
+          </w:tcPr>
+          <w:p>
+            <w:r>
+              <w:rPr>
+                <w:rFonts w:ascii="Arial" w:cs="Arial" w:eastAsia="Arial" w:hAnsi="Arial"/>
+                <w:b w:val="false"/>
+                <w:bCs w:val="false"/>
+                <w:i w:val="false"/>
+                <w:iCs w:val="false"/>
+                <w:sz w:val="20"/>
+                <w:szCs w:val="20"/>
+              </w:rPr>
+              <w:t xml:space="preserve">Mentor Recruitment (MR)</w:t>
+            </w:r>
+          </w:p>
+        </w:tc>
+      </w:tr>
+      <w:tr>
+        <w:tc>
+          <w:tcPr>
+            <w:tcW w:type="dxa" w:w="2400"/>
+            <w:tcBorders>
+              <w:top w:val="single" w:color="AAAAAA" w:sz="1"/>
+              <w:left w:val="single" w:color="AAAAAA" w:sz="1"/>
+              <w:bottom w:val="single" w:color="AAAAAA" w:sz="1"/>
+              <w:right w:val="single" w:color="AAAAAA" w:sz="1"/>
+            </w:tcBorders>
+            <w:shd w:fill="F2F7FB" w:val="clear"/>
+            <w:tcMar>
+              <w:top w:type="dxa" w:w="60"/>
+              <w:left w:type="dxa" w:w="100"/>
+              <w:bottom w:type="dxa" w:w="60"/>
+              <w:right w:type="dxa" w:w="100"/>
+            </w:tcMar>
+          </w:tcPr>
+          <w:p>
+            <w:r>
+              <w:rPr>
+                <w:rFonts w:ascii="Arial" w:cs="Arial" w:eastAsia="Arial" w:hAnsi="Arial"/>
+                <w:b/>
+                <w:bCs/>
+                <w:i w:val="false"/>
+                <w:iCs w:val="false"/>
+                <w:sz w:val="20"/>
+                <w:szCs w:val="20"/>
+              </w:rPr>
+              <w:t xml:space="preserve">Activity Stream</w:t>
+            </w:r>
+          </w:p>
+        </w:tc>
+        <w:tc>
+          <w:tcPr>
+            <w:tcW w:type="dxa" w:w="6960"/>
+            <w:tcBorders>
+              <w:top w:val="single" w:color="AAAAAA" w:sz="1"/>
+              <w:left w:val="single" w:color="AAAAAA" w:sz="1"/>
+              <w:bottom w:val="single" w:color="AAAAAA" w:sz="1"/>
+              <w:right w:val="single" w:color="AAAAAA" w:sz="1"/>
+            </w:tcBorders>
+            <w:tcMar>
+              <w:top w:type="dxa" w:w="60"/>
+              <w:left w:type="dxa" w:w="100"/>
+              <w:bottom w:type="dxa" w:w="60"/>
+              <w:right w:type="dxa" w:w="100"/>
+            </w:tcMar>
+          </w:tcPr>
+          <w:p>
+            <w:r>
+              <w:rPr>
+                <w:rFonts w:ascii="Arial" w:cs="Arial" w:eastAsia="Arial" w:hAnsi="Arial"/>
+                <w:b w:val="false"/>
+                <w:bCs w:val="false"/>
+                <w:i w:val="false"/>
+                <w:iCs w:val="false"/>
+                <w:sz w:val="20"/>
+                <w:szCs w:val="20"/>
+              </w:rPr>
+              <w:t xml:space="preserve">No</w:t>
+            </w:r>
+          </w:p>
+        </w:tc>
+      </w:tr>
+    </w:tbl>
+    <w:p>
+      <w:pPr>
+        <w:spacing w:after="120"/>
+      </w:pPr>
+      <w:r>
+        <w:rPr>
+          <w:rFonts w:ascii="Arial" w:cs="Arial" w:eastAsia="Arial" w:hAnsi="Arial"/>
+          <w:b w:val="false"/>
+          <w:bCs w:val="false"/>
+          <w:i w:val="false"/>
+          <w:iCs w:val="false"/>
+          <w:sz w:val="22"/>
+          <w:szCs w:val="22"/>
+        </w:rPr>
+        <w:t xml:space="preserve"/>
+      </w:r>
+    </w:p>
+    <w:p>
+      <w:pPr>
+        <w:spacing w:after="120"/>
+      </w:pPr>
+      <w:r>
+        <w:rPr>
+          <w:rFonts w:ascii="Arial" w:cs="Arial" w:eastAsia="Arial" w:hAnsi="Arial"/>
+          <w:b w:val="false"/>
+          <w:bCs w:val="false"/>
+          <w:i w:val="false"/>
+          <w:iCs w:val="false"/>
+          <w:sz w:val="22"/>
+          <w:szCs w:val="22"/>
+        </w:rPr>
+        <w:t xml:space="preserve">One annual dues obligation for a single mentor. One record is created per mentor per billing year. Dues records provide a complete payment history independent of the summary duesStatus and duesPaymentDate fields on the mentor Contact record. Billing is based on the mentor’s activation anniversary.</w:t>
+      </w:r>
+    </w:p>
+    <w:p>
+      <w:pPr>
+        <w:spacing w:after="120"/>
+      </w:pPr>
+      <w:r>
+        <w:rPr>
+          <w:rFonts w:ascii="Arial" w:cs="Arial" w:eastAsia="Arial" w:hAnsi="Arial"/>
+          <w:b/>
+          <w:bCs/>
+          <w:i/>
+          <w:iCs/>
+          <w:sz w:val="22"/>
+          <w:szCs w:val="22"/>
+        </w:rPr>
+        <w:t xml:space="preserve">Type Rationale: </w:t>
+      </w:r>
+      <w:r>
+        <w:rPr>
+          <w:rFonts w:ascii="Arial" w:cs="Arial" w:eastAsia="Arial" w:hAnsi="Arial"/>
+          <w:b w:val="false"/>
+          <w:bCs w:val="false"/>
+          <w:i/>
+          <w:iCs/>
+          <w:sz w:val="22"/>
+          <w:szCs w:val="22"/>
+        </w:rPr>
+        <w:t xml:space="preserve">Base type chosen because Dues is a simple child record with no calendar/scheduling behavior, no person or company attributes, and no need for native Event fields.</w:t>
+      </w:r>
+    </w:p>
+    <w:p>
+      <w:pPr>
+        <w:pStyle w:val="Heading2"/>
+        <w:spacing w:after="120" w:before="240"/>
+      </w:pPr>
+      <w:r>
+        <w:rPr>
+          <w:rFonts w:ascii="Arial" w:cs="Arial" w:eastAsia="Arial" w:hAnsi="Arial"/>
+          <w:b/>
+          <w:bCs/>
+          <w:i w:val="false"/>
+          <w:iCs w:val="false"/>
+          <w:color w:val="1F3864"/>
+          <w:sz w:val="28"/>
+          <w:szCs w:val="28"/>
+        </w:rPr>
+        <w:t xml:space="preserve">4.4 Partnership Agreement</w:t>
       </w:r>
     </w:p>
     <w:tbl>
@@ -8396,7 +9037,7 @@
           <w:sz w:val="28"/>
           <w:szCs w:val="28"/>
         </w:rPr>
-        <w:t xml:space="preserve">4.4 Event</w:t>
+        <w:t xml:space="preserve">4.5 Event</w:t>
       </w:r>
     </w:p>
     <w:tbl>
@@ -8820,7 +9461,7 @@
           <w:sz w:val="28"/>
           <w:szCs w:val="28"/>
         </w:rPr>
-        <w:t xml:space="preserve">4.5 Event Registration</w:t>
+        <w:t xml:space="preserve">4.6 Event Registration</w:t>
       </w:r>
     </w:p>
     <w:tbl>
@@ -9244,7 +9885,7 @@
           <w:sz w:val="28"/>
           <w:szCs w:val="28"/>
         </w:rPr>
-        <w:t xml:space="preserve">4.6 Contribution</w:t>
+        <w:t xml:space="preserve">4.7 Contribution</w:t>
       </w:r>
     </w:p>
     <w:tbl>
@@ -9668,7 +10309,7 @@
           <w:sz w:val="28"/>
           <w:szCs w:val="28"/>
         </w:rPr>
-        <w:t xml:space="preserve">4.7 Fundraising Campaign</w:t>
+        <w:t xml:space="preserve">4.8 Fundraising Campaign</w:t>
       </w:r>
     </w:p>
     <w:tbl>
@@ -10233,7 +10874,7 @@
                 <w:sz w:val="20"/>
                 <w:szCs w:val="20"/>
               </w:rPr>
-              <w:t xml:space="preserve">MR *</w:t>
+              <w:t xml:space="preserve">MR</w:t>
             </w:r>
           </w:p>
         </w:tc>
@@ -11135,6 +11776,209 @@
               <w:right w:val="single" w:color="AAAAAA" w:sz="1"/>
             </w:tcBorders>
             <w:shd w:fill="F2F7FB" w:val="clear"/>
+            <w:tcMar>
+              <w:top w:type="dxa" w:w="60"/>
+              <w:left w:type="dxa" w:w="100"/>
+              <w:bottom w:type="dxa" w:w="60"/>
+              <w:right w:type="dxa" w:w="100"/>
+            </w:tcMar>
+          </w:tcPr>
+          <w:p>
+            <w:pPr>
+              <w:jc w:val="center"/>
+            </w:pPr>
+            <w:r>
+              <w:rPr>
+                <w:rFonts w:ascii="Arial" w:cs="Arial" w:eastAsia="Arial" w:hAnsi="Arial"/>
+                <w:b w:val="false"/>
+                <w:bCs w:val="false"/>
+                <w:i w:val="false"/>
+                <w:iCs w:val="false"/>
+                <w:sz w:val="20"/>
+                <w:szCs w:val="20"/>
+              </w:rPr>
+              <w:t xml:space="preserve">1</w:t>
+            </w:r>
+          </w:p>
+        </w:tc>
+      </w:tr>
+      <w:tr>
+        <w:tc>
+          <w:tcPr>
+            <w:tcW w:type="dxa" w:w="2400"/>
+            <w:tcBorders>
+              <w:top w:val="single" w:color="AAAAAA" w:sz="1"/>
+              <w:left w:val="single" w:color="AAAAAA" w:sz="1"/>
+              <w:bottom w:val="single" w:color="AAAAAA" w:sz="1"/>
+              <w:right w:val="single" w:color="AAAAAA" w:sz="1"/>
+            </w:tcBorders>
+            <w:tcMar>
+              <w:top w:type="dxa" w:w="60"/>
+              <w:left w:type="dxa" w:w="100"/>
+              <w:bottom w:type="dxa" w:w="60"/>
+              <w:right w:type="dxa" w:w="100"/>
+            </w:tcMar>
+          </w:tcPr>
+          <w:p>
+            <w:r>
+              <w:rPr>
+                <w:rFonts w:ascii="Arial" w:cs="Arial" w:eastAsia="Arial" w:hAnsi="Arial"/>
+                <w:b/>
+                <w:bCs/>
+                <w:i w:val="false"/>
+                <w:iCs w:val="false"/>
+                <w:sz w:val="20"/>
+                <w:szCs w:val="20"/>
+              </w:rPr>
+              <w:t xml:space="preserve">Dues</w:t>
+            </w:r>
+          </w:p>
+        </w:tc>
+        <w:tc>
+          <w:tcPr>
+            <w:tcW w:type="dxa" w:w="1240"/>
+            <w:tcBorders>
+              <w:top w:val="single" w:color="AAAAAA" w:sz="1"/>
+              <w:left w:val="single" w:color="AAAAAA" w:sz="1"/>
+              <w:bottom w:val="single" w:color="AAAAAA" w:sz="1"/>
+              <w:right w:val="single" w:color="AAAAAA" w:sz="1"/>
+            </w:tcBorders>
+            <w:tcMar>
+              <w:top w:type="dxa" w:w="60"/>
+              <w:left w:type="dxa" w:w="100"/>
+              <w:bottom w:type="dxa" w:w="60"/>
+              <w:right w:type="dxa" w:w="100"/>
+            </w:tcMar>
+          </w:tcPr>
+          <w:p>
+            <w:pPr>
+              <w:jc w:val="center"/>
+            </w:pPr>
+            <w:r>
+              <w:rPr>
+                <w:rFonts w:ascii="Arial" w:cs="Arial" w:eastAsia="Arial" w:hAnsi="Arial"/>
+                <w:b w:val="false"/>
+                <w:bCs w:val="false"/>
+                <w:i w:val="false"/>
+                <w:iCs w:val="false"/>
+                <w:sz w:val="20"/>
+                <w:szCs w:val="20"/>
+              </w:rPr>
+              <w:t xml:space="preserve"/>
+            </w:r>
+          </w:p>
+        </w:tc>
+        <w:tc>
+          <w:tcPr>
+            <w:tcW w:type="dxa" w:w="1240"/>
+            <w:tcBorders>
+              <w:top w:val="single" w:color="AAAAAA" w:sz="1"/>
+              <w:left w:val="single" w:color="AAAAAA" w:sz="1"/>
+              <w:bottom w:val="single" w:color="AAAAAA" w:sz="1"/>
+              <w:right w:val="single" w:color="AAAAAA" w:sz="1"/>
+            </w:tcBorders>
+            <w:tcMar>
+              <w:top w:type="dxa" w:w="60"/>
+              <w:left w:type="dxa" w:w="100"/>
+              <w:bottom w:type="dxa" w:w="60"/>
+              <w:right w:type="dxa" w:w="100"/>
+            </w:tcMar>
+          </w:tcPr>
+          <w:p>
+            <w:pPr>
+              <w:jc w:val="center"/>
+            </w:pPr>
+            <w:r>
+              <w:rPr>
+                <w:rFonts w:ascii="Arial" w:cs="Arial" w:eastAsia="Arial" w:hAnsi="Arial"/>
+                <w:b w:val="false"/>
+                <w:bCs w:val="false"/>
+                <w:i w:val="false"/>
+                <w:iCs w:val="false"/>
+                <w:sz w:val="20"/>
+                <w:szCs w:val="20"/>
+              </w:rPr>
+              <w:t xml:space="preserve">✓</w:t>
+            </w:r>
+          </w:p>
+        </w:tc>
+        <w:tc>
+          <w:tcPr>
+            <w:tcW w:type="dxa" w:w="1240"/>
+            <w:tcBorders>
+              <w:top w:val="single" w:color="AAAAAA" w:sz="1"/>
+              <w:left w:val="single" w:color="AAAAAA" w:sz="1"/>
+              <w:bottom w:val="single" w:color="AAAAAA" w:sz="1"/>
+              <w:right w:val="single" w:color="AAAAAA" w:sz="1"/>
+            </w:tcBorders>
+            <w:tcMar>
+              <w:top w:type="dxa" w:w="60"/>
+              <w:left w:type="dxa" w:w="100"/>
+              <w:bottom w:type="dxa" w:w="60"/>
+              <w:right w:type="dxa" w:w="100"/>
+            </w:tcMar>
+          </w:tcPr>
+          <w:p>
+            <w:pPr>
+              <w:jc w:val="center"/>
+            </w:pPr>
+            <w:r>
+              <w:rPr>
+                <w:rFonts w:ascii="Arial" w:cs="Arial" w:eastAsia="Arial" w:hAnsi="Arial"/>
+                <w:b w:val="false"/>
+                <w:bCs w:val="false"/>
+                <w:i w:val="false"/>
+                <w:iCs w:val="false"/>
+                <w:sz w:val="20"/>
+                <w:szCs w:val="20"/>
+              </w:rPr>
+              <w:t xml:space="preserve"/>
+            </w:r>
+          </w:p>
+        </w:tc>
+        <w:tc>
+          <w:tcPr>
+            <w:tcW w:type="dxa" w:w="1240"/>
+            <w:tcBorders>
+              <w:top w:val="single" w:color="AAAAAA" w:sz="1"/>
+              <w:left w:val="single" w:color="AAAAAA" w:sz="1"/>
+              <w:bottom w:val="single" w:color="AAAAAA" w:sz="1"/>
+              <w:right w:val="single" w:color="AAAAAA" w:sz="1"/>
+            </w:tcBorders>
+            <w:tcMar>
+              <w:top w:type="dxa" w:w="60"/>
+              <w:left w:type="dxa" w:w="100"/>
+              <w:bottom w:type="dxa" w:w="60"/>
+              <w:right w:type="dxa" w:w="100"/>
+            </w:tcMar>
+          </w:tcPr>
+          <w:p>
+            <w:pPr>
+              <w:jc w:val="center"/>
+            </w:pPr>
+            <w:r>
+              <w:rPr>
+                <w:rFonts w:ascii="Arial" w:cs="Arial" w:eastAsia="Arial" w:hAnsi="Arial"/>
+                <w:b w:val="false"/>
+                <w:bCs w:val="false"/>
+                <w:i w:val="false"/>
+                <w:iCs w:val="false"/>
+                <w:sz w:val="20"/>
+                <w:szCs w:val="20"/>
+              </w:rPr>
+              <w:t xml:space="preserve"/>
+            </w:r>
+          </w:p>
+        </w:tc>
+        <w:tc>
+          <w:tcPr>
+            <w:tcW w:type="dxa" w:w="2000"/>
+            <w:tcBorders>
+              <w:top w:val="single" w:color="AAAAAA" w:sz="1"/>
+              <w:left w:val="single" w:color="AAAAAA" w:sz="1"/>
+              <w:bottom w:val="single" w:color="AAAAAA" w:sz="1"/>
+              <w:right w:val="single" w:color="AAAAAA" w:sz="1"/>
+            </w:tcBorders>
             <w:tcMar>
               <w:top w:type="dxa" w:w="60"/>
               <w:left w:type="dxa" w:w="100"/>

--- a/PRDs/CBM-Entity-Inventory.docx
+++ b/PRDs/CBM-Entity-Inventory.docx
@@ -300,16 +300,7 @@
           </w:tcPr>
           <w:p>
             <w:r>
-              <w:rPr>
-                <w:rFonts w:ascii="Arial" w:cs="Arial" w:eastAsia="Arial" w:hAnsi="Arial"/>
-                <w:b w:val="false"/>
-                <w:bCs w:val="false"/>
-                <w:i w:val="false"/>
-                <w:iCs w:val="false"/>
-                <w:sz w:val="20"/>
-                <w:szCs w:val="20"/>
-              </w:rPr>
-              <w:t xml:space="preserve">1.2</w:t>
+              <w:t>1.3</w:t>
             </w:r>
           </w:p>
         </w:tc>
@@ -430,16 +421,7 @@
           </w:tcPr>
           <w:p>
             <w:r>
-              <w:rPr>
-                <w:rFonts w:ascii="Arial" w:cs="Arial" w:eastAsia="Arial" w:hAnsi="Arial"/>
-                <w:b w:val="false"/>
-                <w:bCs w:val="false"/>
-                <w:i w:val="false"/>
-                <w:iCs w:val="false"/>
-                <w:sz w:val="20"/>
-                <w:szCs w:val="20"/>
-              </w:rPr>
-              <w:t xml:space="preserve">04-05-26 22:15</w:t>
+              <w:t>04-08-26 18:32</w:t>
             </w:r>
           </w:p>
         </w:tc>
@@ -573,28 +555,7 @@
         <w:spacing w:after="120"/>
       </w:pPr>
       <w:r>
-        <w:rPr>
-          <w:rFonts w:ascii="Arial" w:cs="Arial" w:eastAsia="Arial" w:hAnsi="Arial"/>
-          <w:b/>
-          <w:bCs/>
-          <w:i w:val="false"/>
-          <w:iCs w:val="false"/>
-          <w:sz w:val="22"/>
-          <w:szCs w:val="22"/>
-        </w:rPr>
-        <w:t xml:space="preserve">Total CRM Entities: </w:t>
-      </w:r>
-      <w:r>
-        <w:rPr>
-          <w:rFonts w:ascii="Arial" w:cs="Arial" w:eastAsia="Arial" w:hAnsi="Arial"/>
-          <w:b w:val="false"/>
-          <w:bCs w:val="false"/>
-          <w:i w:val="false"/>
-          <w:iCs w:val="false"/>
-          <w:sz w:val="22"/>
-          <w:szCs w:val="22"/>
-        </w:rPr>
-        <w:t xml:space="preserve">13 (2 native, 8 custom, 3 TBD)</w:t>
+        <w:t xml:space="preserve">Total CRM Entities: 16 (2 native, 11 custom, 3 TBD)</w:t>
       </w:r>
     </w:p>
     <w:p>
@@ -602,28 +563,7 @@
         <w:spacing w:after="120"/>
       </w:pPr>
       <w:r>
-        <w:rPr>
-          <w:rFonts w:ascii="Arial" w:cs="Arial" w:eastAsia="Arial" w:hAnsi="Arial"/>
-          <w:b/>
-          <w:bCs/>
-          <w:i w:val="false"/>
-          <w:iCs w:val="false"/>
-          <w:sz w:val="22"/>
-          <w:szCs w:val="22"/>
-        </w:rPr>
-        <w:t xml:space="preserve">Total Business Entity Concepts: </w:t>
-      </w:r>
-      <w:r>
-        <w:rPr>
-          <w:rFonts w:ascii="Arial" w:cs="Arial" w:eastAsia="Arial" w:hAnsi="Arial"/>
-          <w:b w:val="false"/>
-          <w:bCs w:val="false"/>
-          <w:i w:val="false"/>
-          <w:iCs w:val="false"/>
-          <w:sz w:val="22"/>
-          <w:szCs w:val="22"/>
-        </w:rPr>
-        <w:t xml:space="preserve">25</w:t>
+        <w:t xml:space="preserve">Total Business Entity Concepts: 28</w:t>
       </w:r>
     </w:p>
     <w:p>
@@ -6279,6 +6219,474 @@
                 <w:szCs w:val="16"/>
               </w:rPr>
               <w:t xml:space="preserve">MN, CR (Survey Svc)</w:t>
+            </w:r>
+          </w:p>
+        </w:tc>
+      </w:tr>
+      <w:tr>
+        <w:tc>
+          <w:tcPr>
+            <w:tcW w:type="dxa" w:w="1700"/>
+            <w:tcBorders>
+              <w:top w:val="single" w:color="AAAAAA" w:sz="1"/>
+              <w:left w:val="single" w:color="AAAAAA" w:sz="1"/>
+              <w:bottom w:val="single" w:color="AAAAAA" w:sz="1"/>
+              <w:right w:val="single" w:color="AAAAAA" w:sz="1"/>
+            </w:tcBorders>
+            <w:tcMar>
+              <w:top w:type="dxa" w:w="60"/>
+              <w:left w:type="dxa" w:w="100"/>
+              <w:bottom w:type="dxa" w:w="60"/>
+              <w:right w:type="dxa" w:w="100"/>
+            </w:tcMar>
+          </w:tcPr>
+          <w:p>
+            <w:r>
+              <w:t xml:space="preserve">Marketing Campaign</w:t>
+            </w:r>
+          </w:p>
+        </w:tc>
+        <w:tc>
+          <w:tcPr>
+            <w:tcW w:type="dxa" w:w="1200"/>
+            <w:tcBorders>
+              <w:top w:val="single" w:color="AAAAAA" w:sz="1"/>
+              <w:left w:val="single" w:color="AAAAAA" w:sz="1"/>
+              <w:bottom w:val="single" w:color="AAAAAA" w:sz="1"/>
+              <w:right w:val="single" w:color="AAAAAA" w:sz="1"/>
+            </w:tcBorders>
+            <w:tcMar>
+              <w:top w:type="dxa" w:w="60"/>
+              <w:left w:type="dxa" w:w="100"/>
+              <w:bottom w:type="dxa" w:w="60"/>
+              <w:right w:type="dxa" w:w="100"/>
+            </w:tcMar>
+          </w:tcPr>
+          <w:p>
+            <w:r>
+              <w:t xml:space="preserve">Marketing Campaign</w:t>
+            </w:r>
+          </w:p>
+        </w:tc>
+        <w:tc>
+          <w:tcPr>
+            <w:tcW w:type="dxa" w:w="900"/>
+            <w:tcBorders>
+              <w:top w:val="single" w:color="AAAAAA" w:sz="1"/>
+              <w:left w:val="single" w:color="AAAAAA" w:sz="1"/>
+              <w:bottom w:val="single" w:color="AAAAAA" w:sz="1"/>
+              <w:right w:val="single" w:color="AAAAAA" w:sz="1"/>
+            </w:tcBorders>
+            <w:tcMar>
+              <w:top w:type="dxa" w:w="60"/>
+              <w:left w:type="dxa" w:w="100"/>
+              <w:bottom w:type="dxa" w:w="60"/>
+              <w:right w:type="dxa" w:w="100"/>
+            </w:tcMar>
+          </w:tcPr>
+          <w:p>
+            <w:r>
+              <w:t xml:space="preserve">Custom</w:t>
+            </w:r>
+          </w:p>
+        </w:tc>
+        <w:tc>
+          <w:tcPr>
+            <w:tcW w:type="dxa" w:w="900"/>
+            <w:tcBorders>
+              <w:top w:val="single" w:color="AAAAAA" w:sz="1"/>
+              <w:left w:val="single" w:color="AAAAAA" w:sz="1"/>
+              <w:bottom w:val="single" w:color="AAAAAA" w:sz="1"/>
+              <w:right w:val="single" w:color="AAAAAA" w:sz="1"/>
+            </w:tcBorders>
+            <w:tcMar>
+              <w:top w:type="dxa" w:w="60"/>
+              <w:left w:type="dxa" w:w="100"/>
+              <w:bottom w:type="dxa" w:w="60"/>
+              <w:right w:type="dxa" w:w="100"/>
+            </w:tcMar>
+          </w:tcPr>
+          <w:p>
+            <w:r>
+              <w:t xml:space="preserve">Base</w:t>
+            </w:r>
+          </w:p>
+        </w:tc>
+        <w:tc>
+          <w:tcPr>
+            <w:tcW w:type="dxa" w:w="1200"/>
+            <w:tcBorders>
+              <w:top w:val="single" w:color="AAAAAA" w:sz="1"/>
+              <w:left w:val="single" w:color="AAAAAA" w:sz="1"/>
+              <w:bottom w:val="single" w:color="AAAAAA" w:sz="1"/>
+              <w:right w:val="single" w:color="AAAAAA" w:sz="1"/>
+            </w:tcBorders>
+            <w:tcMar>
+              <w:top w:type="dxa" w:w="60"/>
+              <w:left w:type="dxa" w:w="100"/>
+              <w:bottom w:type="dxa" w:w="60"/>
+              <w:right w:type="dxa" w:w="100"/>
+            </w:tcMar>
+          </w:tcPr>
+          <w:p>
+            <w:r>
+              <w:t xml:space="preserve">—</w:t>
+            </w:r>
+          </w:p>
+        </w:tc>
+        <w:tc>
+          <w:tcPr>
+            <w:tcW w:type="dxa" w:w="1300"/>
+            <w:tcBorders>
+              <w:top w:val="single" w:color="AAAAAA" w:sz="1"/>
+              <w:left w:val="single" w:color="AAAAAA" w:sz="1"/>
+              <w:bottom w:val="single" w:color="AAAAAA" w:sz="1"/>
+              <w:right w:val="single" w:color="AAAAAA" w:sz="1"/>
+            </w:tcBorders>
+            <w:tcMar>
+              <w:top w:type="dxa" w:w="60"/>
+              <w:left w:type="dxa" w:w="100"/>
+              <w:bottom w:type="dxa" w:w="60"/>
+              <w:right w:type="dxa" w:w="100"/>
+            </w:tcMar>
+          </w:tcPr>
+          <w:p>
+            <w:r>
+              <w:t xml:space="preserve">—</w:t>
+            </w:r>
+          </w:p>
+        </w:tc>
+        <w:tc>
+          <w:tcPr>
+            <w:tcW w:type="dxa" w:w="2160"/>
+            <w:tcBorders>
+              <w:top w:val="single" w:color="AAAAAA" w:sz="1"/>
+              <w:left w:val="single" w:color="AAAAAA" w:sz="1"/>
+              <w:bottom w:val="single" w:color="AAAAAA" w:sz="1"/>
+              <w:right w:val="single" w:color="AAAAAA" w:sz="1"/>
+            </w:tcBorders>
+            <w:tcMar>
+              <w:top w:type="dxa" w:w="60"/>
+              <w:left w:type="dxa" w:w="100"/>
+              <w:bottom w:type="dxa" w:w="60"/>
+              <w:right w:type="dxa" w:w="100"/>
+            </w:tcMar>
+          </w:tcPr>
+          <w:p>
+            <w:r>
+              <w:t xml:space="preserve">CR</w:t>
+            </w:r>
+          </w:p>
+        </w:tc>
+      </w:tr>
+      <w:tr>
+        <w:tc>
+          <w:tcPr>
+            <w:tcW w:type="dxa" w:w="1700"/>
+            <w:tcBorders>
+              <w:top w:val="single" w:color="AAAAAA" w:sz="1"/>
+              <w:left w:val="single" w:color="AAAAAA" w:sz="1"/>
+              <w:bottom w:val="single" w:color="AAAAAA" w:sz="1"/>
+              <w:right w:val="single" w:color="AAAAAA" w:sz="1"/>
+            </w:tcBorders>
+            <w:tcMar>
+              <w:top w:type="dxa" w:w="60"/>
+              <w:left w:type="dxa" w:w="100"/>
+              <w:bottom w:type="dxa" w:w="60"/>
+              <w:right w:type="dxa" w:w="100"/>
+            </w:tcMar>
+          </w:tcPr>
+          <w:p>
+            <w:r>
+              <w:t xml:space="preserve">Campaign Group</w:t>
+            </w:r>
+          </w:p>
+        </w:tc>
+        <w:tc>
+          <w:tcPr>
+            <w:tcW w:type="dxa" w:w="1200"/>
+            <w:tcBorders>
+              <w:top w:val="single" w:color="AAAAAA" w:sz="1"/>
+              <w:left w:val="single" w:color="AAAAAA" w:sz="1"/>
+              <w:bottom w:val="single" w:color="AAAAAA" w:sz="1"/>
+              <w:right w:val="single" w:color="AAAAAA" w:sz="1"/>
+            </w:tcBorders>
+            <w:tcMar>
+              <w:top w:type="dxa" w:w="60"/>
+              <w:left w:type="dxa" w:w="100"/>
+              <w:bottom w:type="dxa" w:w="60"/>
+              <w:right w:type="dxa" w:w="100"/>
+            </w:tcMar>
+          </w:tcPr>
+          <w:p>
+            <w:r>
+              <w:t xml:space="preserve">Campaign Group</w:t>
+            </w:r>
+          </w:p>
+        </w:tc>
+        <w:tc>
+          <w:tcPr>
+            <w:tcW w:type="dxa" w:w="900"/>
+            <w:tcBorders>
+              <w:top w:val="single" w:color="AAAAAA" w:sz="1"/>
+              <w:left w:val="single" w:color="AAAAAA" w:sz="1"/>
+              <w:bottom w:val="single" w:color="AAAAAA" w:sz="1"/>
+              <w:right w:val="single" w:color="AAAAAA" w:sz="1"/>
+            </w:tcBorders>
+            <w:tcMar>
+              <w:top w:type="dxa" w:w="60"/>
+              <w:left w:type="dxa" w:w="100"/>
+              <w:bottom w:type="dxa" w:w="60"/>
+              <w:right w:type="dxa" w:w="100"/>
+            </w:tcMar>
+          </w:tcPr>
+          <w:p>
+            <w:r>
+              <w:t xml:space="preserve">Custom</w:t>
+            </w:r>
+          </w:p>
+        </w:tc>
+        <w:tc>
+          <w:tcPr>
+            <w:tcW w:type="dxa" w:w="900"/>
+            <w:tcBorders>
+              <w:top w:val="single" w:color="AAAAAA" w:sz="1"/>
+              <w:left w:val="single" w:color="AAAAAA" w:sz="1"/>
+              <w:bottom w:val="single" w:color="AAAAAA" w:sz="1"/>
+              <w:right w:val="single" w:color="AAAAAA" w:sz="1"/>
+            </w:tcBorders>
+            <w:tcMar>
+              <w:top w:type="dxa" w:w="60"/>
+              <w:left w:type="dxa" w:w="100"/>
+              <w:bottom w:type="dxa" w:w="60"/>
+              <w:right w:type="dxa" w:w="100"/>
+            </w:tcMar>
+          </w:tcPr>
+          <w:p>
+            <w:r>
+              <w:t xml:space="preserve">Base</w:t>
+            </w:r>
+          </w:p>
+        </w:tc>
+        <w:tc>
+          <w:tcPr>
+            <w:tcW w:type="dxa" w:w="1200"/>
+            <w:tcBorders>
+              <w:top w:val="single" w:color="AAAAAA" w:sz="1"/>
+              <w:left w:val="single" w:color="AAAAAA" w:sz="1"/>
+              <w:bottom w:val="single" w:color="AAAAAA" w:sz="1"/>
+              <w:right w:val="single" w:color="AAAAAA" w:sz="1"/>
+            </w:tcBorders>
+            <w:tcMar>
+              <w:top w:type="dxa" w:w="60"/>
+              <w:left w:type="dxa" w:w="100"/>
+              <w:bottom w:type="dxa" w:w="60"/>
+              <w:right w:type="dxa" w:w="100"/>
+            </w:tcMar>
+          </w:tcPr>
+          <w:p>
+            <w:r>
+              <w:t xml:space="preserve">—</w:t>
+            </w:r>
+          </w:p>
+        </w:tc>
+        <w:tc>
+          <w:tcPr>
+            <w:tcW w:type="dxa" w:w="1300"/>
+            <w:tcBorders>
+              <w:top w:val="single" w:color="AAAAAA" w:sz="1"/>
+              <w:left w:val="single" w:color="AAAAAA" w:sz="1"/>
+              <w:bottom w:val="single" w:color="AAAAAA" w:sz="1"/>
+              <w:right w:val="single" w:color="AAAAAA" w:sz="1"/>
+            </w:tcBorders>
+            <w:tcMar>
+              <w:top w:type="dxa" w:w="60"/>
+              <w:left w:type="dxa" w:w="100"/>
+              <w:bottom w:type="dxa" w:w="60"/>
+              <w:right w:type="dxa" w:w="100"/>
+            </w:tcMar>
+          </w:tcPr>
+          <w:p>
+            <w:r>
+              <w:t xml:space="preserve">—</w:t>
+            </w:r>
+          </w:p>
+        </w:tc>
+        <w:tc>
+          <w:tcPr>
+            <w:tcW w:type="dxa" w:w="2160"/>
+            <w:tcBorders>
+              <w:top w:val="single" w:color="AAAAAA" w:sz="1"/>
+              <w:left w:val="single" w:color="AAAAAA" w:sz="1"/>
+              <w:bottom w:val="single" w:color="AAAAAA" w:sz="1"/>
+              <w:right w:val="single" w:color="AAAAAA" w:sz="1"/>
+            </w:tcBorders>
+            <w:tcMar>
+              <w:top w:type="dxa" w:w="60"/>
+              <w:left w:type="dxa" w:w="100"/>
+              <w:bottom w:type="dxa" w:w="60"/>
+              <w:right w:type="dxa" w:w="100"/>
+            </w:tcMar>
+          </w:tcPr>
+          <w:p>
+            <w:r>
+              <w:t xml:space="preserve">CR</w:t>
+            </w:r>
+          </w:p>
+        </w:tc>
+      </w:tr>
+      <w:tr>
+        <w:tc>
+          <w:tcPr>
+            <w:tcW w:type="dxa" w:w="1700"/>
+            <w:tcBorders>
+              <w:top w:val="single" w:color="AAAAAA" w:sz="1"/>
+              <w:left w:val="single" w:color="AAAAAA" w:sz="1"/>
+              <w:bottom w:val="single" w:color="AAAAAA" w:sz="1"/>
+              <w:right w:val="single" w:color="AAAAAA" w:sz="1"/>
+            </w:tcBorders>
+            <w:tcMar>
+              <w:top w:type="dxa" w:w="60"/>
+              <w:left w:type="dxa" w:w="100"/>
+              <w:bottom w:type="dxa" w:w="60"/>
+              <w:right w:type="dxa" w:w="100"/>
+            </w:tcMar>
+          </w:tcPr>
+          <w:p>
+            <w:r>
+              <w:t xml:space="preserve">Campaign Engagement</w:t>
+            </w:r>
+          </w:p>
+        </w:tc>
+        <w:tc>
+          <w:tcPr>
+            <w:tcW w:type="dxa" w:w="1200"/>
+            <w:tcBorders>
+              <w:top w:val="single" w:color="AAAAAA" w:sz="1"/>
+              <w:left w:val="single" w:color="AAAAAA" w:sz="1"/>
+              <w:bottom w:val="single" w:color="AAAAAA" w:sz="1"/>
+              <w:right w:val="single" w:color="AAAAAA" w:sz="1"/>
+            </w:tcBorders>
+            <w:tcMar>
+              <w:top w:type="dxa" w:w="60"/>
+              <w:left w:type="dxa" w:w="100"/>
+              <w:bottom w:type="dxa" w:w="60"/>
+              <w:right w:type="dxa" w:w="100"/>
+            </w:tcMar>
+          </w:tcPr>
+          <w:p>
+            <w:r>
+              <w:t xml:space="preserve">Campaign Engagement</w:t>
+            </w:r>
+          </w:p>
+        </w:tc>
+        <w:tc>
+          <w:tcPr>
+            <w:tcW w:type="dxa" w:w="900"/>
+            <w:tcBorders>
+              <w:top w:val="single" w:color="AAAAAA" w:sz="1"/>
+              <w:left w:val="single" w:color="AAAAAA" w:sz="1"/>
+              <w:bottom w:val="single" w:color="AAAAAA" w:sz="1"/>
+              <w:right w:val="single" w:color="AAAAAA" w:sz="1"/>
+            </w:tcBorders>
+            <w:tcMar>
+              <w:top w:type="dxa" w:w="60"/>
+              <w:left w:type="dxa" w:w="100"/>
+              <w:bottom w:type="dxa" w:w="60"/>
+              <w:right w:type="dxa" w:w="100"/>
+            </w:tcMar>
+          </w:tcPr>
+          <w:p>
+            <w:r>
+              <w:t xml:space="preserve">Custom</w:t>
+            </w:r>
+          </w:p>
+        </w:tc>
+        <w:tc>
+          <w:tcPr>
+            <w:tcW w:type="dxa" w:w="900"/>
+            <w:tcBorders>
+              <w:top w:val="single" w:color="AAAAAA" w:sz="1"/>
+              <w:left w:val="single" w:color="AAAAAA" w:sz="1"/>
+              <w:bottom w:val="single" w:color="AAAAAA" w:sz="1"/>
+              <w:right w:val="single" w:color="AAAAAA" w:sz="1"/>
+            </w:tcBorders>
+            <w:tcMar>
+              <w:top w:type="dxa" w:w="60"/>
+              <w:left w:type="dxa" w:w="100"/>
+              <w:bottom w:type="dxa" w:w="60"/>
+              <w:right w:type="dxa" w:w="100"/>
+            </w:tcMar>
+          </w:tcPr>
+          <w:p>
+            <w:r>
+              <w:t xml:space="preserve">Base</w:t>
+            </w:r>
+          </w:p>
+        </w:tc>
+        <w:tc>
+          <w:tcPr>
+            <w:tcW w:type="dxa" w:w="1200"/>
+            <w:tcBorders>
+              <w:top w:val="single" w:color="AAAAAA" w:sz="1"/>
+              <w:left w:val="single" w:color="AAAAAA" w:sz="1"/>
+              <w:bottom w:val="single" w:color="AAAAAA" w:sz="1"/>
+              <w:right w:val="single" w:color="AAAAAA" w:sz="1"/>
+            </w:tcBorders>
+            <w:tcMar>
+              <w:top w:type="dxa" w:w="60"/>
+              <w:left w:type="dxa" w:w="100"/>
+              <w:bottom w:type="dxa" w:w="60"/>
+              <w:right w:type="dxa" w:w="100"/>
+            </w:tcMar>
+          </w:tcPr>
+          <w:p>
+            <w:r>
+              <w:t xml:space="preserve">—</w:t>
+            </w:r>
+          </w:p>
+        </w:tc>
+        <w:tc>
+          <w:tcPr>
+            <w:tcW w:type="dxa" w:w="1300"/>
+            <w:tcBorders>
+              <w:top w:val="single" w:color="AAAAAA" w:sz="1"/>
+              <w:left w:val="single" w:color="AAAAAA" w:sz="1"/>
+              <w:bottom w:val="single" w:color="AAAAAA" w:sz="1"/>
+              <w:right w:val="single" w:color="AAAAAA" w:sz="1"/>
+            </w:tcBorders>
+            <w:tcMar>
+              <w:top w:type="dxa" w:w="60"/>
+              <w:left w:type="dxa" w:w="100"/>
+              <w:bottom w:type="dxa" w:w="60"/>
+              <w:right w:type="dxa" w:w="100"/>
+            </w:tcMar>
+          </w:tcPr>
+          <w:p>
+            <w:r>
+              <w:t xml:space="preserve">—</w:t>
+            </w:r>
+          </w:p>
+        </w:tc>
+        <w:tc>
+          <w:tcPr>
+            <w:tcW w:type="dxa" w:w="2160"/>
+            <w:tcBorders>
+              <w:top w:val="single" w:color="AAAAAA" w:sz="1"/>
+              <w:left w:val="single" w:color="AAAAAA" w:sz="1"/>
+              <w:bottom w:val="single" w:color="AAAAAA" w:sz="1"/>
+              <w:right w:val="single" w:color="AAAAAA" w:sz="1"/>
+            </w:tcBorders>
+            <w:tcMar>
+              <w:top w:type="dxa" w:w="60"/>
+              <w:left w:type="dxa" w:w="100"/>
+              <w:bottom w:type="dxa" w:w="60"/>
+              <w:right w:type="dxa" w:w="100"/>
+            </w:tcMar>
+          </w:tcPr>
+          <w:p>
+            <w:r>
+              <w:t xml:space="preserve">CR</w:t>
             </w:r>
           </w:p>
         </w:tc>
@@ -10724,6 +11132,171 @@
     </w:p>
     <w:p>
       <w:pPr>
+        <w:pStyle w:val="Heading2"/>
+        <w:spacing w:after="120" w:before="240"/>
+      </w:pPr>
+      <w:r>
+        <w:t xml:space="preserve">4.9 Marketing Campaign</w:t>
+      </w:r>
+    </w:p>
+    <w:p>
+      <w:pPr>
+        <w:pStyle w:val="ListParagraph"/>
+        <w:numPr>
+          <w:ilvl w:val="0"/>
+          <w:numId w:val="2"/>
+        </w:numPr>
+        <w:spacing w:after="60"/>
+      </w:pPr>
+    </w:p>
+    <w:p>
+      <w:pPr>
+        <w:pStyle w:val="ListParagraph"/>
+        <w:numPr>
+          <w:ilvl w:val="0"/>
+          <w:numId w:val="2"/>
+        </w:numPr>
+        <w:spacing w:after="60"/>
+      </w:pPr>
+      <w:r>
+        <w:t xml:space="preserve">Represents a single outbound marketing campaign (email blast, SMS blast, etc.). One record per send. Holds campaign metadata, planning, status lifecycle (Draft, Scheduled, Sent, Complete, Cancelled), and aggregate metrics (total sent, total opened, total clicked, total bounced). Owned exclusively by the CR-MARKETING sub-domain of the Client Recruiting domain.</w:t>
+      </w:r>
+    </w:p>
+    <w:p>
+      <w:pPr>
+        <w:pStyle w:val="ListParagraph"/>
+        <w:numPr>
+          <w:ilvl w:val="0"/>
+          <w:numId w:val="2"/>
+        </w:numPr>
+        <w:spacing w:after="60"/>
+      </w:pPr>
+      <w:r>
+        <w:t xml:space="preserve">Type Rationale: Base type chosen. While campaigns have a planned send date, the primary purpose is metadata tracking and engagement aggregation, not calendar scheduling. The external marketing platform handles actual send scheduling; the CRM Campaign record is a metadata and reporting anchor. Named 'Marketing Campaign' to disambiguate from the existing Fundraising Campaign entity (Section 4.8).</w:t>
+      </w:r>
+    </w:p>
+    <w:p>
+      <w:pPr>
+        <w:pStyle w:val="ListParagraph"/>
+        <w:numPr>
+          <w:ilvl w:val="0"/>
+          <w:numId w:val="2"/>
+        </w:numPr>
+        <w:spacing w:after="60"/>
+      </w:pPr>
+    </w:p>
+    <w:p>
+      <w:pPr>
+        <w:pStyle w:val="Heading2"/>
+        <w:spacing w:after="120" w:before="240"/>
+      </w:pPr>
+      <w:r>
+        <w:t xml:space="preserve">4.10 Campaign Group</w:t>
+      </w:r>
+    </w:p>
+    <w:p>
+      <w:pPr>
+        <w:pStyle w:val="ListParagraph"/>
+        <w:numPr>
+          <w:ilvl w:val="0"/>
+          <w:numId w:val="2"/>
+        </w:numPr>
+        <w:spacing w:after="60"/>
+      </w:pPr>
+    </w:p>
+    <w:p>
+      <w:pPr>
+        <w:pStyle w:val="ListParagraph"/>
+        <w:numPr>
+          <w:ilvl w:val="0"/>
+          <w:numId w:val="2"/>
+        </w:numPr>
+        <w:spacing w:after="60"/>
+      </w:pPr>
+      <w:r>
+        <w:t xml:space="preserve">An optional grouping of related Marketing Campaigns into a coordinated multi-touch effort (e.g., a 'Spring 2026 Awareness Push' spanning several emails and an SMS reminder). Has name, description, start date, end date, and a one-to-many relationship to Marketing Campaign. Aggregate metrics roll up from child Campaigns for group-level reporting. Owned exclusively by the CR-MARKETING sub-domain.</w:t>
+      </w:r>
+    </w:p>
+    <w:p>
+      <w:pPr>
+        <w:pStyle w:val="ListParagraph"/>
+        <w:numPr>
+          <w:ilvl w:val="0"/>
+          <w:numId w:val="2"/>
+        </w:numPr>
+        <w:spacing w:after="60"/>
+      </w:pPr>
+      <w:r>
+        <w:t xml:space="preserve">Type Rationale: Base type chosen. Grouping and aggregation are the primary purposes; no calendar scheduling semantics are needed at the group level. Optional — standalone Campaigns that do not belong to a coordinated effort have no Campaign Group link.</w:t>
+      </w:r>
+    </w:p>
+    <w:p>
+      <w:pPr>
+        <w:pStyle w:val="ListParagraph"/>
+        <w:numPr>
+          <w:ilvl w:val="0"/>
+          <w:numId w:val="2"/>
+        </w:numPr>
+        <w:spacing w:after="60"/>
+      </w:pPr>
+    </w:p>
+    <w:p>
+      <w:pPr>
+        <w:pStyle w:val="Heading2"/>
+        <w:spacing w:after="120" w:before="240"/>
+      </w:pPr>
+      <w:r>
+        <w:t xml:space="preserve">4.11 Campaign Engagement</w:t>
+      </w:r>
+    </w:p>
+    <w:p>
+      <w:pPr>
+        <w:pStyle w:val="ListParagraph"/>
+        <w:numPr>
+          <w:ilvl w:val="0"/>
+          <w:numId w:val="2"/>
+        </w:numPr>
+        <w:spacing w:after="60"/>
+      </w:pPr>
+    </w:p>
+    <w:p>
+      <w:pPr>
+        <w:pStyle w:val="ListParagraph"/>
+        <w:numPr>
+          <w:ilvl w:val="0"/>
+          <w:numId w:val="2"/>
+        </w:numPr>
+        <w:spacing w:after="60"/>
+      </w:pPr>
+      <w:r>
+        <w:t xml:space="preserve">A per-recipient engagement record linking a Contact to a Marketing Campaign. One record per Contact per Campaign. Stores sent/opened/clicked/bounced flags and timestamps. Populated by the inbound sync from the external marketing platform (the second of three narrow exceptions to the strict one-way contact sync). Feeds the aggregate roll-up fields on the Contact entity (lastMarketingEngagement, totalCampaignsSent, totalOpens, totalClicks). Owned exclusively by the CR-MARKETING sub-domain.</w:t>
+      </w:r>
+    </w:p>
+    <w:p>
+      <w:pPr>
+        <w:pStyle w:val="ListParagraph"/>
+        <w:numPr>
+          <w:ilvl w:val="0"/>
+          <w:numId w:val="2"/>
+        </w:numPr>
+        <w:spacing w:after="60"/>
+      </w:pPr>
+      <w:r>
+        <w:t xml:space="preserve">Type Rationale: Base type chosen. The entity is a relational record linking two parties with per-recipient engagement state — no calendar semantics needed.</w:t>
+      </w:r>
+    </w:p>
+    <w:p>
+      <w:pPr>
+        <w:pStyle w:val="ListParagraph"/>
+        <w:numPr>
+          <w:ilvl w:val="0"/>
+          <w:numId w:val="2"/>
+        </w:numPr>
+        <w:spacing w:after="60"/>
+      </w:pPr>
+    </w:p>
+    <w:p>
+      <w:pPr>
         <w:pStyle w:val="Heading1"/>
         <w:spacing w:after="120" w:before="360"/>
       </w:pPr>
@@ -13649,6 +14222,471 @@
                 <w:szCs w:val="20"/>
               </w:rPr>
               <w:t xml:space="preserve">2</w:t>
+            </w:r>
+          </w:p>
+        </w:tc>
+      </w:tr>
+      <w:tr>
+        <w:tc>
+          <w:tcPr>
+            <w:tcW w:type="dxa" w:w="2400"/>
+            <w:tcBorders>
+              <w:top w:val="single" w:color="AAAAAA" w:sz="1"/>
+              <w:left w:val="single" w:color="AAAAAA" w:sz="1"/>
+              <w:bottom w:val="single" w:color="AAAAAA" w:sz="1"/>
+              <w:right w:val="single" w:color="AAAAAA" w:sz="1"/>
+            </w:tcBorders>
+            <w:shd w:fill="F2F7FB" w:val="clear"/>
+            <w:tcMar>
+              <w:top w:type="dxa" w:w="60"/>
+              <w:left w:type="dxa" w:w="100"/>
+              <w:bottom w:type="dxa" w:w="60"/>
+              <w:right w:type="dxa" w:w="100"/>
+            </w:tcMar>
+          </w:tcPr>
+          <w:p>
+            <w:r>
+              <w:t xml:space="preserve">Marketing Campaign</w:t>
+            </w:r>
+          </w:p>
+        </w:tc>
+        <w:tc>
+          <w:tcPr>
+            <w:tcW w:type="dxa" w:w="1240"/>
+            <w:tcBorders>
+              <w:top w:val="single" w:color="AAAAAA" w:sz="1"/>
+              <w:left w:val="single" w:color="AAAAAA" w:sz="1"/>
+              <w:bottom w:val="single" w:color="AAAAAA" w:sz="1"/>
+              <w:right w:val="single" w:color="AAAAAA" w:sz="1"/>
+            </w:tcBorders>
+            <w:shd w:fill="F2F7FB" w:val="clear"/>
+            <w:tcMar>
+              <w:top w:type="dxa" w:w="60"/>
+              <w:left w:type="dxa" w:w="100"/>
+              <w:bottom w:type="dxa" w:w="60"/>
+              <w:right w:type="dxa" w:w="100"/>
+            </w:tcMar>
+          </w:tcPr>
+          <w:p>
+            <w:pPr>
+              <w:jc w:val="center"/>
+            </w:pPr>
+            <w:r>
+              <w:t xml:space="preserve"/>
+            </w:r>
+          </w:p>
+        </w:tc>
+        <w:tc>
+          <w:tcPr>
+            <w:tcW w:type="dxa" w:w="1240"/>
+            <w:tcBorders>
+              <w:top w:val="single" w:color="AAAAAA" w:sz="1"/>
+              <w:left w:val="single" w:color="AAAAAA" w:sz="1"/>
+              <w:bottom w:val="single" w:color="AAAAAA" w:sz="1"/>
+              <w:right w:val="single" w:color="AAAAAA" w:sz="1"/>
+            </w:tcBorders>
+            <w:shd w:fill="F2F7FB" w:val="clear"/>
+            <w:tcMar>
+              <w:top w:type="dxa" w:w="60"/>
+              <w:left w:type="dxa" w:w="100"/>
+              <w:bottom w:type="dxa" w:w="60"/>
+              <w:right w:type="dxa" w:w="100"/>
+            </w:tcMar>
+          </w:tcPr>
+          <w:p>
+            <w:pPr>
+              <w:jc w:val="center"/>
+            </w:pPr>
+            <w:r>
+              <w:t xml:space="preserve"/>
+            </w:r>
+          </w:p>
+        </w:tc>
+        <w:tc>
+          <w:tcPr>
+            <w:tcW w:type="dxa" w:w="1240"/>
+            <w:tcBorders>
+              <w:top w:val="single" w:color="AAAAAA" w:sz="1"/>
+              <w:left w:val="single" w:color="AAAAAA" w:sz="1"/>
+              <w:bottom w:val="single" w:color="AAAAAA" w:sz="1"/>
+              <w:right w:val="single" w:color="AAAAAA" w:sz="1"/>
+            </w:tcBorders>
+            <w:shd w:fill="F2F7FB" w:val="clear"/>
+            <w:tcMar>
+              <w:top w:type="dxa" w:w="60"/>
+              <w:left w:type="dxa" w:w="100"/>
+              <w:bottom w:type="dxa" w:w="60"/>
+              <w:right w:type="dxa" w:w="100"/>
+            </w:tcMar>
+          </w:tcPr>
+          <w:p>
+            <w:pPr>
+              <w:jc w:val="center"/>
+            </w:pPr>
+            <w:r>
+              <w:t xml:space="preserve">✓</w:t>
+            </w:r>
+          </w:p>
+        </w:tc>
+        <w:tc>
+          <w:tcPr>
+            <w:tcW w:type="dxa" w:w="1240"/>
+            <w:tcBorders>
+              <w:top w:val="single" w:color="AAAAAA" w:sz="1"/>
+              <w:left w:val="single" w:color="AAAAAA" w:sz="1"/>
+              <w:bottom w:val="single" w:color="AAAAAA" w:sz="1"/>
+              <w:right w:val="single" w:color="AAAAAA" w:sz="1"/>
+            </w:tcBorders>
+            <w:shd w:fill="F2F7FB" w:val="clear"/>
+            <w:tcMar>
+              <w:top w:type="dxa" w:w="60"/>
+              <w:left w:type="dxa" w:w="100"/>
+              <w:bottom w:type="dxa" w:w="60"/>
+              <w:right w:type="dxa" w:w="100"/>
+            </w:tcMar>
+          </w:tcPr>
+          <w:p>
+            <w:pPr>
+              <w:jc w:val="center"/>
+            </w:pPr>
+            <w:r>
+              <w:t xml:space="preserve"/>
+            </w:r>
+          </w:p>
+        </w:tc>
+        <w:tc>
+          <w:tcPr>
+            <w:tcW w:type="dxa" w:w="2000"/>
+            <w:tcBorders>
+              <w:top w:val="single" w:color="AAAAAA" w:sz="1"/>
+              <w:left w:val="single" w:color="AAAAAA" w:sz="1"/>
+              <w:bottom w:val="single" w:color="AAAAAA" w:sz="1"/>
+              <w:right w:val="single" w:color="AAAAAA" w:sz="1"/>
+            </w:tcBorders>
+            <w:shd w:fill="F2F7FB" w:val="clear"/>
+            <w:tcMar>
+              <w:top w:type="dxa" w:w="60"/>
+              <w:left w:type="dxa" w:w="100"/>
+              <w:bottom w:type="dxa" w:w="60"/>
+              <w:right w:type="dxa" w:w="100"/>
+            </w:tcMar>
+          </w:tcPr>
+          <w:p>
+            <w:pPr>
+              <w:jc w:val="center"/>
+            </w:pPr>
+            <w:r>
+              <w:t xml:space="preserve">1</w:t>
+            </w:r>
+          </w:p>
+        </w:tc>
+      </w:tr>
+      <w:tr>
+        <w:tc>
+          <w:tcPr>
+            <w:tcW w:type="dxa" w:w="2400"/>
+            <w:tcBorders>
+              <w:top w:val="single" w:color="AAAAAA" w:sz="1"/>
+              <w:left w:val="single" w:color="AAAAAA" w:sz="1"/>
+              <w:bottom w:val="single" w:color="AAAAAA" w:sz="1"/>
+              <w:right w:val="single" w:color="AAAAAA" w:sz="1"/>
+            </w:tcBorders>
+            <w:shd w:fill="F2F7FB" w:val="clear"/>
+            <w:tcMar>
+              <w:top w:type="dxa" w:w="60"/>
+              <w:left w:type="dxa" w:w="100"/>
+              <w:bottom w:type="dxa" w:w="60"/>
+              <w:right w:type="dxa" w:w="100"/>
+            </w:tcMar>
+          </w:tcPr>
+          <w:p>
+            <w:r>
+              <w:t xml:space="preserve">Campaign Group</w:t>
+            </w:r>
+          </w:p>
+        </w:tc>
+        <w:tc>
+          <w:tcPr>
+            <w:tcW w:type="dxa" w:w="1240"/>
+            <w:tcBorders>
+              <w:top w:val="single" w:color="AAAAAA" w:sz="1"/>
+              <w:left w:val="single" w:color="AAAAAA" w:sz="1"/>
+              <w:bottom w:val="single" w:color="AAAAAA" w:sz="1"/>
+              <w:right w:val="single" w:color="AAAAAA" w:sz="1"/>
+            </w:tcBorders>
+            <w:shd w:fill="F2F7FB" w:val="clear"/>
+            <w:tcMar>
+              <w:top w:type="dxa" w:w="60"/>
+              <w:left w:type="dxa" w:w="100"/>
+              <w:bottom w:type="dxa" w:w="60"/>
+              <w:right w:type="dxa" w:w="100"/>
+            </w:tcMar>
+          </w:tcPr>
+          <w:p>
+            <w:pPr>
+              <w:jc w:val="center"/>
+            </w:pPr>
+            <w:r>
+              <w:t xml:space="preserve"/>
+            </w:r>
+          </w:p>
+        </w:tc>
+        <w:tc>
+          <w:tcPr>
+            <w:tcW w:type="dxa" w:w="1240"/>
+            <w:tcBorders>
+              <w:top w:val="single" w:color="AAAAAA" w:sz="1"/>
+              <w:left w:val="single" w:color="AAAAAA" w:sz="1"/>
+              <w:bottom w:val="single" w:color="AAAAAA" w:sz="1"/>
+              <w:right w:val="single" w:color="AAAAAA" w:sz="1"/>
+            </w:tcBorders>
+            <w:shd w:fill="F2F7FB" w:val="clear"/>
+            <w:tcMar>
+              <w:top w:type="dxa" w:w="60"/>
+              <w:left w:type="dxa" w:w="100"/>
+              <w:bottom w:type="dxa" w:w="60"/>
+              <w:right w:type="dxa" w:w="100"/>
+            </w:tcMar>
+          </w:tcPr>
+          <w:p>
+            <w:pPr>
+              <w:jc w:val="center"/>
+            </w:pPr>
+            <w:r>
+              <w:t xml:space="preserve"/>
+            </w:r>
+          </w:p>
+        </w:tc>
+        <w:tc>
+          <w:tcPr>
+            <w:tcW w:type="dxa" w:w="1240"/>
+            <w:tcBorders>
+              <w:top w:val="single" w:color="AAAAAA" w:sz="1"/>
+              <w:left w:val="single" w:color="AAAAAA" w:sz="1"/>
+              <w:bottom w:val="single" w:color="AAAAAA" w:sz="1"/>
+              <w:right w:val="single" w:color="AAAAAA" w:sz="1"/>
+            </w:tcBorders>
+            <w:shd w:fill="F2F7FB" w:val="clear"/>
+            <w:tcMar>
+              <w:top w:type="dxa" w:w="60"/>
+              <w:left w:type="dxa" w:w="100"/>
+              <w:bottom w:type="dxa" w:w="60"/>
+              <w:right w:type="dxa" w:w="100"/>
+            </w:tcMar>
+          </w:tcPr>
+          <w:p>
+            <w:pPr>
+              <w:jc w:val="center"/>
+            </w:pPr>
+            <w:r>
+              <w:t xml:space="preserve">✓</w:t>
+            </w:r>
+          </w:p>
+        </w:tc>
+        <w:tc>
+          <w:tcPr>
+            <w:tcW w:type="dxa" w:w="1240"/>
+            <w:tcBorders>
+              <w:top w:val="single" w:color="AAAAAA" w:sz="1"/>
+              <w:left w:val="single" w:color="AAAAAA" w:sz="1"/>
+              <w:bottom w:val="single" w:color="AAAAAA" w:sz="1"/>
+              <w:right w:val="single" w:color="AAAAAA" w:sz="1"/>
+            </w:tcBorders>
+            <w:shd w:fill="F2F7FB" w:val="clear"/>
+            <w:tcMar>
+              <w:top w:type="dxa" w:w="60"/>
+              <w:left w:type="dxa" w:w="100"/>
+              <w:bottom w:type="dxa" w:w="60"/>
+              <w:right w:type="dxa" w:w="100"/>
+            </w:tcMar>
+          </w:tcPr>
+          <w:p>
+            <w:pPr>
+              <w:jc w:val="center"/>
+            </w:pPr>
+            <w:r>
+              <w:t xml:space="preserve"/>
+            </w:r>
+          </w:p>
+        </w:tc>
+        <w:tc>
+          <w:tcPr>
+            <w:tcW w:type="dxa" w:w="2000"/>
+            <w:tcBorders>
+              <w:top w:val="single" w:color="AAAAAA" w:sz="1"/>
+              <w:left w:val="single" w:color="AAAAAA" w:sz="1"/>
+              <w:bottom w:val="single" w:color="AAAAAA" w:sz="1"/>
+              <w:right w:val="single" w:color="AAAAAA" w:sz="1"/>
+            </w:tcBorders>
+            <w:shd w:fill="F2F7FB" w:val="clear"/>
+            <w:tcMar>
+              <w:top w:type="dxa" w:w="60"/>
+              <w:left w:type="dxa" w:w="100"/>
+              <w:bottom w:type="dxa" w:w="60"/>
+              <w:right w:type="dxa" w:w="100"/>
+            </w:tcMar>
+          </w:tcPr>
+          <w:p>
+            <w:pPr>
+              <w:jc w:val="center"/>
+            </w:pPr>
+            <w:r>
+              <w:t xml:space="preserve">1</w:t>
+            </w:r>
+          </w:p>
+        </w:tc>
+      </w:tr>
+      <w:tr>
+        <w:tc>
+          <w:tcPr>
+            <w:tcW w:type="dxa" w:w="2400"/>
+            <w:tcBorders>
+              <w:top w:val="single" w:color="AAAAAA" w:sz="1"/>
+              <w:left w:val="single" w:color="AAAAAA" w:sz="1"/>
+              <w:bottom w:val="single" w:color="AAAAAA" w:sz="1"/>
+              <w:right w:val="single" w:color="AAAAAA" w:sz="1"/>
+            </w:tcBorders>
+            <w:shd w:fill="F2F7FB" w:val="clear"/>
+            <w:tcMar>
+              <w:top w:type="dxa" w:w="60"/>
+              <w:left w:type="dxa" w:w="100"/>
+              <w:bottom w:type="dxa" w:w="60"/>
+              <w:right w:type="dxa" w:w="100"/>
+            </w:tcMar>
+          </w:tcPr>
+          <w:p>
+            <w:r>
+              <w:t xml:space="preserve">Campaign Engagement</w:t>
+            </w:r>
+          </w:p>
+        </w:tc>
+        <w:tc>
+          <w:tcPr>
+            <w:tcW w:type="dxa" w:w="1240"/>
+            <w:tcBorders>
+              <w:top w:val="single" w:color="AAAAAA" w:sz="1"/>
+              <w:left w:val="single" w:color="AAAAAA" w:sz="1"/>
+              <w:bottom w:val="single" w:color="AAAAAA" w:sz="1"/>
+              <w:right w:val="single" w:color="AAAAAA" w:sz="1"/>
+            </w:tcBorders>
+            <w:shd w:fill="F2F7FB" w:val="clear"/>
+            <w:tcMar>
+              <w:top w:type="dxa" w:w="60"/>
+              <w:left w:type="dxa" w:w="100"/>
+              <w:bottom w:type="dxa" w:w="60"/>
+              <w:right w:type="dxa" w:w="100"/>
+            </w:tcMar>
+          </w:tcPr>
+          <w:p>
+            <w:pPr>
+              <w:jc w:val="center"/>
+            </w:pPr>
+            <w:r>
+              <w:t xml:space="preserve"/>
+            </w:r>
+          </w:p>
+        </w:tc>
+        <w:tc>
+          <w:tcPr>
+            <w:tcW w:type="dxa" w:w="1240"/>
+            <w:tcBorders>
+              <w:top w:val="single" w:color="AAAAAA" w:sz="1"/>
+              <w:left w:val="single" w:color="AAAAAA" w:sz="1"/>
+              <w:bottom w:val="single" w:color="AAAAAA" w:sz="1"/>
+              <w:right w:val="single" w:color="AAAAAA" w:sz="1"/>
+            </w:tcBorders>
+            <w:shd w:fill="F2F7FB" w:val="clear"/>
+            <w:tcMar>
+              <w:top w:type="dxa" w:w="60"/>
+              <w:left w:type="dxa" w:w="100"/>
+              <w:bottom w:type="dxa" w:w="60"/>
+              <w:right w:type="dxa" w:w="100"/>
+            </w:tcMar>
+          </w:tcPr>
+          <w:p>
+            <w:pPr>
+              <w:jc w:val="center"/>
+            </w:pPr>
+            <w:r>
+              <w:t xml:space="preserve"/>
+            </w:r>
+          </w:p>
+        </w:tc>
+        <w:tc>
+          <w:tcPr>
+            <w:tcW w:type="dxa" w:w="1240"/>
+            <w:tcBorders>
+              <w:top w:val="single" w:color="AAAAAA" w:sz="1"/>
+              <w:left w:val="single" w:color="AAAAAA" w:sz="1"/>
+              <w:bottom w:val="single" w:color="AAAAAA" w:sz="1"/>
+              <w:right w:val="single" w:color="AAAAAA" w:sz="1"/>
+            </w:tcBorders>
+            <w:shd w:fill="F2F7FB" w:val="clear"/>
+            <w:tcMar>
+              <w:top w:type="dxa" w:w="60"/>
+              <w:left w:type="dxa" w:w="100"/>
+              <w:bottom w:type="dxa" w:w="60"/>
+              <w:right w:type="dxa" w:w="100"/>
+            </w:tcMar>
+          </w:tcPr>
+          <w:p>
+            <w:pPr>
+              <w:jc w:val="center"/>
+            </w:pPr>
+            <w:r>
+              <w:t xml:space="preserve">✓</w:t>
+            </w:r>
+          </w:p>
+        </w:tc>
+        <w:tc>
+          <w:tcPr>
+            <w:tcW w:type="dxa" w:w="1240"/>
+            <w:tcBorders>
+              <w:top w:val="single" w:color="AAAAAA" w:sz="1"/>
+              <w:left w:val="single" w:color="AAAAAA" w:sz="1"/>
+              <w:bottom w:val="single" w:color="AAAAAA" w:sz="1"/>
+              <w:right w:val="single" w:color="AAAAAA" w:sz="1"/>
+            </w:tcBorders>
+            <w:shd w:fill="F2F7FB" w:val="clear"/>
+            <w:tcMar>
+              <w:top w:type="dxa" w:w="60"/>
+              <w:left w:type="dxa" w:w="100"/>
+              <w:bottom w:type="dxa" w:w="60"/>
+              <w:right w:type="dxa" w:w="100"/>
+            </w:tcMar>
+          </w:tcPr>
+          <w:p>
+            <w:pPr>
+              <w:jc w:val="center"/>
+            </w:pPr>
+            <w:r>
+              <w:t xml:space="preserve"/>
+            </w:r>
+          </w:p>
+        </w:tc>
+        <w:tc>
+          <w:tcPr>
+            <w:tcW w:type="dxa" w:w="2000"/>
+            <w:tcBorders>
+              <w:top w:val="single" w:color="AAAAAA" w:sz="1"/>
+              <w:left w:val="single" w:color="AAAAAA" w:sz="1"/>
+              <w:bottom w:val="single" w:color="AAAAAA" w:sz="1"/>
+              <w:right w:val="single" w:color="AAAAAA" w:sz="1"/>
+            </w:tcBorders>
+            <w:shd w:fill="F2F7FB" w:val="clear"/>
+            <w:tcMar>
+              <w:top w:type="dxa" w:w="60"/>
+              <w:left w:type="dxa" w:w="100"/>
+              <w:bottom w:type="dxa" w:w="60"/>
+              <w:right w:type="dxa" w:w="100"/>
+            </w:tcMar>
+          </w:tcPr>
+          <w:p>
+            <w:pPr>
+              <w:jc w:val="center"/>
+            </w:pPr>
+            <w:r>
+              <w:t xml:space="preserve">1</w:t>
             </w:r>
           </w:p>
         </w:tc>
@@ -14214,16 +15252,7 @@
           </w:tcPr>
           <w:p>
             <w:r>
-              <w:rPr>
-                <w:rFonts w:ascii="Arial" w:cs="Arial" w:eastAsia="Arial" w:hAnsi="Arial"/>
-                <w:b w:val="false"/>
-                <w:bCs w:val="false"/>
-                <w:i w:val="false"/>
-                <w:iCs w:val="false"/>
-                <w:sz w:val="20"/>
-                <w:szCs w:val="20"/>
-              </w:rPr>
-              <w:t xml:space="preserve">Client lifecycle field not yet defined.</w:t>
+              <w:t>CLOSED (v1.3): Resolved by Contact.prospectStatus (Contact Entity PRD v1.3) and Account.clientStatus (Account Entity PRD v1.2) added by CR-MARKETING Sub-Domain Overview v1.0. Client lifecycle is tracked as a marketing-funnel state on Contact and a client-relationship state on Account.</w:t>
             </w:r>
           </w:p>
         </w:tc>
@@ -14506,16 +15535,7 @@
           </w:tcPr>
           <w:p>
             <w:r>
-              <w:rPr>
-                <w:rFonts w:ascii="Arial" w:cs="Arial" w:eastAsia="Arial" w:hAnsi="Arial"/>
-                <w:b w:val="false"/>
-                <w:bCs w:val="false"/>
-                <w:i w:val="false"/>
-                <w:iCs w:val="false"/>
-                <w:sz w:val="20"/>
-                <w:szCs w:val="20"/>
-              </w:rPr>
-              <w:t xml:space="preserve">Account lifecycle fields not yet defined.</w:t>
+              <w:t>CLOSED (v1.3): Account lifecycle fields are now fully defined. partnerStatus (Account Entity PRD v1.0) covers Partner accounts, funderStatus covers Donor/Sponsor accounts, and clientStatus (Account Entity PRD v1.2, added by CR-MARKETING Sub-Domain Overview v1.0) covers Client accounts. All three Account types now have lifecycle fields.</w:t>
             </w:r>
           </w:p>
         </w:tc>

--- a/PRDs/CBM-Entity-Inventory.docx
+++ b/PRDs/CBM-Entity-Inventory.docx
@@ -300,7 +300,7 @@
           </w:tcPr>
           <w:p>
             <w:r>
-              <w:t>1.3</w:t>
+              <w:t>1.4</w:t>
             </w:r>
           </w:p>
         </w:tc>
@@ -421,7 +421,7 @@
           </w:tcPr>
           <w:p>
             <w:r>
-              <w:t>04-08-26 18:32</w:t>
+              <w:t>04-09-26 23:42</w:t>
             </w:r>
           </w:p>
         </w:tc>
@@ -555,7 +555,7 @@
         <w:spacing w:after="120"/>
       </w:pPr>
       <w:r>
-        <w:t xml:space="preserve">Total CRM Entities: 16 (2 native, 11 custom, 3 TBD)</w:t>
+        <w:t xml:space="preserve">Total CRM Entities: 17 (2 native, 12 custom, 3 TBD)</w:t>
       </w:r>
     </w:p>
     <w:p>
@@ -6577,6 +6577,162 @@
           <w:p>
             <w:r>
               <w:t xml:space="preserve">Campaign Engagement</w:t>
+            </w:r>
+          </w:p>
+        </w:tc>
+        <w:tc>
+          <w:tcPr>
+            <w:tcW w:type="dxa" w:w="900"/>
+            <w:tcBorders>
+              <w:top w:val="single" w:color="AAAAAA" w:sz="1"/>
+              <w:left w:val="single" w:color="AAAAAA" w:sz="1"/>
+              <w:bottom w:val="single" w:color="AAAAAA" w:sz="1"/>
+              <w:right w:val="single" w:color="AAAAAA" w:sz="1"/>
+            </w:tcBorders>
+            <w:tcMar>
+              <w:top w:type="dxa" w:w="60"/>
+              <w:left w:type="dxa" w:w="100"/>
+              <w:bottom w:type="dxa" w:w="60"/>
+              <w:right w:type="dxa" w:w="100"/>
+            </w:tcMar>
+          </w:tcPr>
+          <w:p>
+            <w:r>
+              <w:t xml:space="preserve">Custom</w:t>
+            </w:r>
+          </w:p>
+        </w:tc>
+        <w:tc>
+          <w:tcPr>
+            <w:tcW w:type="dxa" w:w="900"/>
+            <w:tcBorders>
+              <w:top w:val="single" w:color="AAAAAA" w:sz="1"/>
+              <w:left w:val="single" w:color="AAAAAA" w:sz="1"/>
+              <w:bottom w:val="single" w:color="AAAAAA" w:sz="1"/>
+              <w:right w:val="single" w:color="AAAAAA" w:sz="1"/>
+            </w:tcBorders>
+            <w:tcMar>
+              <w:top w:type="dxa" w:w="60"/>
+              <w:left w:type="dxa" w:w="100"/>
+              <w:bottom w:type="dxa" w:w="60"/>
+              <w:right w:type="dxa" w:w="100"/>
+            </w:tcMar>
+          </w:tcPr>
+          <w:p>
+            <w:r>
+              <w:t xml:space="preserve">Base</w:t>
+            </w:r>
+          </w:p>
+        </w:tc>
+        <w:tc>
+          <w:tcPr>
+            <w:tcW w:type="dxa" w:w="1200"/>
+            <w:tcBorders>
+              <w:top w:val="single" w:color="AAAAAA" w:sz="1"/>
+              <w:left w:val="single" w:color="AAAAAA" w:sz="1"/>
+              <w:bottom w:val="single" w:color="AAAAAA" w:sz="1"/>
+              <w:right w:val="single" w:color="AAAAAA" w:sz="1"/>
+            </w:tcBorders>
+            <w:tcMar>
+              <w:top w:type="dxa" w:w="60"/>
+              <w:left w:type="dxa" w:w="100"/>
+              <w:bottom w:type="dxa" w:w="60"/>
+              <w:right w:type="dxa" w:w="100"/>
+            </w:tcMar>
+          </w:tcPr>
+          <w:p>
+            <w:r>
+              <w:t xml:space="preserve">—</w:t>
+            </w:r>
+          </w:p>
+        </w:tc>
+        <w:tc>
+          <w:tcPr>
+            <w:tcW w:type="dxa" w:w="1300"/>
+            <w:tcBorders>
+              <w:top w:val="single" w:color="AAAAAA" w:sz="1"/>
+              <w:left w:val="single" w:color="AAAAAA" w:sz="1"/>
+              <w:bottom w:val="single" w:color="AAAAAA" w:sz="1"/>
+              <w:right w:val="single" w:color="AAAAAA" w:sz="1"/>
+            </w:tcBorders>
+            <w:tcMar>
+              <w:top w:type="dxa" w:w="60"/>
+              <w:left w:type="dxa" w:w="100"/>
+              <w:bottom w:type="dxa" w:w="60"/>
+              <w:right w:type="dxa" w:w="100"/>
+            </w:tcMar>
+          </w:tcPr>
+          <w:p>
+            <w:r>
+              <w:t xml:space="preserve">—</w:t>
+            </w:r>
+          </w:p>
+        </w:tc>
+        <w:tc>
+          <w:tcPr>
+            <w:tcW w:type="dxa" w:w="2160"/>
+            <w:tcBorders>
+              <w:top w:val="single" w:color="AAAAAA" w:sz="1"/>
+              <w:left w:val="single" w:color="AAAAAA" w:sz="1"/>
+              <w:bottom w:val="single" w:color="AAAAAA" w:sz="1"/>
+              <w:right w:val="single" w:color="AAAAAA" w:sz="1"/>
+            </w:tcBorders>
+            <w:tcMar>
+              <w:top w:type="dxa" w:w="60"/>
+              <w:left w:type="dxa" w:w="100"/>
+              <w:bottom w:type="dxa" w:w="60"/>
+              <w:right w:type="dxa" w:w="100"/>
+            </w:tcMar>
+          </w:tcPr>
+          <w:p>
+            <w:r>
+              <w:t xml:space="preserve">CR</w:t>
+            </w:r>
+          </w:p>
+        </w:tc>
+      </w:tr>
+      <w:tr>
+        <w:tc>
+          <w:tcPr>
+            <w:tcW w:type="dxa" w:w="1700"/>
+            <w:tcBorders>
+              <w:top w:val="single" w:color="AAAAAA" w:sz="1"/>
+              <w:left w:val="single" w:color="AAAAAA" w:sz="1"/>
+              <w:bottom w:val="single" w:color="AAAAAA" w:sz="1"/>
+              <w:right w:val="single" w:color="AAAAAA" w:sz="1"/>
+            </w:tcBorders>
+            <w:tcMar>
+              <w:top w:type="dxa" w:w="60"/>
+              <w:left w:type="dxa" w:w="100"/>
+              <w:bottom w:type="dxa" w:w="60"/>
+              <w:right w:type="dxa" w:w="100"/>
+            </w:tcMar>
+          </w:tcPr>
+          <w:p>
+            <w:r>
+              <w:t xml:space="preserve">Segment</w:t>
+            </w:r>
+          </w:p>
+        </w:tc>
+        <w:tc>
+          <w:tcPr>
+            <w:tcW w:type="dxa" w:w="1200"/>
+            <w:tcBorders>
+              <w:top w:val="single" w:color="AAAAAA" w:sz="1"/>
+              <w:left w:val="single" w:color="AAAAAA" w:sz="1"/>
+              <w:bottom w:val="single" w:color="AAAAAA" w:sz="1"/>
+              <w:right w:val="single" w:color="AAAAAA" w:sz="1"/>
+            </w:tcBorders>
+            <w:tcMar>
+              <w:top w:type="dxa" w:w="60"/>
+              <w:left w:type="dxa" w:w="100"/>
+              <w:bottom w:type="dxa" w:w="60"/>
+              <w:right w:type="dxa" w:w="100"/>
+            </w:tcMar>
+          </w:tcPr>
+          <w:p>
+            <w:r>
+              <w:t xml:space="preserve">Segment</w:t>
             </w:r>
           </w:p>
         </w:tc>
@@ -11297,6 +11453,61 @@
     </w:p>
     <w:p>
       <w:pPr>
+        <w:pStyle w:val="Heading2"/>
+        <w:spacing w:after="120" w:before="240"/>
+      </w:pPr>
+      <w:r>
+        <w:t xml:space="preserve">4.12 Segment</w:t>
+      </w:r>
+    </w:p>
+    <w:p>
+      <w:pPr>
+        <w:pStyle w:val="ListParagraph"/>
+        <w:numPr>
+          <w:ilvl w:val="0"/>
+          <w:numId w:val="2"/>
+        </w:numPr>
+        <w:spacing w:after="60"/>
+      </w:pPr>
+    </w:p>
+    <w:p>
+      <w:pPr>
+        <w:pStyle w:val="ListParagraph"/>
+        <w:numPr>
+          <w:ilvl w:val="0"/>
+          <w:numId w:val="2"/>
+        </w:numPr>
+        <w:spacing w:after="60"/>
+      </w:pPr>
+      <w:r>
+        <w:t xml:space="preserve">A contact list management entity used by CR-MARKETING-CONTACTS for building and maintaining audience segments and by CR-MARKETING-CAMPAIGNS as campaign send lists. Two types distinguished by an immutable segmentType enum field: Dynamic segments define membership via stored filter criteria evaluated at view/use time; Static segments maintain an explicit many-to-many relationship to Contact records. Owned exclusively by the CR-MARKETING sub-domain of the Client Recruiting domain. 8 custom fields: name (varchar, required), description (text, optional), segmentType (enum: Dynamic or Static, immutable after creation), filterCriteria (text, required for Dynamic), memberContactIds (many-to-many relationship to Contact, used for Static), owner (relationship to User, system-set at creation), createdAt (datetime, system), modifiedAt (datetime, system). 1 forward-reference relationship: Campaign-to-Segment usage link (to be defined by CR-MARKETING-CAMPAIGNS). Source: CR-MARKETING-CONTACTS v1.0 Section 8, DAT-044 through DAT-052.</w:t>
+      </w:r>
+    </w:p>
+    <w:p>
+      <w:pPr>
+        <w:pStyle w:val="ListParagraph"/>
+        <w:numPr>
+          <w:ilvl w:val="0"/>
+          <w:numId w:val="2"/>
+        </w:numPr>
+        <w:spacing w:after="60"/>
+      </w:pPr>
+      <w:r>
+        <w:t xml:space="preserve">Type Rationale: Base type chosen. Segments are metadata containers for audience selection — no calendar scheduling or event semantics needed. The two segment types (Dynamic and Static) are distinguished by an enum field, not by separate entities, because both types serve the same purpose (defining a list of Contacts for campaign targeting) and share the same core attributes.</w:t>
+      </w:r>
+    </w:p>
+    <w:p>
+      <w:pPr>
+        <w:pStyle w:val="ListParagraph"/>
+        <w:numPr>
+          <w:ilvl w:val="0"/>
+          <w:numId w:val="2"/>
+        </w:numPr>
+        <w:spacing w:after="60"/>
+      </w:pPr>
+    </w:p>
+    <w:p>
+      <w:pPr>
         <w:pStyle w:val="Heading1"/>
         <w:spacing w:after="120" w:before="360"/>
       </w:pPr>
@@ -14557,6 +14768,161 @@
           <w:p>
             <w:r>
               <w:t xml:space="preserve">Campaign Engagement</w:t>
+            </w:r>
+          </w:p>
+        </w:tc>
+        <w:tc>
+          <w:tcPr>
+            <w:tcW w:type="dxa" w:w="1240"/>
+            <w:tcBorders>
+              <w:top w:val="single" w:color="AAAAAA" w:sz="1"/>
+              <w:left w:val="single" w:color="AAAAAA" w:sz="1"/>
+              <w:bottom w:val="single" w:color="AAAAAA" w:sz="1"/>
+              <w:right w:val="single" w:color="AAAAAA" w:sz="1"/>
+            </w:tcBorders>
+            <w:shd w:fill="F2F7FB" w:val="clear"/>
+            <w:tcMar>
+              <w:top w:type="dxa" w:w="60"/>
+              <w:left w:type="dxa" w:w="100"/>
+              <w:bottom w:type="dxa" w:w="60"/>
+              <w:right w:type="dxa" w:w="100"/>
+            </w:tcMar>
+          </w:tcPr>
+          <w:p>
+            <w:pPr>
+              <w:jc w:val="center"/>
+            </w:pPr>
+            <w:r>
+              <w:t xml:space="preserve"/>
+            </w:r>
+          </w:p>
+        </w:tc>
+        <w:tc>
+          <w:tcPr>
+            <w:tcW w:type="dxa" w:w="1240"/>
+            <w:tcBorders>
+              <w:top w:val="single" w:color="AAAAAA" w:sz="1"/>
+              <w:left w:val="single" w:color="AAAAAA" w:sz="1"/>
+              <w:bottom w:val="single" w:color="AAAAAA" w:sz="1"/>
+              <w:right w:val="single" w:color="AAAAAA" w:sz="1"/>
+            </w:tcBorders>
+            <w:shd w:fill="F2F7FB" w:val="clear"/>
+            <w:tcMar>
+              <w:top w:type="dxa" w:w="60"/>
+              <w:left w:type="dxa" w:w="100"/>
+              <w:bottom w:type="dxa" w:w="60"/>
+              <w:right w:type="dxa" w:w="100"/>
+            </w:tcMar>
+          </w:tcPr>
+          <w:p>
+            <w:pPr>
+              <w:jc w:val="center"/>
+            </w:pPr>
+            <w:r>
+              <w:t xml:space="preserve"/>
+            </w:r>
+          </w:p>
+        </w:tc>
+        <w:tc>
+          <w:tcPr>
+            <w:tcW w:type="dxa" w:w="1240"/>
+            <w:tcBorders>
+              <w:top w:val="single" w:color="AAAAAA" w:sz="1"/>
+              <w:left w:val="single" w:color="AAAAAA" w:sz="1"/>
+              <w:bottom w:val="single" w:color="AAAAAA" w:sz="1"/>
+              <w:right w:val="single" w:color="AAAAAA" w:sz="1"/>
+            </w:tcBorders>
+            <w:shd w:fill="F2F7FB" w:val="clear"/>
+            <w:tcMar>
+              <w:top w:type="dxa" w:w="60"/>
+              <w:left w:type="dxa" w:w="100"/>
+              <w:bottom w:type="dxa" w:w="60"/>
+              <w:right w:type="dxa" w:w="100"/>
+            </w:tcMar>
+          </w:tcPr>
+          <w:p>
+            <w:pPr>
+              <w:jc w:val="center"/>
+            </w:pPr>
+            <w:r>
+              <w:t xml:space="preserve">✓</w:t>
+            </w:r>
+          </w:p>
+        </w:tc>
+        <w:tc>
+          <w:tcPr>
+            <w:tcW w:type="dxa" w:w="1240"/>
+            <w:tcBorders>
+              <w:top w:val="single" w:color="AAAAAA" w:sz="1"/>
+              <w:left w:val="single" w:color="AAAAAA" w:sz="1"/>
+              <w:bottom w:val="single" w:color="AAAAAA" w:sz="1"/>
+              <w:right w:val="single" w:color="AAAAAA" w:sz="1"/>
+            </w:tcBorders>
+            <w:shd w:fill="F2F7FB" w:val="clear"/>
+            <w:tcMar>
+              <w:top w:type="dxa" w:w="60"/>
+              <w:left w:type="dxa" w:w="100"/>
+              <w:bottom w:type="dxa" w:w="60"/>
+              <w:right w:type="dxa" w:w="100"/>
+            </w:tcMar>
+          </w:tcPr>
+          <w:p>
+            <w:pPr>
+              <w:jc w:val="center"/>
+            </w:pPr>
+            <w:r>
+              <w:t xml:space="preserve"/>
+            </w:r>
+          </w:p>
+        </w:tc>
+        <w:tc>
+          <w:tcPr>
+            <w:tcW w:type="dxa" w:w="2000"/>
+            <w:tcBorders>
+              <w:top w:val="single" w:color="AAAAAA" w:sz="1"/>
+              <w:left w:val="single" w:color="AAAAAA" w:sz="1"/>
+              <w:bottom w:val="single" w:color="AAAAAA" w:sz="1"/>
+              <w:right w:val="single" w:color="AAAAAA" w:sz="1"/>
+            </w:tcBorders>
+            <w:shd w:fill="F2F7FB" w:val="clear"/>
+            <w:tcMar>
+              <w:top w:type="dxa" w:w="60"/>
+              <w:left w:type="dxa" w:w="100"/>
+              <w:bottom w:type="dxa" w:w="60"/>
+              <w:right w:type="dxa" w:w="100"/>
+            </w:tcMar>
+          </w:tcPr>
+          <w:p>
+            <w:pPr>
+              <w:jc w:val="center"/>
+            </w:pPr>
+            <w:r>
+              <w:t xml:space="preserve">1</w:t>
+            </w:r>
+          </w:p>
+        </w:tc>
+      </w:tr>
+      <w:tr>
+        <w:tc>
+          <w:tcPr>
+            <w:tcW w:type="dxa" w:w="2400"/>
+            <w:tcBorders>
+              <w:top w:val="single" w:color="AAAAAA" w:sz="1"/>
+              <w:left w:val="single" w:color="AAAAAA" w:sz="1"/>
+              <w:bottom w:val="single" w:color="AAAAAA" w:sz="1"/>
+              <w:right w:val="single" w:color="AAAAAA" w:sz="1"/>
+            </w:tcBorders>
+            <w:shd w:fill="F2F7FB" w:val="clear"/>
+            <w:tcMar>
+              <w:top w:type="dxa" w:w="60"/>
+              <w:left w:type="dxa" w:w="100"/>
+              <w:bottom w:type="dxa" w:w="60"/>
+              <w:right w:type="dxa" w:w="100"/>
+            </w:tcMar>
+          </w:tcPr>
+          <w:p>
+            <w:r>
+              <w:t xml:space="preserve">Segment</w:t>
             </w:r>
           </w:p>
         </w:tc>

--- a/PRDs/CBM-Entity-Inventory.docx
+++ b/PRDs/CBM-Entity-Inventory.docx
@@ -300,7 +300,7 @@
           </w:tcPr>
           <w:p>
             <w:r>
-              <w:t>1.4</w:t>
+              <w:t>1.5</w:t>
             </w:r>
           </w:p>
         </w:tc>
@@ -421,7 +421,7 @@
           </w:tcPr>
           <w:p>
             <w:r>
-              <w:t>04-09-26 23:42</w:t>
+              <w:t>04-18-26 10:00</w:t>
             </w:r>
           </w:p>
         </w:tc>

--- a/PRDs/CBM-Entity-Inventory.docx
+++ b/PRDs/CBM-Entity-Inventory.docx
@@ -300,7 +300,7 @@
           </w:tcPr>
           <w:p>
             <w:r>
-              <w:t>1.5</w:t>
+              <w:t>1.6</w:t>
             </w:r>
           </w:p>
         </w:tc>
@@ -421,7 +421,7 @@
           </w:tcPr>
           <w:p>
             <w:r>
-              <w:t>04-18-26 10:00</w:t>
+              <w:t>05-01-26 06:00</w:t>
             </w:r>
           </w:p>
         </w:tc>
@@ -5091,225 +5091,6 @@
               <w:right w:val="single" w:color="AAAAAA" w:sz="1"/>
             </w:tcBorders>
             <w:shd w:fill="F2F7FB" w:val="clear"/>
-            <w:tcMar>
-              <w:top w:type="dxa" w:w="60"/>
-              <w:left w:type="dxa" w:w="100"/>
-              <w:bottom w:type="dxa" w:w="60"/>
-              <w:right w:type="dxa" w:w="100"/>
-            </w:tcMar>
-          </w:tcPr>
-          <w:p>
-            <w:r>
-              <w:rPr>
-                <w:rFonts w:ascii="Arial" w:cs="Arial" w:eastAsia="Arial" w:hAnsi="Arial"/>
-                <w:b w:val="false"/>
-                <w:bCs w:val="false"/>
-                <w:i w:val="false"/>
-                <w:iCs w:val="false"/>
-                <w:sz w:val="16"/>
-                <w:szCs w:val="16"/>
-              </w:rPr>
-              <w:t xml:space="preserve">FU</w:t>
-            </w:r>
-          </w:p>
-        </w:tc>
-      </w:tr>
-      <w:tr>
-        <w:tc>
-          <w:tcPr>
-            <w:tcW w:type="dxa" w:w="1700"/>
-            <w:tcBorders>
-              <w:top w:val="single" w:color="AAAAAA" w:sz="1"/>
-              <w:left w:val="single" w:color="AAAAAA" w:sz="1"/>
-              <w:bottom w:val="single" w:color="AAAAAA" w:sz="1"/>
-              <w:right w:val="single" w:color="AAAAAA" w:sz="1"/>
-            </w:tcBorders>
-            <w:tcMar>
-              <w:top w:type="dxa" w:w="60"/>
-              <w:left w:type="dxa" w:w="100"/>
-              <w:bottom w:type="dxa" w:w="60"/>
-              <w:right w:type="dxa" w:w="100"/>
-            </w:tcMar>
-          </w:tcPr>
-          <w:p>
-            <w:r>
-              <w:rPr>
-                <w:rFonts w:ascii="Arial" w:cs="Arial" w:eastAsia="Arial" w:hAnsi="Arial"/>
-                <w:b w:val="false"/>
-                <w:bCs w:val="false"/>
-                <w:i w:val="false"/>
-                <w:iCs w:val="false"/>
-                <w:sz w:val="16"/>
-                <w:szCs w:val="16"/>
-              </w:rPr>
-              <w:t xml:space="preserve">Pledge</w:t>
-            </w:r>
-          </w:p>
-        </w:tc>
-        <w:tc>
-          <w:tcPr>
-            <w:tcW w:type="dxa" w:w="1200"/>
-            <w:tcBorders>
-              <w:top w:val="single" w:color="AAAAAA" w:sz="1"/>
-              <w:left w:val="single" w:color="AAAAAA" w:sz="1"/>
-              <w:bottom w:val="single" w:color="AAAAAA" w:sz="1"/>
-              <w:right w:val="single" w:color="AAAAAA" w:sz="1"/>
-            </w:tcBorders>
-            <w:tcMar>
-              <w:top w:type="dxa" w:w="60"/>
-              <w:left w:type="dxa" w:w="100"/>
-              <w:bottom w:type="dxa" w:w="60"/>
-              <w:right w:type="dxa" w:w="100"/>
-            </w:tcMar>
-          </w:tcPr>
-          <w:p>
-            <w:r>
-              <w:rPr>
-                <w:rFonts w:ascii="Arial" w:cs="Arial" w:eastAsia="Arial" w:hAnsi="Arial"/>
-                <w:b w:val="false"/>
-                <w:bCs w:val="false"/>
-                <w:i w:val="false"/>
-                <w:iCs w:val="false"/>
-                <w:sz w:val="16"/>
-                <w:szCs w:val="16"/>
-              </w:rPr>
-              <w:t xml:space="preserve">Contribution</w:t>
-            </w:r>
-          </w:p>
-        </w:tc>
-        <w:tc>
-          <w:tcPr>
-            <w:tcW w:type="dxa" w:w="900"/>
-            <w:tcBorders>
-              <w:top w:val="single" w:color="AAAAAA" w:sz="1"/>
-              <w:left w:val="single" w:color="AAAAAA" w:sz="1"/>
-              <w:bottom w:val="single" w:color="AAAAAA" w:sz="1"/>
-              <w:right w:val="single" w:color="AAAAAA" w:sz="1"/>
-            </w:tcBorders>
-            <w:tcMar>
-              <w:top w:type="dxa" w:w="60"/>
-              <w:left w:type="dxa" w:w="100"/>
-              <w:bottom w:type="dxa" w:w="60"/>
-              <w:right w:type="dxa" w:w="100"/>
-            </w:tcMar>
-          </w:tcPr>
-          <w:p>
-            <w:r>
-              <w:rPr>
-                <w:rFonts w:ascii="Arial" w:cs="Arial" w:eastAsia="Arial" w:hAnsi="Arial"/>
-                <w:b w:val="false"/>
-                <w:bCs w:val="false"/>
-                <w:i w:val="false"/>
-                <w:iCs w:val="false"/>
-                <w:sz w:val="16"/>
-                <w:szCs w:val="16"/>
-              </w:rPr>
-              <w:t xml:space="preserve">Custom</w:t>
-            </w:r>
-          </w:p>
-        </w:tc>
-        <w:tc>
-          <w:tcPr>
-            <w:tcW w:type="dxa" w:w="900"/>
-            <w:tcBorders>
-              <w:top w:val="single" w:color="AAAAAA" w:sz="1"/>
-              <w:left w:val="single" w:color="AAAAAA" w:sz="1"/>
-              <w:bottom w:val="single" w:color="AAAAAA" w:sz="1"/>
-              <w:right w:val="single" w:color="AAAAAA" w:sz="1"/>
-            </w:tcBorders>
-            <w:tcMar>
-              <w:top w:type="dxa" w:w="60"/>
-              <w:left w:type="dxa" w:w="100"/>
-              <w:bottom w:type="dxa" w:w="60"/>
-              <w:right w:type="dxa" w:w="100"/>
-            </w:tcMar>
-          </w:tcPr>
-          <w:p>
-            <w:r>
-              <w:rPr>
-                <w:rFonts w:ascii="Arial" w:cs="Arial" w:eastAsia="Arial" w:hAnsi="Arial"/>
-                <w:b w:val="false"/>
-                <w:bCs w:val="false"/>
-                <w:i w:val="false"/>
-                <w:iCs w:val="false"/>
-                <w:sz w:val="16"/>
-                <w:szCs w:val="16"/>
-              </w:rPr>
-              <w:t xml:space="preserve">Base</w:t>
-            </w:r>
-          </w:p>
-        </w:tc>
-        <w:tc>
-          <w:tcPr>
-            <w:tcW w:type="dxa" w:w="1200"/>
-            <w:tcBorders>
-              <w:top w:val="single" w:color="AAAAAA" w:sz="1"/>
-              <w:left w:val="single" w:color="AAAAAA" w:sz="1"/>
-              <w:bottom w:val="single" w:color="AAAAAA" w:sz="1"/>
-              <w:right w:val="single" w:color="AAAAAA" w:sz="1"/>
-            </w:tcBorders>
-            <w:tcMar>
-              <w:top w:type="dxa" w:w="60"/>
-              <w:left w:type="dxa" w:w="100"/>
-              <w:bottom w:type="dxa" w:w="60"/>
-              <w:right w:type="dxa" w:w="100"/>
-            </w:tcMar>
-          </w:tcPr>
-          <w:p>
-            <w:r>
-              <w:rPr>
-                <w:rFonts w:ascii="Arial" w:cs="Arial" w:eastAsia="Arial" w:hAnsi="Arial"/>
-                <w:b w:val="false"/>
-                <w:bCs w:val="false"/>
-                <w:i w:val="false"/>
-                <w:iCs w:val="false"/>
-                <w:sz w:val="16"/>
-                <w:szCs w:val="16"/>
-              </w:rPr>
-              <w:t xml:space="preserve">contributionType</w:t>
-            </w:r>
-          </w:p>
-        </w:tc>
-        <w:tc>
-          <w:tcPr>
-            <w:tcW w:type="dxa" w:w="1300"/>
-            <w:tcBorders>
-              <w:top w:val="single" w:color="AAAAAA" w:sz="1"/>
-              <w:left w:val="single" w:color="AAAAAA" w:sz="1"/>
-              <w:bottom w:val="single" w:color="AAAAAA" w:sz="1"/>
-              <w:right w:val="single" w:color="AAAAAA" w:sz="1"/>
-            </w:tcBorders>
-            <w:tcMar>
-              <w:top w:type="dxa" w:w="60"/>
-              <w:left w:type="dxa" w:w="100"/>
-              <w:bottom w:type="dxa" w:w="60"/>
-              <w:right w:type="dxa" w:w="100"/>
-            </w:tcMar>
-          </w:tcPr>
-          <w:p>
-            <w:r>
-              <w:rPr>
-                <w:rFonts w:ascii="Arial" w:cs="Arial" w:eastAsia="Arial" w:hAnsi="Arial"/>
-                <w:b w:val="false"/>
-                <w:bCs w:val="false"/>
-                <w:i w:val="false"/>
-                <w:iCs w:val="false"/>
-                <w:sz w:val="16"/>
-                <w:szCs w:val="16"/>
-              </w:rPr>
-              <w:t xml:space="preserve">Pledge</w:t>
-            </w:r>
-          </w:p>
-        </w:tc>
-        <w:tc>
-          <w:tcPr>
-            <w:tcW w:type="dxa" w:w="2160"/>
-            <w:tcBorders>
-              <w:top w:val="single" w:color="AAAAAA" w:sz="1"/>
-              <w:left w:val="single" w:color="AAAAAA" w:sz="1"/>
-              <w:bottom w:val="single" w:color="AAAAAA" w:sz="1"/>
-              <w:right w:val="single" w:color="AAAAAA" w:sz="1"/>
-            </w:tcBorders>
             <w:tcMar>
               <w:top w:type="dxa" w:w="60"/>
               <w:left w:type="dxa" w:w="100"/>
@@ -7567,7 +7348,7 @@
           <w:sz w:val="22"/>
           <w:szCs w:val="22"/>
         </w:rPr>
-        <w:t xml:space="preserve">Donation, Sponsorship, Grant, Pledge</w:t>
+        <w:t xml:space="preserve">Donation, Sponsorship, Grant</w:t>
       </w:r>
     </w:p>
     <w:p>
@@ -7596,7 +7377,7 @@
           <w:sz w:val="22"/>
           <w:szCs w:val="22"/>
         </w:rPr>
-        <w:t xml:space="preserve">A contribution record is exactly one type. Unlike Contact and Account where an entity can hold multiple roles, a single funding transaction is a Donation, Sponsorship, Grant, or Pledge — not a combination.</w:t>
+        <w:t xml:space="preserve">A contribution record is exactly one type. Unlike Contact and Account where an entity can hold multiple roles, a single funding transaction is a Donation, Sponsorship, or Grant — not a combination.</w:t>
       </w:r>
     </w:p>
     <w:p>
@@ -7713,28 +7494,6 @@
     </w:p>
     <w:p>
       <w:pPr>
-        <w:pStyle w:val="ListParagraph"/>
-        <w:numPr>
-          <w:ilvl w:val="0"/>
-          <w:numId w:val="2"/>
-        </w:numPr>
-        <w:spacing w:after="60"/>
-      </w:pPr>
-      <w:r>
-        <w:rPr>
-          <w:rFonts w:ascii="Arial" w:cs="Arial" w:eastAsia="Arial" w:hAnsi="Arial"/>
-          <w:b w:val="false"/>
-          <w:bCs w:val="false"/>
-          <w:i w:val="false"/>
-          <w:iCs w:val="false"/>
-          <w:sz w:val="22"/>
-          <w:szCs w:val="22"/>
-        </w:rPr>
-        <w:t xml:space="preserve">Pledge — pledge records with fulfillment tracking</w:t>
-      </w:r>
-    </w:p>
-    <w:p>
-      <w:pPr>
         <w:spacing w:after="120"/>
       </w:pPr>
       <w:r>
@@ -7759,7 +7518,36 @@
           <w:sz w:val="22"/>
           <w:szCs w:val="22"/>
         </w:rPr>
-        <w:t xml:space="preserve">Grant has fields not shared by other types (application status, reporting requirements, renewal dates). Pledge has fulfillment tracking fields. Sponsorship has associated program/event fields. These will be controlled by dynamic logic visibility rules based on contributionType. Full field definitions deferred to Entity PRD and FU domain process documents.</w:t>
+        <w:t xml:space="preserve">Grant has fields not shared by other types (application status, reporting requirements, renewal dates). Sponsorship has associated program/event fields. These will be controlled by dynamic logic visibility rules based on contributionType. Full field definitions deferred to Entity PRD and FU domain process documents.</w:t>
+      </w:r>
+    </w:p>
+    <w:p>
+      <w:pPr>
+        <w:spacing w:after="120"/>
+      </w:pPr>
+      <w:r>
+        <w:rPr>
+          <w:rFonts w:ascii="Arial" w:cs="Arial" w:eastAsia="Arial" w:hAnsi="Arial"/>
+          <w:b/>
+          <w:bCs/>
+          <w:i w:val="false"/>
+          <w:iCs w:val="false"/>
+          <w:sz w:val="22"/>
+          <w:szCs w:val="22"/>
+        </w:rPr>
+        <w:t xml:space="preserve">Note on Pledged Contributions:</w:t>
+      </w:r>
+      <w:r>
+        <w:rPr>
+          <w:rFonts w:ascii="Arial" w:cs="Arial" w:eastAsia="Arial" w:hAnsi="Arial"/>
+          <w:b w:val="false"/>
+          <w:bCs w:val="false"/>
+          <w:i w:val="false"/>
+          <w:iCs w:val="false"/>
+          <w:sz w:val="22"/>
+          <w:szCs w:val="22"/>
+        </w:rPr>
+        <w:t xml:space="preserve"> A Pledged commitment is a Contribution whose status field equals Pledged. The Contribution.status enum includes six values (Applied, Pledged, Committed, Received, Unsuccessful, Cancelled) per FU-RECORD v1.2 Section 8.3 (FU-RECORD-DAT-022). Pledge is therefore a stage in the contribution lifecycle, not a separate type alongside Donation, Sponsorship, and Grant.</w:t>
       </w:r>
     </w:p>
     <w:p>
@@ -10825,7 +10613,7 @@
           <w:sz w:val="22"/>
           <w:szCs w:val="22"/>
         </w:rPr>
-        <w:t xml:space="preserve">Consolidated funding record for all contribution types: donations, sponsorships, grants, and pledges. Uses a contributionType enum discriminator with type-specific fields controlled by dynamic logic. Shared fields include amount, date, donor/sponsor link, campaign link, and payment method.</w:t>
+        <w:t xml:space="preserve">Consolidated funding record for all contribution types: donations, sponsorships, and grants. Uses a contributionType enum discriminator with type-specific fields controlled by dynamic logic. Shared fields include amount, date, donor/sponsor link, campaign link, and payment method.</w:t>
       </w:r>
     </w:p>
     <w:p>
@@ -10854,7 +10642,7 @@
           <w:sz w:val="22"/>
           <w:szCs w:val="22"/>
         </w:rPr>
-        <w:t xml:space="preserve">Base type chosen. While grants and pledges have date-related fields, the primary identity is a financial transaction record, not a calendar event.</w:t>
+        <w:t xml:space="preserve">Base type chosen. While grants have date-related fields, the primary identity is a financial transaction record, not a calendar event.</w:t>
       </w:r>
     </w:p>
     <w:p>
@@ -16317,6 +16105,320 @@
         <w:t xml:space="preserve">For the first Entity PRD conversation, upload the Master PRD and this Entity Inventory document.</w:t>
       </w:r>
     </w:p>
+    <w:p>
+      <w:r>
+        <w:br w:type="page"/>
+      </w:r>
+    </w:p>
+    <w:p>
+      <w:pPr>
+        <w:pStyle w:val="Heading1"/>
+        <w:spacing w:after="120" w:before="360"/>
+      </w:pPr>
+      <w:r>
+        <w:rPr>
+          <w:rFonts w:ascii="Arial" w:cs="Arial" w:eastAsia="Arial" w:hAnsi="Arial"/>
+          <w:b/>
+          <w:bCs/>
+          <w:i w:val="false"/>
+          <w:iCs w:val="false"/>
+          <w:color w:val="1F3864"/>
+          <w:sz w:val="32"/>
+          <w:szCs w:val="32"/>
+        </w:rPr>
+        <w:t xml:space="preserve">8. Change Log</w:t>
+      </w:r>
+    </w:p>
+    <w:p>
+      <w:pPr>
+        <w:spacing w:after="120"/>
+      </w:pPr>
+      <w:r>
+        <w:rPr>
+          <w:rFonts w:ascii="Arial" w:cs="Arial" w:eastAsia="Arial" w:hAnsi="Arial"/>
+          <w:b w:val="false"/>
+          <w:bCs w:val="false"/>
+          <w:i w:val="false"/>
+          <w:iCs w:val="false"/>
+          <w:sz w:val="22"/>
+          <w:szCs w:val="22"/>
+        </w:rPr>
+        <w:t xml:space="preserve">Revision history for this document. The Last Updated value in the metadata header reflects the most recent change.</w:t>
+      </w:r>
+    </w:p>
+    <w:tbl>
+      <w:tblPr>
+        <w:tblW w:type="dxa" w:w="9360"/>
+        <w:tblLayout w:type="fixed"/>
+      </w:tblPr>
+      <w:tblGrid>
+        <w:gridCol w:w="1400"/>
+        <w:gridCol w:w="2000"/>
+        <w:gridCol w:w="5960"/>
+      </w:tblGrid>
+      <w:tr>
+        <w:tc>
+          <w:tcPr>
+            <w:tcW w:type="dxa" w:w="1400"/>
+            <w:tcBorders>
+              <w:top w:val="single" w:color="999999" w:sz="4"/>
+              <w:left w:val="single" w:color="999999" w:sz="4"/>
+              <w:bottom w:val="single" w:color="999999" w:sz="4"/>
+              <w:right w:val="single" w:color="999999" w:sz="4"/>
+            </w:tcBorders>
+            <w:shd w:fill="E7E6E6" w:val="clear"/>
+            <w:tcMar>
+              <w:top w:type="dxa" w:w="80"/>
+              <w:left w:type="dxa" w:w="120"/>
+              <w:bottom w:type="dxa" w:w="80"/>
+              <w:right w:type="dxa" w:w="120"/>
+            </w:tcMar>
+          </w:tcPr>
+          <w:p>
+            <w:r>
+              <w:rPr>
+                <w:rFonts w:ascii="Arial" w:cs="Arial" w:eastAsia="Arial" w:hAnsi="Arial"/>
+                <w:b/>
+                <w:bCs/>
+                <w:sz w:val="22"/>
+                <w:szCs w:val="22"/>
+              </w:rPr>
+              <w:t xml:space="preserve">Version</w:t>
+            </w:r>
+          </w:p>
+        </w:tc>
+        <w:tc>
+          <w:tcPr>
+            <w:tcW w:type="dxa" w:w="2000"/>
+            <w:tcBorders>
+              <w:top w:val="single" w:color="999999" w:sz="4"/>
+              <w:left w:val="single" w:color="999999" w:sz="4"/>
+              <w:bottom w:val="single" w:color="999999" w:sz="4"/>
+              <w:right w:val="single" w:color="999999" w:sz="4"/>
+            </w:tcBorders>
+            <w:shd w:fill="E7E6E6" w:val="clear"/>
+            <w:tcMar>
+              <w:top w:type="dxa" w:w="80"/>
+              <w:left w:type="dxa" w:w="120"/>
+              <w:bottom w:type="dxa" w:w="80"/>
+              <w:right w:type="dxa" w:w="120"/>
+            </w:tcMar>
+          </w:tcPr>
+          <w:p>
+            <w:r>
+              <w:rPr>
+                <w:rFonts w:ascii="Arial" w:cs="Arial" w:eastAsia="Arial" w:hAnsi="Arial"/>
+                <w:b/>
+                <w:bCs/>
+                <w:sz w:val="22"/>
+                <w:szCs w:val="22"/>
+              </w:rPr>
+              <w:t xml:space="preserve">Date</w:t>
+            </w:r>
+          </w:p>
+        </w:tc>
+        <w:tc>
+          <w:tcPr>
+            <w:tcW w:type="dxa" w:w="5960"/>
+            <w:tcBorders>
+              <w:top w:val="single" w:color="999999" w:sz="4"/>
+              <w:left w:val="single" w:color="999999" w:sz="4"/>
+              <w:bottom w:val="single" w:color="999999" w:sz="4"/>
+              <w:right w:val="single" w:color="999999" w:sz="4"/>
+            </w:tcBorders>
+            <w:shd w:fill="E7E6E6" w:val="clear"/>
+            <w:tcMar>
+              <w:top w:type="dxa" w:w="80"/>
+              <w:left w:type="dxa" w:w="120"/>
+              <w:bottom w:type="dxa" w:w="80"/>
+              <w:right w:type="dxa" w:w="120"/>
+            </w:tcMar>
+          </w:tcPr>
+          <w:p>
+            <w:r>
+              <w:rPr>
+                <w:rFonts w:ascii="Arial" w:cs="Arial" w:eastAsia="Arial" w:hAnsi="Arial"/>
+                <w:b/>
+                <w:bCs/>
+                <w:sz w:val="22"/>
+                <w:szCs w:val="22"/>
+              </w:rPr>
+              <w:t xml:space="preserve">Changes</w:t>
+            </w:r>
+          </w:p>
+        </w:tc>
+      </w:tr>
+      <w:tr>
+        <w:tc>
+          <w:tcPr>
+            <w:tcW w:type="dxa" w:w="1400"/>
+            <w:tcBorders>
+              <w:top w:val="single" w:color="999999" w:sz="4"/>
+              <w:left w:val="single" w:color="999999" w:sz="4"/>
+              <w:bottom w:val="single" w:color="999999" w:sz="4"/>
+              <w:right w:val="single" w:color="999999" w:sz="4"/>
+            </w:tcBorders>
+            <w:tcMar>
+              <w:top w:type="dxa" w:w="80"/>
+              <w:left w:type="dxa" w:w="120"/>
+              <w:bottom w:type="dxa" w:w="80"/>
+              <w:right w:type="dxa" w:w="120"/>
+            </w:tcMar>
+          </w:tcPr>
+          <w:p>
+            <w:r>
+              <w:rPr>
+                <w:rFonts w:ascii="Arial" w:cs="Arial" w:eastAsia="Arial" w:hAnsi="Arial"/>
+                <w:b/>
+                <w:bCs/>
+                <w:sz w:val="22"/>
+                <w:szCs w:val="22"/>
+              </w:rPr>
+              <w:t xml:space="preserve">1.6</w:t>
+            </w:r>
+          </w:p>
+        </w:tc>
+        <w:tc>
+          <w:tcPr>
+            <w:tcW w:type="dxa" w:w="2000"/>
+            <w:tcBorders>
+              <w:top w:val="single" w:color="999999" w:sz="4"/>
+              <w:left w:val="single" w:color="999999" w:sz="4"/>
+              <w:bottom w:val="single" w:color="999999" w:sz="4"/>
+              <w:right w:val="single" w:color="999999" w:sz="4"/>
+            </w:tcBorders>
+            <w:tcMar>
+              <w:top w:type="dxa" w:w="80"/>
+              <w:left w:type="dxa" w:w="120"/>
+              <w:bottom w:type="dxa" w:w="80"/>
+              <w:right w:type="dxa" w:w="120"/>
+            </w:tcMar>
+          </w:tcPr>
+          <w:p>
+            <w:r>
+              <w:rPr>
+                <w:rFonts w:ascii="Arial" w:cs="Arial" w:eastAsia="Arial" w:hAnsi="Arial"/>
+                <w:sz w:val="22"/>
+                <w:szCs w:val="22"/>
+              </w:rPr>
+              <w:t xml:space="preserve">05-01-26 06:00</w:t>
+            </w:r>
+          </w:p>
+        </w:tc>
+        <w:tc>
+          <w:tcPr>
+            <w:tcW w:type="dxa" w:w="5960"/>
+            <w:tcBorders>
+              <w:top w:val="single" w:color="999999" w:sz="4"/>
+              <w:left w:val="single" w:color="999999" w:sz="4"/>
+              <w:bottom w:val="single" w:color="999999" w:sz="4"/>
+              <w:right w:val="single" w:color="999999" w:sz="4"/>
+            </w:tcBorders>
+            <w:tcMar>
+              <w:top w:type="dxa" w:w="80"/>
+              <w:left w:type="dxa" w:w="120"/>
+              <w:bottom w:type="dxa" w:w="80"/>
+              <w:right w:type="dxa" w:w="120"/>
+            </w:tcMar>
+          </w:tcPr>
+          <w:p>
+            <w:r>
+              <w:rPr>
+                <w:rFonts w:ascii="Arial" w:cs="Arial" w:eastAsia="Arial" w:hAnsi="Arial"/>
+                <w:sz w:val="22"/>
+                <w:szCs w:val="22"/>
+              </w:rPr>
+              <w:t xml:space="preserve">Carry-forward executed propagating Contribution.contributionType three-value enum alignment per crmbuilder/PRDs/process/interviews/guide-carry-forward-updates.md v1.1 two-gate pattern. Source: FU Domain PRD v1.0 reconciliation decision FU-RECON-DEC-002 (approved 05-01-26). Pledge removed as a contributionType value because Pledged is a status of Contribution.status (one of six values: Applied, Pledged, Committed, Received, Unsuccessful, Cancelled), not a type. Section 3 Domain-to-Entity Mapping table loses the Pledge row; Section 3 Contribution discriminator detail rewrites the value list from four values to three values, drops the Pledge bullet from Business Concepts Mapped, drops the Pledge sentence from Type-Specific Fields, and adds a clarifying note explaining that Pledged is modeled as a Contribution.status value rather than a contributionType discriminator value; Section 4.7 Contribution narrative drops “and pledges” from the consolidated funding record description and from the Type Rationale. Change Log section added (document previously lacked one). No requirement IDs renumbered, no other field IDs changed. Carry-forward request committed at PRDs/FU/carry-forward/SESSION-PROMPT-carry-forward-entity-inventory-contributiontype-three-value-alignment.md is retained as the source-of-record for the decision. Closes FU-RECON-ISS-002.</w:t>
+            </w:r>
+          </w:p>
+        </w:tc>
+      </w:tr>
+      <w:tr>
+        <w:tc>
+          <w:tcPr>
+            <w:tcW w:type="dxa" w:w="1400"/>
+            <w:tcBorders>
+              <w:top w:val="single" w:color="999999" w:sz="4"/>
+              <w:left w:val="single" w:color="999999" w:sz="4"/>
+              <w:bottom w:val="single" w:color="999999" w:sz="4"/>
+              <w:right w:val="single" w:color="999999" w:sz="4"/>
+            </w:tcBorders>
+            <w:tcMar>
+              <w:top w:type="dxa" w:w="80"/>
+              <w:left w:type="dxa" w:w="120"/>
+              <w:bottom w:type="dxa" w:w="80"/>
+              <w:right w:type="dxa" w:w="120"/>
+            </w:tcMar>
+          </w:tcPr>
+          <w:p>
+            <w:r>
+              <w:rPr>
+                <w:rFonts w:ascii="Arial" w:cs="Arial" w:eastAsia="Arial" w:hAnsi="Arial"/>
+                <w:b/>
+                <w:bCs/>
+                <w:sz w:val="22"/>
+                <w:szCs w:val="22"/>
+              </w:rPr>
+              <w:t xml:space="preserve">1.5</w:t>
+            </w:r>
+          </w:p>
+        </w:tc>
+        <w:tc>
+          <w:tcPr>
+            <w:tcW w:type="dxa" w:w="2000"/>
+            <w:tcBorders>
+              <w:top w:val="single" w:color="999999" w:sz="4"/>
+              <w:left w:val="single" w:color="999999" w:sz="4"/>
+              <w:bottom w:val="single" w:color="999999" w:sz="4"/>
+              <w:right w:val="single" w:color="999999" w:sz="4"/>
+            </w:tcBorders>
+            <w:tcMar>
+              <w:top w:type="dxa" w:w="80"/>
+              <w:left w:type="dxa" w:w="120"/>
+              <w:bottom w:type="dxa" w:w="80"/>
+              <w:right w:type="dxa" w:w="120"/>
+            </w:tcMar>
+          </w:tcPr>
+          <w:p>
+            <w:r>
+              <w:rPr>
+                <w:rFonts w:ascii="Arial" w:cs="Arial" w:eastAsia="Arial" w:hAnsi="Arial"/>
+                <w:sz w:val="22"/>
+                <w:szCs w:val="22"/>
+              </w:rPr>
+              <w:t xml:space="preserve">04-18-26 10:00</w:t>
+            </w:r>
+          </w:p>
+        </w:tc>
+        <w:tc>
+          <w:tcPr>
+            <w:tcW w:type="dxa" w:w="5960"/>
+            <w:tcBorders>
+              <w:top w:val="single" w:color="999999" w:sz="4"/>
+              <w:left w:val="single" w:color="999999" w:sz="4"/>
+              <w:bottom w:val="single" w:color="999999" w:sz="4"/>
+              <w:right w:val="single" w:color="999999" w:sz="4"/>
+            </w:tcBorders>
+            <w:tcMar>
+              <w:top w:type="dxa" w:w="80"/>
+              <w:left w:type="dxa" w:w="120"/>
+              <w:bottom w:type="dxa" w:w="80"/>
+              <w:right w:type="dxa" w:w="120"/>
+            </w:tcMar>
+          </w:tcPr>
+          <w:p>
+            <w:r>
+              <w:rPr>
+                <w:rFonts w:ascii="Arial" w:cs="Arial" w:eastAsia="Arial" w:hAnsi="Arial"/>
+                <w:sz w:val="22"/>
+                <w:szCs w:val="22"/>
+              </w:rPr>
+              <w:t xml:space="preserve">Baseline at the time the Change Log section was added. Document had been maintained through prior versions without an in-document Change Log; commit history serves as the prior revision record. v1.5 reflects the state following CR Phase 2b Entity PRDs completion (committed 04-18-26).</w:t>
+            </w:r>
+          </w:p>
+        </w:tc>
+      </w:tr>
+    </w:tbl>
     <w:sectPr>
       <w:headerReference w:type="default" r:id="rId7"/>
       <w:footerReference w:type="default" r:id="rId8"/>
